--- a/docs/deep-dive-manuel-mecanicien.docx
+++ b/docs/deep-dive-manuel-mecanicien.docx
@@ -2,7 +2,7 @@
 <file path=word/document.xml><?xml version="1.0" encoding="utf-8"?>
 <w:document xmlns:w="http://schemas.openxmlformats.org/wordprocessingml/2006/main" xmlns:m="http://schemas.openxmlformats.org/officeDocument/2006/math" xmlns:r="http://schemas.openxmlformats.org/officeDocument/2006/relationships" xmlns:o="urn:schemas-microsoft-com:office:office" xmlns:v="urn:schemas-microsoft-com:vml" xmlns:w10="urn:schemas-microsoft-com:office:word" xmlns:a="http://schemas.openxmlformats.org/drawingml/2006/main" xmlns:pic="http://schemas.openxmlformats.org/drawingml/2006/picture" xmlns:wp="http://schemas.openxmlformats.org/drawingml/2006/wordprocessingDrawing">
   <w:body>
-    <w:bookmarkStart w:id="125" w:name="manuel-dutilisation--mécanicien-pièces"/>
+    <w:bookmarkStart w:id="114" w:name="manuel-dutilisation--mécanicien-pièces"/>
     <w:p>
       <w:pPr>
         <w:pStyle w:val="Heading1"/>
@@ -84,7 +84,7 @@
         </w:pict>
       </w:r>
     </w:p>
-    <w:bookmarkStart w:id="20" w:name="table-des-matières"/>
+    <w:bookmarkStart w:id="9" w:name="table-des-matières"/>
     <w:p>
       <w:pPr>
         <w:pStyle w:val="Heading2"/>
@@ -440,8 +440,8 @@
         </w:pict>
       </w:r>
     </w:p>
-    <w:bookmarkEnd w:id="20"/>
-    <w:bookmarkStart w:id="24" w:name="Xfcc00fc1d37f94df108041d709986dc2b69be95"/>
+    <w:bookmarkEnd w:id="9"/>
+    <w:bookmarkStart w:id="13" w:name="Xfcc00fc1d37f94df108041d709986dc2b69be95"/>
     <w:p>
       <w:pPr>
         <w:pStyle w:val="Heading2"/>
@@ -450,7 +450,7 @@
         <w:t xml:space="preserve">1. Accès et connexion</w:t>
       </w:r>
     </w:p>
-    <w:bookmarkStart w:id="21" w:name="votre-rôle-sur-pièces"/>
+    <w:bookmarkStart w:id="10" w:name="votre-rôle-sur-pièces"/>
     <w:p>
       <w:pPr>
         <w:pStyle w:val="Heading3"/>
@@ -552,8 +552,8 @@
         <w:t xml:space="preserve">par défaut.</w:t>
       </w:r>
     </w:p>
-    <w:bookmarkEnd w:id="21"/>
-    <w:bookmarkStart w:id="22" w:name="comment-se-connecter"/>
+    <w:bookmarkEnd w:id="10"/>
+    <w:bookmarkStart w:id="11" w:name="comment-se-connecter"/>
     <w:p>
       <w:pPr>
         <w:pStyle w:val="Heading3"/>
@@ -800,8 +800,8 @@
         <w:t xml:space="preserve">apparaît après 60 secondes</w:t>
       </w:r>
     </w:p>
-    <w:bookmarkEnd w:id="22"/>
-    <w:bookmarkStart w:id="23" w:name="sécurité"/>
+    <w:bookmarkEnd w:id="11"/>
+    <w:bookmarkStart w:id="12" w:name="sécurité"/>
     <w:p>
       <w:pPr>
         <w:pStyle w:val="Heading3"/>
@@ -863,9 +863,9 @@
         </w:pict>
       </w:r>
     </w:p>
-    <w:bookmarkEnd w:id="23"/>
-    <w:bookmarkEnd w:id="24"/>
-    <w:bookmarkStart w:id="27" w:name="Xa22c2be2b210bf449281c4f1cc96703fbc71567"/>
+    <w:bookmarkEnd w:id="12"/>
+    <w:bookmarkEnd w:id="13"/>
+    <w:bookmarkStart w:id="16" w:name="Xa22c2be2b210bf449281c4f1cc96703fbc71567"/>
     <w:p>
       <w:pPr>
         <w:pStyle w:val="Heading2"/>
@@ -895,7 +895,7 @@
         <w:t xml:space="preserve">, un écran de consentement bloque l'accès à l'application.</w:t>
       </w:r>
     </w:p>
-    <w:bookmarkStart w:id="25" w:name="ce-qui-est-affiché"/>
+    <w:bookmarkStart w:id="14" w:name="ce-qui-est-affiché"/>
     <w:p>
       <w:pPr>
         <w:pStyle w:val="Heading3"/>
@@ -992,8 +992,8 @@
         <w:t xml:space="preserve">Vos droits : consulter vos données et demander leur suppression à tout moment</w:t>
       </w:r>
     </w:p>
-    <w:bookmarkEnd w:id="25"/>
-    <w:bookmarkStart w:id="26" w:name="action-requise"/>
+    <w:bookmarkEnd w:id="14"/>
+    <w:bookmarkStart w:id="15" w:name="action-requise"/>
     <w:p>
       <w:pPr>
         <w:pStyle w:val="Heading3"/>
@@ -1061,9 +1061,9 @@
         </w:pict>
       </w:r>
     </w:p>
-    <w:bookmarkEnd w:id="26"/>
-    <w:bookmarkEnd w:id="27"/>
-    <w:bookmarkStart w:id="30" w:name="X6eed48f564f6479d31b1b8903b15fec933de0c4"/>
+    <w:bookmarkEnd w:id="15"/>
+    <w:bookmarkEnd w:id="16"/>
+    <w:bookmarkStart w:id="19" w:name="X6eed48f564f6479d31b1b8903b15fec933de0c4"/>
     <w:p>
       <w:pPr>
         <w:pStyle w:val="Heading2"/>
@@ -1072,7 +1072,7 @@
         <w:t xml:space="preserve">3. Navigation dans l'application</w:t>
       </w:r>
     </w:p>
-    <w:bookmarkStart w:id="28" w:name="barre-de-navigation"/>
+    <w:bookmarkStart w:id="17" w:name="barre-de-navigation"/>
     <w:p>
       <w:pPr>
         <w:pStyle w:val="Heading3"/>
@@ -1327,8 +1327,8 @@
         <w:t xml:space="preserve">).</w:t>
       </w:r>
     </w:p>
-    <w:bookmarkEnd w:id="28"/>
-    <w:bookmarkStart w:id="29" w:name="accès-aux-fonctions-de-recherche"/>
+    <w:bookmarkEnd w:id="17"/>
+    <w:bookmarkStart w:id="18" w:name="accès-aux-fonctions-de-recherche"/>
     <w:p>
       <w:pPr>
         <w:pStyle w:val="Heading3"/>
@@ -1592,9 +1592,9 @@
         </w:pict>
       </w:r>
     </w:p>
-    <w:bookmarkEnd w:id="29"/>
-    <w:bookmarkEnd w:id="30"/>
-    <w:bookmarkStart w:id="34" w:name="X86092bc965e1e2273f5b57261c0f298a0e58d70"/>
+    <w:bookmarkEnd w:id="18"/>
+    <w:bookmarkEnd w:id="19"/>
+    <w:bookmarkStart w:id="23" w:name="X86092bc965e1e2273f5b57261c0f298a0e58d70"/>
     <w:p>
       <w:pPr>
         <w:pStyle w:val="Heading2"/>
@@ -1603,7 +1603,7 @@
         <w:t xml:space="preserve">4. Rechercher une pièce</w:t>
       </w:r>
     </w:p>
-    <w:bookmarkStart w:id="31" w:name="X8680b69bdbe37136cbc65af03a1c5ff99201a8f"/>
+    <w:bookmarkStart w:id="20" w:name="X8680b69bdbe37136cbc65af03a1c5ff99201a8f"/>
     <w:p>
       <w:pPr>
         <w:pStyle w:val="Heading3"/>
@@ -1881,8 +1881,8 @@
         <w:t xml:space="preserve">Prix en FCFA</w:t>
       </w:r>
     </w:p>
-    <w:bookmarkEnd w:id="31"/>
-    <w:bookmarkStart w:id="32" w:name="X47cd8c19ef727b03eaefbef4d77ca50edb161db"/>
+    <w:bookmarkEnd w:id="20"/>
+    <w:bookmarkStart w:id="21" w:name="X47cd8c19ef727b03eaefbef4d77ca50edb161db"/>
     <w:p>
       <w:pPr>
         <w:pStyle w:val="Heading3"/>
@@ -2919,8 +2919,8 @@
         <w:t xml:space="preserve">sont affichées.</w:t>
       </w:r>
     </w:p>
-    <w:bookmarkEnd w:id="32"/>
-    <w:bookmarkStart w:id="33" w:name="X882cc33eaaffc302f1bb6853960f9dd9c330bfe"/>
+    <w:bookmarkEnd w:id="21"/>
+    <w:bookmarkStart w:id="22" w:name="X882cc33eaaffc302f1bb6853960f9dd9c330bfe"/>
     <w:p>
       <w:pPr>
         <w:pStyle w:val="Heading3"/>
@@ -2992,9 +2992,9 @@
         </w:pict>
       </w:r>
     </w:p>
-    <w:bookmarkEnd w:id="33"/>
-    <w:bookmarkEnd w:id="34"/>
-    <w:bookmarkStart w:id="43" w:name="X73f3c7b3808d54fd5d38ecacec0d18a2382c580"/>
+    <w:bookmarkEnd w:id="22"/>
+    <w:bookmarkEnd w:id="23"/>
+    <w:bookmarkStart w:id="32" w:name="X73f3c7b3808d54fd5d38ecacec0d18a2382c580"/>
     <w:p>
       <w:pPr>
         <w:pStyle w:val="Heading2"/>
@@ -3045,7 +3045,7 @@
         <w:t xml:space="preserve">pour identifier une pièce à partir d'une simple photo.</w:t>
       </w:r>
     </w:p>
-    <w:bookmarkStart w:id="35" w:name="comment-faire"/>
+    <w:bookmarkStart w:id="24" w:name="comment-faire"/>
     <w:p>
       <w:pPr>
         <w:pStyle w:val="Heading3"/>
@@ -3122,8 +3122,8 @@
         <w:t xml:space="preserve">L'IA analyse la photo (un spinner s'affiche avec la miniature)</w:t>
       </w:r>
     </w:p>
-    <w:bookmarkEnd w:id="35"/>
-    <w:bookmarkStart w:id="36" w:name="conseils-pour-une-bonne-identification"/>
+    <w:bookmarkEnd w:id="24"/>
+    <w:bookmarkStart w:id="25" w:name="conseils-pour-une-bonne-identification"/>
     <w:p>
       <w:pPr>
         <w:pStyle w:val="Heading3"/>
@@ -3198,8 +3198,8 @@
         <w:t xml:space="preserve">— Évitez les arrière-plans chargés</w:t>
       </w:r>
     </w:p>
-    <w:bookmarkEnd w:id="36"/>
-    <w:bookmarkStart w:id="37" w:name="formats-acceptés"/>
+    <w:bookmarkEnd w:id="25"/>
+    <w:bookmarkStart w:id="26" w:name="formats-acceptés"/>
     <w:p>
       <w:pPr>
         <w:pStyle w:val="Heading3"/>
@@ -3336,8 +3336,8 @@
         <w:t xml:space="preserve">5 Mo par photo</w:t>
       </w:r>
     </w:p>
-    <w:bookmarkEnd w:id="37"/>
-    <w:bookmarkStart w:id="41" w:name="les-3-résultats-possibles"/>
+    <w:bookmarkEnd w:id="26"/>
+    <w:bookmarkStart w:id="30" w:name="les-3-résultats-possibles"/>
     <w:p>
       <w:pPr>
         <w:pStyle w:val="Heading3"/>
@@ -3346,7 +3346,7 @@
         <w:t xml:space="preserve">Les 3 résultats possibles</w:t>
       </w:r>
     </w:p>
-    <w:bookmarkStart w:id="38" w:name="résultat-1--identifié-confiance--70"/>
+    <w:bookmarkStart w:id="27" w:name="résultat-1--identifié-confiance--70"/>
     <w:p>
       <w:pPr>
         <w:pStyle w:val="Heading4"/>
@@ -3569,8 +3569,8 @@
         <w:t xml:space="preserve">dans le catalogue des vendeurs.</w:t>
       </w:r>
     </w:p>
-    <w:bookmarkEnd w:id="38"/>
-    <w:bookmarkStart w:id="39" w:name="X37ca1f6bcba57c074ded8a5b6393983e92e973a"/>
+    <w:bookmarkEnd w:id="27"/>
+    <w:bookmarkStart w:id="28" w:name="X37ca1f6bcba57c074ded8a5b6393983e92e973a"/>
     <w:p>
       <w:pPr>
         <w:pStyle w:val="Heading4"/>
@@ -3639,8 +3639,8 @@
         <w:t xml:space="preserve">Le système cherche alors les pièces dans cette catégorie spécifique</w:t>
       </w:r>
     </w:p>
-    <w:bookmarkEnd w:id="39"/>
-    <w:bookmarkStart w:id="40" w:name="résultat-3--échec-confiance--30"/>
+    <w:bookmarkEnd w:id="28"/>
+    <w:bookmarkStart w:id="29" w:name="résultat-3--échec-confiance--30"/>
     <w:p>
       <w:pPr>
         <w:pStyle w:val="Heading4"/>
@@ -3722,9 +3722,9 @@
         <w:t xml:space="preserve">avec une meilleure photo</w:t>
       </w:r>
     </w:p>
-    <w:bookmarkEnd w:id="40"/>
-    <w:bookmarkEnd w:id="41"/>
-    <w:bookmarkStart w:id="42" w:name="filtrage-véhicule-optionnel"/>
+    <w:bookmarkEnd w:id="29"/>
+    <w:bookmarkEnd w:id="30"/>
+    <w:bookmarkStart w:id="31" w:name="filtrage-véhicule-optionnel"/>
     <w:p>
       <w:pPr>
         <w:pStyle w:val="Heading3"/>
@@ -3748,9 +3748,9 @@
         </w:pict>
       </w:r>
     </w:p>
-    <w:bookmarkEnd w:id="42"/>
-    <w:bookmarkEnd w:id="43"/>
-    <w:bookmarkStart w:id="47" w:name="Xbf9f8eb5c5d00bdf8d5132e7605832e342eca37"/>
+    <w:bookmarkEnd w:id="31"/>
+    <w:bookmarkEnd w:id="32"/>
+    <w:bookmarkStart w:id="36" w:name="Xbf9f8eb5c5d00bdf8d5132e7605832e342eca37"/>
     <w:p>
       <w:pPr>
         <w:pStyle w:val="Heading2"/>
@@ -3788,7 +3788,7 @@
         <w:t xml:space="preserve">Le VIN (Vehicle Identification Number) est un numéro unique de 17 caractères gravé sur chaque véhicule. Pièces peut le décoder pour identifier automatiquement le véhicule.</w:t>
       </w:r>
     </w:p>
-    <w:bookmarkStart w:id="44" w:name="comment-faire-1"/>
+    <w:bookmarkStart w:id="33" w:name="comment-faire-1"/>
     <w:p>
       <w:pPr>
         <w:pStyle w:val="Heading3"/>
@@ -3911,8 +3911,8 @@
         <w:t xml:space="preserve">(National Highway Traffic Safety Administration)</w:t>
       </w:r>
     </w:p>
-    <w:bookmarkEnd w:id="44"/>
-    <w:bookmarkStart w:id="45" w:name="résultats"/>
+    <w:bookmarkEnd w:id="33"/>
+    <w:bookmarkStart w:id="34" w:name="résultats"/>
     <w:p>
       <w:pPr>
         <w:pStyle w:val="Heading3"/>
@@ -4030,8 +4030,8 @@
         <w:t xml:space="preserve">Bandeau ambre avec un lien vers la recherche par marque classique.</w:t>
       </w:r>
     </w:p>
-    <w:bookmarkEnd w:id="45"/>
-    <w:bookmarkStart w:id="46" w:name="où-trouver-le-vin-"/>
+    <w:bookmarkEnd w:id="34"/>
+    <w:bookmarkStart w:id="35" w:name="où-trouver-le-vin-"/>
     <w:p>
       <w:pPr>
         <w:pStyle w:val="Heading3"/>
@@ -4091,9 +4091,9 @@
         </w:pict>
       </w:r>
     </w:p>
-    <w:bookmarkEnd w:id="46"/>
-    <w:bookmarkEnd w:id="47"/>
-    <w:bookmarkStart w:id="52" w:name="X899ac3f8970a58f62192469605bd9593c041b13"/>
+    <w:bookmarkEnd w:id="35"/>
+    <w:bookmarkEnd w:id="36"/>
+    <w:bookmarkStart w:id="41" w:name="X899ac3f8970a58f62192469605bd9593c041b13"/>
     <w:p>
       <w:pPr>
         <w:pStyle w:val="Heading2"/>
@@ -4131,7 +4131,7 @@
         <w:t xml:space="preserve">Le garage vous permet de sauvegarder les véhicules de vos clients réguliers pour un accès rapide.</w:t>
       </w:r>
     </w:p>
-    <w:bookmarkStart w:id="48" w:name="limite"/>
+    <w:bookmarkStart w:id="37" w:name="limite"/>
     <w:p>
       <w:pPr>
         <w:pStyle w:val="Heading3"/>
@@ -4158,8 +4158,8 @@
         <w:t xml:space="preserve">enregistrés. Au-delà, vous devez supprimer un véhicule pour en ajouter un nouveau.</w:t>
       </w:r>
     </w:p>
-    <w:bookmarkEnd w:id="48"/>
-    <w:bookmarkStart w:id="49" w:name="ajouter-un-véhicule"/>
+    <w:bookmarkEnd w:id="37"/>
+    <w:bookmarkStart w:id="38" w:name="ajouter-un-véhicule"/>
     <w:p>
       <w:pPr>
         <w:pStyle w:val="Heading3"/>
@@ -4390,8 +4390,8 @@
         <w:t xml:space="preserve">Le VIN est automatiquement converti en majuscules et les caractères invalides sont filtrés.</w:t>
       </w:r>
     </w:p>
-    <w:bookmarkEnd w:id="49"/>
-    <w:bookmarkStart w:id="50" w:name="actions-par-véhicule"/>
+    <w:bookmarkEnd w:id="38"/>
+    <w:bookmarkStart w:id="39" w:name="actions-par-véhicule"/>
     <w:p>
       <w:pPr>
         <w:pStyle w:val="Heading3"/>
@@ -4503,8 +4503,8 @@
         </w:tc>
       </w:tr>
     </w:tbl>
-    <w:bookmarkEnd w:id="50"/>
-    <w:bookmarkStart w:id="51" w:name="sécurité-1"/>
+    <w:bookmarkEnd w:id="39"/>
+    <w:bookmarkStart w:id="40" w:name="sécurité-1"/>
     <w:p>
       <w:pPr>
         <w:pStyle w:val="Heading3"/>
@@ -4544,9 +4544,9 @@
         </w:pict>
       </w:r>
     </w:p>
-    <w:bookmarkEnd w:id="51"/>
-    <w:bookmarkEnd w:id="52"/>
-    <w:bookmarkStart w:id="56" w:name="X0faf8213acdde7c858906ecb35a8271be2c622c"/>
+    <w:bookmarkEnd w:id="40"/>
+    <w:bookmarkEnd w:id="41"/>
+    <w:bookmarkStart w:id="45" w:name="X0faf8213acdde7c858906ecb35a8271be2c622c"/>
     <w:p>
       <w:pPr>
         <w:pStyle w:val="Heading2"/>
@@ -4555,7 +4555,7 @@
         <w:t xml:space="preserve">8. Créer une commande</w:t>
       </w:r>
     </w:p>
-    <w:bookmarkStart w:id="53" w:name="le-processus-de-commande"/>
+    <w:bookmarkStart w:id="42" w:name="le-processus-de-commande"/>
     <w:p>
       <w:pPr>
         <w:pStyle w:val="Heading3"/>
@@ -4788,8 +4788,8 @@
         </w:tc>
       </w:tr>
     </w:tbl>
-    <w:bookmarkEnd w:id="53"/>
-    <w:bookmarkStart w:id="54" w:name="règles-de-validation"/>
+    <w:bookmarkEnd w:id="42"/>
+    <w:bookmarkStart w:id="43" w:name="règles-de-validation"/>
     <w:p>
       <w:pPr>
         <w:pStyle w:val="Heading3"/>
@@ -4904,8 +4904,8 @@
         <w:t xml:space="preserve">unique est généré automatiquement pour le partage</w:t>
       </w:r>
     </w:p>
-    <w:bookmarkEnd w:id="54"/>
-    <w:bookmarkStart w:id="55" w:name="statut-initial"/>
+    <w:bookmarkEnd w:id="43"/>
+    <w:bookmarkStart w:id="44" w:name="statut-initial"/>
     <w:p>
       <w:pPr>
         <w:pStyle w:val="Heading3"/>
@@ -4961,9 +4961,9 @@
         </w:pict>
       </w:r>
     </w:p>
-    <w:bookmarkEnd w:id="55"/>
-    <w:bookmarkEnd w:id="56"/>
-    <w:bookmarkStart w:id="61" w:name="X127de84bec0a0657c482330b7afa54ea382c972"/>
+    <w:bookmarkEnd w:id="44"/>
+    <w:bookmarkEnd w:id="45"/>
+    <w:bookmarkStart w:id="50" w:name="X127de84bec0a0657c482330b7afa54ea382c972"/>
     <w:p>
       <w:pPr>
         <w:pStyle w:val="Heading2"/>
@@ -4972,7 +4972,7 @@
         <w:t xml:space="preserve">9. Partager la commande avec le propriétaire</w:t>
       </w:r>
     </w:p>
-    <w:bookmarkStart w:id="57" w:name="le-flux-tripartite"/>
+    <w:bookmarkStart w:id="46" w:name="le-flux-tripartite"/>
     <w:p>
       <w:pPr>
         <w:pStyle w:val="Heading3"/>
@@ -5187,8 +5187,8 @@
         <w:t xml:space="preserve">     │◄─── Livraison ────────────►│                          │</w:t>
       </w:r>
     </w:p>
-    <w:bookmarkEnd w:id="57"/>
-    <w:bookmarkStart w:id="58" w:name="le-lien-de-partage"/>
+    <w:bookmarkEnd w:id="46"/>
+    <w:bookmarkStart w:id="47" w:name="le-lien-de-partage"/>
     <w:p>
       <w:pPr>
         <w:pStyle w:val="Heading3"/>
@@ -5270,8 +5270,8 @@
         <w:t xml:space="preserve">Payer directement</w:t>
       </w:r>
     </w:p>
-    <w:bookmarkEnd w:id="58"/>
-    <w:bookmarkStart w:id="59" w:name="ce-que-voit-le-propriétaire"/>
+    <w:bookmarkEnd w:id="47"/>
+    <w:bookmarkStart w:id="48" w:name="ce-que-voit-le-propriétaire"/>
     <w:p>
       <w:pPr>
         <w:pStyle w:val="Heading3"/>
@@ -5460,8 +5460,8 @@
         </w:tc>
       </w:tr>
     </w:tbl>
-    <w:bookmarkEnd w:id="59"/>
-    <w:bookmarkStart w:id="60" w:name="méthodes-de-paiement-disponibles"/>
+    <w:bookmarkEnd w:id="48"/>
+    <w:bookmarkStart w:id="49" w:name="méthodes-de-paiement-disponibles"/>
     <w:p>
       <w:pPr>
         <w:pStyle w:val="Heading3"/>
@@ -5707,9 +5707,9 @@
         </w:pict>
       </w:r>
     </w:p>
-    <w:bookmarkEnd w:id="60"/>
-    <w:bookmarkEnd w:id="61"/>
-    <w:bookmarkStart w:id="66" w:name="Xa9fd3a52de52975a133904e09a7230097419fa2"/>
+    <w:bookmarkEnd w:id="49"/>
+    <w:bookmarkEnd w:id="50"/>
+    <w:bookmarkStart w:id="55" w:name="Xa9fd3a52de52975a133904e09a7230097419fa2"/>
     <w:p>
       <w:pPr>
         <w:pStyle w:val="Heading2"/>
@@ -5739,7 +5739,7 @@
         <w:t xml:space="preserve">/orders</w:t>
       </w:r>
     </w:p>
-    <w:bookmarkStart w:id="62" w:name="historique-des-commandes"/>
+    <w:bookmarkStart w:id="51" w:name="historique-des-commandes"/>
     <w:p>
       <w:pPr>
         <w:pStyle w:val="Heading3"/>
@@ -5904,8 +5904,8 @@
         <w:t xml:space="preserve">: Statut de livraison si disponible</w:t>
       </w:r>
     </w:p>
-    <w:bookmarkEnd w:id="62"/>
-    <w:bookmarkStart w:id="63" w:name="les-10-statuts-dune-commande"/>
+    <w:bookmarkEnd w:id="51"/>
+    <w:bookmarkStart w:id="52" w:name="les-10-statuts-dune-commande"/>
     <w:p>
       <w:pPr>
         <w:pStyle w:val="Heading3"/>
@@ -6466,8 +6466,8 @@
         </w:tc>
       </w:tr>
     </w:tbl>
-    <w:bookmarkEnd w:id="63"/>
-    <w:bookmarkStart w:id="64" w:name="annulation"/>
+    <w:bookmarkEnd w:id="52"/>
+    <w:bookmarkStart w:id="53" w:name="annulation"/>
     <w:p>
       <w:pPr>
         <w:pStyle w:val="Heading3"/>
@@ -6596,8 +6596,8 @@
         <w:t xml:space="preserve">ou au-delà, l'annulation n'est plus possible.</w:t>
       </w:r>
     </w:p>
-    <w:bookmarkEnd w:id="64"/>
-    <w:bookmarkStart w:id="65" w:name="pagination"/>
+    <w:bookmarkEnd w:id="53"/>
+    <w:bookmarkStart w:id="54" w:name="pagination"/>
     <w:p>
       <w:pPr>
         <w:pStyle w:val="Heading3"/>
@@ -6663,9 +6663,9 @@
         </w:pict>
       </w:r>
     </w:p>
-    <w:bookmarkEnd w:id="65"/>
-    <w:bookmarkEnd w:id="66"/>
-    <w:bookmarkStart w:id="72" w:name="X8f5c40fc8809bf8072453df687b57301c0d916a"/>
+    <w:bookmarkEnd w:id="54"/>
+    <w:bookmarkEnd w:id="55"/>
+    <w:bookmarkStart w:id="61" w:name="X8f5c40fc8809bf8072453df687b57301c0d916a"/>
     <w:p>
       <w:pPr>
         <w:pStyle w:val="Heading2"/>
@@ -6674,7 +6674,7 @@
         <w:t xml:space="preserve">11. Suivi des livraisons</w:t>
       </w:r>
     </w:p>
-    <w:bookmarkStart w:id="67" w:name="consulter-la-livraison-dune-commande"/>
+    <w:bookmarkStart w:id="56" w:name="consulter-la-livraison-dune-commande"/>
     <w:p>
       <w:pPr>
         <w:pStyle w:val="Heading3"/>
@@ -6707,8 +6707,8 @@
         <w:t xml:space="preserve">(pas besoin d'authentification).</w:t>
       </w:r>
     </w:p>
-    <w:bookmarkEnd w:id="67"/>
-    <w:bookmarkStart w:id="68" w:name="statuts-de-livraison"/>
+    <w:bookmarkEnd w:id="56"/>
+    <w:bookmarkStart w:id="57" w:name="statuts-de-livraison"/>
     <w:p>
       <w:pPr>
         <w:pStyle w:val="Heading3"/>
@@ -6895,8 +6895,8 @@
         </w:tc>
       </w:tr>
     </w:tbl>
-    <w:bookmarkEnd w:id="68"/>
-    <w:bookmarkStart w:id="69" w:name="modes-de-livraison"/>
+    <w:bookmarkEnd w:id="57"/>
+    <w:bookmarkStart w:id="58" w:name="modes-de-livraison"/>
     <w:p>
       <w:pPr>
         <w:pStyle w:val="Heading3"/>
@@ -6999,8 +6999,8 @@
         </w:tc>
       </w:tr>
     </w:tbl>
-    <w:bookmarkEnd w:id="69"/>
-    <w:bookmarkStart w:id="70" w:name="suivi-gps-en-temps-réel"/>
+    <w:bookmarkEnd w:id="58"/>
+    <w:bookmarkStart w:id="59" w:name="suivi-gps-en-temps-réel"/>
     <w:p>
       <w:pPr>
         <w:pStyle w:val="Heading3"/>
@@ -7038,8 +7038,8 @@
         <w:t xml:space="preserve">) sont mises à jour en temps réel pendant la livraison.</w:t>
       </w:r>
     </w:p>
-    <w:bookmarkEnd w:id="70"/>
-    <w:bookmarkStart w:id="71" w:name="informations-de-livraison"/>
+    <w:bookmarkEnd w:id="59"/>
+    <w:bookmarkStart w:id="60" w:name="informations-de-livraison"/>
     <w:p>
       <w:pPr>
         <w:pStyle w:val="Heading3"/>
@@ -7213,9 +7213,9 @@
         </w:pict>
       </w:r>
     </w:p>
-    <w:bookmarkEnd w:id="71"/>
-    <w:bookmarkEnd w:id="72"/>
-    <w:bookmarkStart w:id="77" w:name="X78fe31aab7fa9153c90784d44626851fb87195b"/>
+    <w:bookmarkEnd w:id="60"/>
+    <w:bookmarkEnd w:id="61"/>
+    <w:bookmarkStart w:id="66" w:name="X78fe31aab7fa9153c90784d44626851fb87195b"/>
     <w:p>
       <w:pPr>
         <w:pStyle w:val="Heading2"/>
@@ -7224,7 +7224,7 @@
         <w:t xml:space="preserve">12. Paiements et escrow</w:t>
       </w:r>
     </w:p>
-    <w:bookmarkStart w:id="73" w:name="comment-fonctionne-le-paiement"/>
+    <w:bookmarkStart w:id="62" w:name="comment-fonctionne-le-paiement"/>
     <w:p>
       <w:pPr>
         <w:pStyle w:val="Heading3"/>
@@ -7504,8 +7504,8 @@
         </w:tc>
       </w:tr>
     </w:tbl>
-    <w:bookmarkEnd w:id="73"/>
-    <w:bookmarkStart w:id="74" w:name="libération-automatique"/>
+    <w:bookmarkEnd w:id="62"/>
+    <w:bookmarkStart w:id="63" w:name="libération-automatique"/>
     <w:p>
       <w:pPr>
         <w:pStyle w:val="Heading3"/>
@@ -7538,8 +7538,8 @@
         <w:t xml:space="preserve">après la livraison confirmée, sauf si un litige est ouvert.</w:t>
       </w:r>
     </w:p>
-    <w:bookmarkEnd w:id="74"/>
-    <w:bookmarkStart w:id="75" w:name="paiement-cod-cash-on-delivery"/>
+    <w:bookmarkEnd w:id="63"/>
+    <w:bookmarkStart w:id="64" w:name="paiement-cod-cash-on-delivery"/>
     <w:p>
       <w:pPr>
         <w:pStyle w:val="Heading3"/>
@@ -7634,8 +7634,8 @@
         <w:t xml:space="preserve">Le livreur collecte le montant en espèces à la livraison</w:t>
       </w:r>
     </w:p>
-    <w:bookmarkEnd w:id="75"/>
-    <w:bookmarkStart w:id="76" w:name="vérifier-le-statut-escrow"/>
+    <w:bookmarkEnd w:id="64"/>
+    <w:bookmarkStart w:id="65" w:name="vérifier-le-statut-escrow"/>
     <w:p>
       <w:pPr>
         <w:pStyle w:val="Heading3"/>
@@ -7659,9 +7659,9 @@
         </w:pict>
       </w:r>
     </w:p>
-    <w:bookmarkEnd w:id="76"/>
-    <w:bookmarkEnd w:id="77"/>
-    <w:bookmarkStart w:id="81" w:name="Xf3c3e79ec0145d07b80056679a722dafbc84524"/>
+    <w:bookmarkEnd w:id="65"/>
+    <w:bookmarkEnd w:id="66"/>
+    <w:bookmarkStart w:id="70" w:name="Xf3c3e79ec0145d07b80056679a722dafbc84524"/>
     <w:p>
       <w:pPr>
         <w:pStyle w:val="Heading2"/>
@@ -7678,7 +7678,7 @@
         <w:t xml:space="preserve">Après réception d'une commande, vous pouvez évaluer le vendeur.</w:t>
       </w:r>
     </w:p>
-    <w:bookmarkStart w:id="78" w:name="conditions"/>
+    <w:bookmarkStart w:id="67" w:name="conditions"/>
     <w:p>
       <w:pPr>
         <w:pStyle w:val="Heading3"/>
@@ -7775,8 +7775,8 @@
         <w:t xml:space="preserve">Un seul avis par commande et par vendeur</w:t>
       </w:r>
     </w:p>
-    <w:bookmarkEnd w:id="78"/>
-    <w:bookmarkStart w:id="79" w:name="format-de-lévaluation"/>
+    <w:bookmarkEnd w:id="67"/>
+    <w:bookmarkStart w:id="68" w:name="format-de-lévaluation"/>
     <w:p>
       <w:pPr>
         <w:pStyle w:val="Heading3"/>
@@ -7879,8 +7879,8 @@
         </w:tc>
       </w:tr>
     </w:tbl>
-    <w:bookmarkEnd w:id="79"/>
-    <w:bookmarkStart w:id="80" w:name="consulter-les-avis-dun-vendeur"/>
+    <w:bookmarkEnd w:id="68"/>
+    <w:bookmarkStart w:id="69" w:name="consulter-les-avis-dun-vendeur"/>
     <w:p>
       <w:pPr>
         <w:pStyle w:val="Heading3"/>
@@ -7985,9 +7985,9 @@
         </w:pict>
       </w:r>
     </w:p>
-    <w:bookmarkEnd w:id="80"/>
-    <w:bookmarkEnd w:id="81"/>
-    <w:bookmarkStart w:id="85" w:name="X0bb4115f36b8c4bc694bff3172278a4c7fd72b3"/>
+    <w:bookmarkEnd w:id="69"/>
+    <w:bookmarkEnd w:id="70"/>
+    <w:bookmarkStart w:id="74" w:name="X0bb4115f36b8c4bc694bff3172278a4c7fd72b3"/>
     <w:p>
       <w:pPr>
         <w:pStyle w:val="Heading2"/>
@@ -8004,7 +8004,7 @@
         <w:t xml:space="preserve">Vous pouvez également évaluer le service de livraison (le livreur).</w:t>
       </w:r>
     </w:p>
-    <w:bookmarkStart w:id="82" w:name="conditions-1"/>
+    <w:bookmarkStart w:id="71" w:name="conditions-1"/>
     <w:p>
       <w:pPr>
         <w:pStyle w:val="Heading3"/>
@@ -8075,8 +8075,8 @@
         <w:t xml:space="preserve">Un seul avis par livraison</w:t>
       </w:r>
     </w:p>
-    <w:bookmarkEnd w:id="82"/>
-    <w:bookmarkStart w:id="83" w:name="format"/>
+    <w:bookmarkEnd w:id="71"/>
+    <w:bookmarkStart w:id="72" w:name="format"/>
     <w:p>
       <w:pPr>
         <w:pStyle w:val="Heading3"/>
@@ -8179,8 +8179,8 @@
         </w:tc>
       </w:tr>
     </w:tbl>
-    <w:bookmarkEnd w:id="83"/>
-    <w:bookmarkStart w:id="84" w:name="consulter-les-avis-dun-livreur"/>
+    <w:bookmarkEnd w:id="72"/>
+    <w:bookmarkStart w:id="73" w:name="consulter-les-avis-dun-livreur"/>
     <w:p>
       <w:pPr>
         <w:pStyle w:val="Heading3"/>
@@ -8220,9 +8220,9 @@
         </w:pict>
       </w:r>
     </w:p>
-    <w:bookmarkEnd w:id="84"/>
-    <w:bookmarkEnd w:id="85"/>
-    <w:bookmarkStart w:id="90" w:name="Xef642e9192d6b21a1e5bf6ba0c7e5a2b4edda26"/>
+    <w:bookmarkEnd w:id="73"/>
+    <w:bookmarkEnd w:id="74"/>
+    <w:bookmarkStart w:id="79" w:name="Xef642e9192d6b21a1e5bf6ba0c7e5a2b4edda26"/>
     <w:p>
       <w:pPr>
         <w:pStyle w:val="Heading2"/>
@@ -8239,7 +8239,7 @@
         <w:t xml:space="preserve">Si vous rencontrez un problème avec une commande, vous pouvez ouvrir un litige.</w:t>
       </w:r>
     </w:p>
-    <w:bookmarkStart w:id="86" w:name="qui-peut-ouvrir-un-litige-"/>
+    <w:bookmarkStart w:id="75" w:name="qui-peut-ouvrir-un-litige-"/>
     <w:p>
       <w:pPr>
         <w:pStyle w:val="Heading3"/>
@@ -8269,8 +8269,8 @@
         <w:t xml:space="preserve">(vous, le mécanicien) peut ouvrir un litige.</w:t>
       </w:r>
     </w:p>
-    <w:bookmarkEnd w:id="86"/>
-    <w:bookmarkStart w:id="87" w:name="comment-ouvrir-un-litige"/>
+    <w:bookmarkEnd w:id="75"/>
+    <w:bookmarkStart w:id="76" w:name="comment-ouvrir-un-litige"/>
     <w:p>
       <w:pPr>
         <w:pStyle w:val="Heading3"/>
@@ -8373,8 +8373,8 @@
         </w:tc>
       </w:tr>
     </w:tbl>
-    <w:bookmarkEnd w:id="87"/>
-    <w:bookmarkStart w:id="88" w:name="cycle-de-vie-dun-litige"/>
+    <w:bookmarkEnd w:id="76"/>
+    <w:bookmarkStart w:id="77" w:name="cycle-de-vie-dun-litige"/>
     <w:p>
       <w:pPr>
         <w:pStyle w:val="Heading3"/>
@@ -8561,8 +8561,8 @@
         </w:tc>
       </w:tr>
     </w:tbl>
-    <w:bookmarkEnd w:id="88"/>
-    <w:bookmarkStart w:id="89" w:name="suivi-des-litiges"/>
+    <w:bookmarkEnd w:id="77"/>
+    <w:bookmarkStart w:id="78" w:name="suivi-des-litiges"/>
     <w:p>
       <w:pPr>
         <w:pStyle w:val="Heading3"/>
@@ -8586,9 +8586,9 @@
         </w:pict>
       </w:r>
     </w:p>
-    <w:bookmarkEnd w:id="89"/>
-    <w:bookmarkEnd w:id="90"/>
-    <w:bookmarkStart w:id="93" w:name="X5780cc15be82b4f1a14b5404d19dd165fcfbc7a"/>
+    <w:bookmarkEnd w:id="78"/>
+    <w:bookmarkEnd w:id="79"/>
+    <w:bookmarkStart w:id="82" w:name="X5780cc15be82b4f1a14b5404d19dd165fcfbc7a"/>
     <w:p>
       <w:pPr>
         <w:pStyle w:val="Heading2"/>
@@ -8597,7 +8597,7 @@
         <w:t xml:space="preserve">16. Notifications</w:t>
       </w:r>
     </w:p>
-    <w:bookmarkStart w:id="91" w:name="notifications-automatiques"/>
+    <w:bookmarkStart w:id="80" w:name="notifications-automatiques"/>
     <w:p>
       <w:pPr>
         <w:pStyle w:val="Heading3"/>
@@ -8832,8 +8832,8 @@
         <w:t xml:space="preserve">ne déclenchent pas de notification.</w:t>
       </w:r>
     </w:p>
-    <w:bookmarkEnd w:id="91"/>
-    <w:bookmarkStart w:id="92" w:name="préférences-de-notification"/>
+    <w:bookmarkEnd w:id="80"/>
+    <w:bookmarkStart w:id="81" w:name="préférences-de-notification"/>
     <w:p>
       <w:pPr>
         <w:pStyle w:val="Heading3"/>
@@ -9024,9 +9024,9 @@
         </w:pict>
       </w:r>
     </w:p>
-    <w:bookmarkEnd w:id="92"/>
-    <w:bookmarkEnd w:id="93"/>
-    <w:bookmarkStart w:id="100" w:name="X6733755329568574e2aaa897215e8bc334ac4f5"/>
+    <w:bookmarkEnd w:id="81"/>
+    <w:bookmarkEnd w:id="82"/>
+    <w:bookmarkStart w:id="89" w:name="X6733755329568574e2aaa897215e8bc334ac4f5"/>
     <w:p>
       <w:pPr>
         <w:pStyle w:val="Heading2"/>
@@ -9035,7 +9035,7 @@
         <w:t xml:space="preserve">17. Profil et gestion du compte</w:t>
       </w:r>
     </w:p>
-    <w:bookmarkStart w:id="94" w:name="page-profil"/>
+    <w:bookmarkStart w:id="83" w:name="page-profil"/>
     <w:p>
       <w:pPr>
         <w:pStyle w:val="Heading3"/>
@@ -9139,8 +9139,8 @@
         <w:t xml:space="preserve">: Le rôle actuellement sélectionné</w:t>
       </w:r>
     </w:p>
-    <w:bookmarkEnd w:id="94"/>
-    <w:bookmarkStart w:id="95" w:name="changement-de-contexte"/>
+    <w:bookmarkEnd w:id="83"/>
+    <w:bookmarkStart w:id="84" w:name="changement-de-contexte"/>
     <w:p>
       <w:pPr>
         <w:pStyle w:val="Heading3"/>
@@ -9157,8 +9157,8 @@
         <w:t xml:space="preserve">Si vous avez plusieurs rôles (ex : Mécanicien + Propriétaire), vous pouvez basculer entre eux via un bouton dédié. Le changement est immédiat.</w:t>
       </w:r>
     </w:p>
-    <w:bookmarkEnd w:id="95"/>
-    <w:bookmarkStart w:id="96" w:name="les-6-rôles-du-système"/>
+    <w:bookmarkEnd w:id="84"/>
+    <w:bookmarkStart w:id="85" w:name="les-6-rôles-du-système"/>
     <w:p>
       <w:pPr>
         <w:pStyle w:val="Heading3"/>
@@ -9359,8 +9359,8 @@
         </w:tc>
       </w:tr>
     </w:tbl>
-    <w:bookmarkEnd w:id="96"/>
-    <w:bookmarkStart w:id="97" w:name="données-personnelles"/>
+    <w:bookmarkEnd w:id="85"/>
+    <w:bookmarkStart w:id="86" w:name="données-personnelles"/>
     <w:p>
       <w:pPr>
         <w:pStyle w:val="Heading3"/>
@@ -9458,8 +9458,8 @@
         <w:t xml:space="preserve">La date de création du compte</w:t>
       </w:r>
     </w:p>
-    <w:bookmarkEnd w:id="97"/>
-    <w:bookmarkStart w:id="98" w:name="suppression-des-données"/>
+    <w:bookmarkEnd w:id="86"/>
+    <w:bookmarkStart w:id="87" w:name="suppression-des-données"/>
     <w:p>
       <w:pPr>
         <w:pStyle w:val="Heading3"/>
@@ -9492,8 +9492,8 @@
         <w:t xml:space="preserve">— la demande est enregistrée et traitée par l'équipe Pièces. Une fois envoyée, un message de confirmation s'affiche.</w:t>
       </w:r>
     </w:p>
-    <w:bookmarkEnd w:id="98"/>
-    <w:bookmarkStart w:id="99" w:name="déconnexion"/>
+    <w:bookmarkEnd w:id="87"/>
+    <w:bookmarkStart w:id="88" w:name="déconnexion"/>
     <w:p>
       <w:pPr>
         <w:pStyle w:val="Heading3"/>
@@ -9533,9 +9533,9 @@
         </w:pict>
       </w:r>
     </w:p>
-    <w:bookmarkEnd w:id="99"/>
-    <w:bookmarkEnd w:id="100"/>
-    <w:bookmarkStart w:id="102" w:name="Xa9f6e2dc08c328f16cd444c985b88479516b9f1"/>
+    <w:bookmarkEnd w:id="88"/>
+    <w:bookmarkEnd w:id="89"/>
+    <w:bookmarkStart w:id="91" w:name="Xa9f6e2dc08c328f16cd444c985b88479516b9f1"/>
     <w:p>
       <w:pPr>
         <w:pStyle w:val="Heading2"/>
@@ -10088,7 +10088,7 @@
         <w:t xml:space="preserve">└───────────┘</w:t>
       </w:r>
     </w:p>
-    <w:bookmarkStart w:id="101" w:name="résumé-de-vos-actions"/>
+    <w:bookmarkStart w:id="90" w:name="résumé-de-vos-actions"/>
     <w:p>
       <w:pPr>
         <w:pStyle w:val="Heading3"/>
@@ -10286,9 +10286,9 @@
         </w:pict>
       </w:r>
     </w:p>
-    <w:bookmarkEnd w:id="101"/>
-    <w:bookmarkEnd w:id="102"/>
-    <w:bookmarkStart w:id="111" w:name="Xa89553c8e59489f3699dbce1997837951d31bc3"/>
+    <w:bookmarkEnd w:id="90"/>
+    <w:bookmarkEnd w:id="91"/>
+    <w:bookmarkStart w:id="100" w:name="Xa89553c8e59489f3699dbce1997837951d31bc3"/>
     <w:p>
       <w:pPr>
         <w:pStyle w:val="Heading2"/>
@@ -10297,7 +10297,7 @@
         <w:t xml:space="preserve">19. Référence rapide des endpoints</w:t>
       </w:r>
     </w:p>
-    <w:bookmarkStart w:id="103" w:name="X3f5385cc2b1d4ffbcc8f2c294e9d4c112444a9d"/>
+    <w:bookmarkStart w:id="92" w:name="X3f5385cc2b1d4ffbcc8f2c294e9d4c112444a9d"/>
     <w:p>
       <w:pPr>
         <w:pStyle w:val="Heading3"/>
@@ -10622,8 +10622,8 @@
         </w:tc>
       </w:tr>
     </w:tbl>
-    <w:bookmarkEnd w:id="103"/>
-    <w:bookmarkStart w:id="104" w:name="identification-par-photo-public"/>
+    <w:bookmarkEnd w:id="92"/>
+    <w:bookmarkStart w:id="93" w:name="identification-par-photo-public"/>
     <w:p>
       <w:pPr>
         <w:pStyle w:val="Heading3"/>
@@ -10758,8 +10758,8 @@
         </w:tc>
       </w:tr>
     </w:tbl>
-    <w:bookmarkEnd w:id="104"/>
-    <w:bookmarkStart w:id="105" w:name="garage-de-véhicules-authentifié"/>
+    <w:bookmarkEnd w:id="93"/>
+    <w:bookmarkStart w:id="94" w:name="garage-de-véhicules-authentifié"/>
     <w:p>
       <w:pPr>
         <w:pStyle w:val="Heading3"/>
@@ -10932,8 +10932,8 @@
         </w:tc>
       </w:tr>
     </w:tbl>
-    <w:bookmarkEnd w:id="105"/>
-    <w:bookmarkStart w:id="106" w:name="commandes-authentifié"/>
+    <w:bookmarkEnd w:id="94"/>
+    <w:bookmarkStart w:id="95" w:name="commandes-authentifié"/>
     <w:p>
       <w:pPr>
         <w:pStyle w:val="Heading3"/>
@@ -11258,8 +11258,8 @@
         </w:tc>
       </w:tr>
     </w:tbl>
-    <w:bookmarkEnd w:id="106"/>
-    <w:bookmarkStart w:id="107" w:name="livraisons-et-paiements"/>
+    <w:bookmarkEnd w:id="95"/>
+    <w:bookmarkStart w:id="96" w:name="livraisons-et-paiements"/>
     <w:p>
       <w:pPr>
         <w:pStyle w:val="Heading3"/>
@@ -11394,8 +11394,8 @@
         </w:tc>
       </w:tr>
     </w:tbl>
-    <w:bookmarkEnd w:id="107"/>
-    <w:bookmarkStart w:id="108" w:name="évaluations-et-litiges-authentifié"/>
+    <w:bookmarkEnd w:id="96"/>
+    <w:bookmarkStart w:id="97" w:name="évaluations-et-litiges-authentifié"/>
     <w:p>
       <w:pPr>
         <w:pStyle w:val="Heading3"/>
@@ -11682,8 +11682,8 @@
         </w:tc>
       </w:tr>
     </w:tbl>
-    <w:bookmarkEnd w:id="108"/>
-    <w:bookmarkStart w:id="109" w:name="profil-et-notifications-authentifié"/>
+    <w:bookmarkEnd w:id="97"/>
+    <w:bookmarkStart w:id="98" w:name="profil-et-notifications-authentifié"/>
     <w:p>
       <w:pPr>
         <w:pStyle w:val="Heading3"/>
@@ -11970,8 +11970,8 @@
         </w:tc>
       </w:tr>
     </w:tbl>
-    <w:bookmarkEnd w:id="109"/>
-    <w:bookmarkStart w:id="110" w:name="codes-derreur-fréquents"/>
+    <w:bookmarkEnd w:id="98"/>
+    <w:bookmarkStart w:id="99" w:name="codes-derreur-fréquents"/>
     <w:p>
       <w:pPr>
         <w:pStyle w:val="Heading3"/>
@@ -12797,9 +12797,9 @@
         </w:pict>
       </w:r>
     </w:p>
-    <w:bookmarkEnd w:id="110"/>
-    <w:bookmarkEnd w:id="111"/>
-    <w:bookmarkStart w:id="124" w:name="Xb14ca250e02df3f360e3b85ff83b9e7a7c5e176"/>
+    <w:bookmarkEnd w:id="99"/>
+    <w:bookmarkEnd w:id="100"/>
+    <w:bookmarkStart w:id="113" w:name="Xb14ca250e02df3f360e3b85ff83b9e7a7c5e176"/>
     <w:p>
       <w:pPr>
         <w:pStyle w:val="Heading2"/>
@@ -12808,7 +12808,7 @@
         <w:t xml:space="preserve">20. FAQ mécanicien</w:t>
       </w:r>
     </w:p>
-    <w:bookmarkStart w:id="112" w:name="X4006971d074a515519b2ae46eb4d2a9e1f76eae"/>
+    <w:bookmarkStart w:id="101" w:name="X4006971d074a515519b2ae46eb4d2a9e1f76eae"/>
     <w:p>
       <w:pPr>
         <w:pStyle w:val="Heading3"/>
@@ -12838,8 +12838,8 @@
         <w:t xml:space="preserve">. Chaque nouveau compte reçoit automatiquement le rôle Mécanicien.</w:t>
       </w:r>
     </w:p>
-    <w:bookmarkEnd w:id="112"/>
-    <w:bookmarkStart w:id="113" w:name="q2--comment-trouver-la-bonne-pièce-"/>
+    <w:bookmarkEnd w:id="101"/>
+    <w:bookmarkStart w:id="102" w:name="q2--comment-trouver-la-bonne-pièce-"/>
     <w:p>
       <w:pPr>
         <w:pStyle w:val="Heading3"/>
@@ -12944,8 +12944,8 @@
         <w:t xml:space="preserve">— décodez le numéro VIN du véhicule pour identifier la marque/modèle/année</w:t>
       </w:r>
     </w:p>
-    <w:bookmarkEnd w:id="113"/>
-    <w:bookmarkStart w:id="114" w:name="q3--qui-paie-la-commande-"/>
+    <w:bookmarkEnd w:id="102"/>
+    <w:bookmarkStart w:id="103" w:name="q3--qui-paie-la-commande-"/>
     <w:p>
       <w:pPr>
         <w:pStyle w:val="Heading3"/>
@@ -12978,8 +12978,8 @@
         <w:t xml:space="preserve">qui paie, pas vous. Vous créez la commande et partagez un lien de paiement via WhatsApp ou SMS. Le propriétaire choisit son moyen de paiement (Orange Money, MTN MoMo, Wave ou espèces à la livraison).</w:t>
       </w:r>
     </w:p>
-    <w:bookmarkEnd w:id="114"/>
-    <w:bookmarkStart w:id="115" w:name="X724695f41dfcaa992a946695784699a74e2d316"/>
+    <w:bookmarkEnd w:id="103"/>
+    <w:bookmarkStart w:id="104" w:name="X724695f41dfcaa992a946695784699a74e2d316"/>
     <w:p>
       <w:pPr>
         <w:pStyle w:val="Heading3"/>
@@ -13008,8 +13008,8 @@
         <w:t xml:space="preserve">. Envoyez ce lien au propriétaire par WhatsApp, SMS ou tout autre moyen. Le propriétaire voit les pièces, les prix et peut payer directement.</w:t>
       </w:r>
     </w:p>
-    <w:bookmarkEnd w:id="115"/>
-    <w:bookmarkStart w:id="116" w:name="Xd0a4cfb239b76d50439ca48bc52f1661ce0b2f3"/>
+    <w:bookmarkEnd w:id="104"/>
+    <w:bookmarkStart w:id="105" w:name="Xd0a4cfb239b76d50439ca48bc52f1661ce0b2f3"/>
     <w:p>
       <w:pPr>
         <w:pStyle w:val="Heading3"/>
@@ -13042,8 +13042,8 @@
         <w:t xml:space="preserve">en FCFA. Ce montant apparaît comme ligne séparée sur la facture du propriétaire.</w:t>
       </w:r>
     </w:p>
-    <w:bookmarkEnd w:id="116"/>
-    <w:bookmarkStart w:id="117" w:name="Xe41e73ce78c106d1b995345a050ee92b28cba46"/>
+    <w:bookmarkEnd w:id="105"/>
+    <w:bookmarkStart w:id="106" w:name="Xe41e73ce78c106d1b995345a050ee92b28cba46"/>
     <w:p>
       <w:pPr>
         <w:pStyle w:val="Heading3"/>
@@ -13076,8 +13076,8 @@
         <w:t xml:space="preserve">(snapshot) au moment de la création de la commande. Même si le vendeur modifie son prix après, votre commande garde le prix initial.</w:t>
       </w:r>
     </w:p>
-    <w:bookmarkEnd w:id="117"/>
-    <w:bookmarkStart w:id="118" w:name="q7--puis-je-annuler-une-commande-"/>
+    <w:bookmarkEnd w:id="106"/>
+    <w:bookmarkStart w:id="107" w:name="q7--puis-je-annuler-une-commande-"/>
     <w:p>
       <w:pPr>
         <w:pStyle w:val="Heading3"/>
@@ -13110,8 +13110,8 @@
         <w:t xml:space="preserve">(statut DISPATCHED). Vous pouvez annuler aux statuts : DRAFT, PENDING_PAYMENT, PAID, VENDOR_CONFIRMED.</w:t>
       </w:r>
     </w:p>
-    <w:bookmarkEnd w:id="118"/>
-    <w:bookmarkStart w:id="119" w:name="Xaa87b25c580b7437d09e2783adb3ac7d4619416"/>
+    <w:bookmarkEnd w:id="107"/>
+    <w:bookmarkStart w:id="108" w:name="Xaa87b25c580b7437d09e2783adb3ac7d4619416"/>
     <w:p>
       <w:pPr>
         <w:pStyle w:val="Heading3"/>
@@ -13144,8 +13144,8 @@
         <w:t xml:space="preserve">via l'application. Décrivez le problème (5 à 2 000 caractères). Un administrateur examinera votre demande et tranchera. Si le litige est résolu en votre faveur, les fonds sont remboursés au propriétaire.</w:t>
       </w:r>
     </w:p>
-    <w:bookmarkEnd w:id="119"/>
-    <w:bookmarkStart w:id="120" w:name="Xa4b22addfde9511cbbfe5d4de9e3b79b97d8672"/>
+    <w:bookmarkEnd w:id="108"/>
+    <w:bookmarkStart w:id="109" w:name="Xa4b22addfde9511cbbfe5d4de9e3b79b97d8672"/>
     <w:p>
       <w:pPr>
         <w:pStyle w:val="Heading3"/>
@@ -13198,8 +13198,8 @@
         <w:t xml:space="preserve">Si confiance &lt; 30% : échec, utilisez la recherche manuelle</w:t>
       </w:r>
     </w:p>
-    <w:bookmarkEnd w:id="120"/>
-    <w:bookmarkStart w:id="121" w:name="X38bb9265e7b1f17b61aeb80d76f5b535432a77f"/>
+    <w:bookmarkEnd w:id="109"/>
+    <w:bookmarkStart w:id="110" w:name="X38bb9265e7b1f17b61aeb80d76f5b535432a77f"/>
     <w:p>
       <w:pPr>
         <w:pStyle w:val="Heading3"/>
@@ -13232,8 +13232,8 @@
         <w:t xml:space="preserve">dans votre garage. Pour en ajouter un nouveau au-delà de cette limite, supprimez d'abord un véhicule existant.</w:t>
       </w:r>
     </w:p>
-    <w:bookmarkEnd w:id="121"/>
-    <w:bookmarkStart w:id="122" w:name="X49b008e59a04760737f596e0a9b6d5a49fded95"/>
+    <w:bookmarkEnd w:id="110"/>
+    <w:bookmarkStart w:id="111" w:name="X49b008e59a04760737f596e0a9b6d5a49fded95"/>
     <w:p>
       <w:pPr>
         <w:pStyle w:val="Heading3"/>
@@ -13266,8 +13266,8 @@
         <w:t xml:space="preserve">sur Pièces. Le propriétaire devra créer un compte (connexion par téléphone + OTP) s'il n'en a pas encore.</w:t>
       </w:r>
     </w:p>
-    <w:bookmarkEnd w:id="122"/>
-    <w:bookmarkStart w:id="123" w:name="Xd43e8c16e2078630e6c00f3ac61078cb0d40420"/>
+    <w:bookmarkEnd w:id="111"/>
+    <w:bookmarkStart w:id="112" w:name="Xd43e8c16e2078630e6c00f3ac61078cb0d40420"/>
     <w:p>
       <w:pPr>
         <w:pStyle w:val="Heading3"/>
@@ -13319,10 +13319,14 @@
         <w:t xml:space="preserve">Document généré le 2026-03-01 — Pièces v1.0</w:t>
       </w:r>
     </w:p>
-    <w:bookmarkEnd w:id="123"/>
-    <w:bookmarkEnd w:id="124"/>
-    <w:bookmarkEnd w:id="125"/>
-    <w:sectPr/>
+    <w:bookmarkEnd w:id="112"/>
+    <w:bookmarkEnd w:id="113"/>
+    <w:bookmarkEnd w:id="114"/>
+    <w:sectPr>
+      <w:footnotePr>
+        <w:numRestart w:val="eachSect"/>
+      </w:footnotePr>
+    </w:sectPr>
   </w:body>
 </w:document>
 </file>
@@ -13897,10 +13901,10 @@
   <w:docDefaults>
     <w:rPrDefault>
       <w:rPr>
-        <w:rFonts w:asciiTheme="minorHAnsi" w:cstheme="minorBidi" w:eastAsiaTheme="minorHAnsi" w:hAnsiTheme="minorHAnsi"/>
+        <w:rFonts w:asciiTheme="minorHAnsi" w:cstheme="minorBidi" w:eastAsiaTheme="minorEastAsia" w:hAnsiTheme="minorHAnsi"/>
         <w:sz w:val="24"/>
         <w:szCs w:val="24"/>
-        <w:lang w:bidi="ar-SA" w:eastAsia="en-US" w:val="en-US"/>
+        <w:lang w:bidi="ar-SA" w:eastAsia="zh-CN" w:val="en-US"/>
       </w:rPr>
     </w:rPrDefault>
     <w:pPrDefault>
@@ -13952,8 +13956,6 @@
     </w:pPr>
     <w:rPr>
       <w:rFonts w:asciiTheme="majorHAnsi" w:cstheme="majorBidi" w:eastAsiaTheme="majorEastAsia" w:hAnsiTheme="majorHAnsi"/>
-      <w:spacing w:val="-10"/>
-      <w:kern w:val="28"/>
       <w:sz w:val="56"/>
       <w:szCs w:val="56"/>
     </w:rPr>
@@ -13966,8 +13968,6 @@
     <w:rsid w:val="00A10FD9"/>
     <w:rPr>
       <w:rFonts w:asciiTheme="majorHAnsi" w:cstheme="majorBidi" w:eastAsiaTheme="majorEastAsia" w:hAnsiTheme="majorHAnsi"/>
-      <w:spacing w:val="-10"/>
-      <w:kern w:val="28"/>
       <w:sz w:val="56"/>
       <w:szCs w:val="56"/>
     </w:rPr>
@@ -14008,23 +14008,31 @@
   </w:style>
   <w:style w:customStyle="1" w:styleId="Author" w:type="paragraph">
     <w:name w:val="Author"/>
+    <w:basedOn w:val="Title"/>
     <w:next w:val="BodyText"/>
     <w:qFormat/>
     <w:pPr>
       <w:keepNext/>
       <w:keepLines/>
-      <w:jc w:val="center"/>
     </w:pPr>
+    <w:rPr>
+      <w:sz w:val="24"/>
+      <w:szCs w:val="24"/>
+    </w:rPr>
   </w:style>
   <w:style w:styleId="Date" w:type="paragraph">
     <w:name w:val="Date"/>
+    <w:basedOn w:val="Title"/>
     <w:next w:val="BodyText"/>
     <w:qFormat/>
     <w:pPr>
       <w:keepNext/>
       <w:keepLines/>
-      <w:jc w:val="center"/>
     </w:pPr>
+    <w:rPr>
+      <w:sz w:val="24"/>
+      <w:szCs w:val="24"/>
+    </w:rPr>
   </w:style>
   <w:style w:customStyle="1" w:styleId="AbstractTitle" w:type="paragraph">
     <w:name w:val="Abstract Title"/>
@@ -14437,13 +14445,6 @@
       </w:tblCellMar>
     </w:tblPr>
     <w:tblStylePr w:type="firstRow">
-      <w:tblPr>
-        <w:jc w:val="left"/>
-        <w:tblInd w:type="dxa" w:w="0"/>
-      </w:tblPr>
-      <w:trPr>
-        <w:jc w:val="left"/>
-      </w:trPr>
       <w:tcPr>
         <w:tcBorders>
           <w:bottom w:val="single"/>

--- a/docs/deep-dive-manuel-mecanicien.docx
+++ b/docs/deep-dive-manuel-mecanicien.docx
@@ -2,7 +2,7 @@
 <file path=word/document.xml><?xml version="1.0" encoding="utf-8"?>
 <w:document xmlns:w="http://schemas.openxmlformats.org/wordprocessingml/2006/main" xmlns:m="http://schemas.openxmlformats.org/officeDocument/2006/math" xmlns:r="http://schemas.openxmlformats.org/officeDocument/2006/relationships" xmlns:o="urn:schemas-microsoft-com:office:office" xmlns:v="urn:schemas-microsoft-com:vml" xmlns:w10="urn:schemas-microsoft-com:office:word" xmlns:a="http://schemas.openxmlformats.org/drawingml/2006/main" xmlns:pic="http://schemas.openxmlformats.org/drawingml/2006/picture" xmlns:wp="http://schemas.openxmlformats.org/drawingml/2006/wordprocessingDrawing">
   <w:body>
-    <w:bookmarkStart w:id="114" w:name="manuel-dutilisation--mécanicien-pièces"/>
+    <w:bookmarkStart w:id="124" w:name="manuel-dutilisation--mécanicien-pièces"/>
     <w:p>
       <w:pPr>
         <w:pStyle w:val="Heading1"/>
@@ -84,7 +84,7 @@
         </w:pict>
       </w:r>
     </w:p>
-    <w:bookmarkStart w:id="9" w:name="table-des-matières"/>
+    <w:bookmarkStart w:id="20" w:name="table-des-matières"/>
     <w:p>
       <w:pPr>
         <w:pStyle w:val="Heading2"/>
@@ -288,12 +288,12 @@
           <w:numId w:val="1001"/>
         </w:numPr>
       </w:pPr>
-      <w:hyperlink w:anchor="X78fe31aab7fa9153c90784d44626851fb87195b">
+      <w:hyperlink w:anchor="Xd07cdb4dc654aa22c30d808237fc26feb817e65">
         <w:r>
           <w:rPr>
             <w:rStyle w:val="Hyperlink"/>
           </w:rPr>
-          <w:t xml:space="preserve">Paiements et escrow</w:t>
+          <w:t xml:space="preserve">Paiements</w:t>
         </w:r>
       </w:hyperlink>
     </w:p>
@@ -440,8 +440,8 @@
         </w:pict>
       </w:r>
     </w:p>
-    <w:bookmarkEnd w:id="9"/>
-    <w:bookmarkStart w:id="13" w:name="Xfcc00fc1d37f94df108041d709986dc2b69be95"/>
+    <w:bookmarkEnd w:id="20"/>
+    <w:bookmarkStart w:id="24" w:name="Xfcc00fc1d37f94df108041d709986dc2b69be95"/>
     <w:p>
       <w:pPr>
         <w:pStyle w:val="Heading2"/>
@@ -450,7 +450,7 @@
         <w:t xml:space="preserve">1. Accès et connexion</w:t>
       </w:r>
     </w:p>
-    <w:bookmarkStart w:id="10" w:name="votre-rôle-sur-pièces"/>
+    <w:bookmarkStart w:id="21" w:name="votre-rôle-sur-pièces"/>
     <w:p>
       <w:pPr>
         <w:pStyle w:val="Heading3"/>
@@ -552,8 +552,8 @@
         <w:t xml:space="preserve">par défaut.</w:t>
       </w:r>
     </w:p>
-    <w:bookmarkEnd w:id="10"/>
-    <w:bookmarkStart w:id="11" w:name="comment-se-connecter"/>
+    <w:bookmarkEnd w:id="21"/>
+    <w:bookmarkStart w:id="22" w:name="comment-se-connecter"/>
     <w:p>
       <w:pPr>
         <w:pStyle w:val="Heading3"/>
@@ -800,8 +800,8 @@
         <w:t xml:space="preserve">apparaît après 60 secondes</w:t>
       </w:r>
     </w:p>
-    <w:bookmarkEnd w:id="11"/>
-    <w:bookmarkStart w:id="12" w:name="sécurité"/>
+    <w:bookmarkEnd w:id="22"/>
+    <w:bookmarkStart w:id="23" w:name="sécurité"/>
     <w:p>
       <w:pPr>
         <w:pStyle w:val="Heading3"/>
@@ -863,9 +863,9 @@
         </w:pict>
       </w:r>
     </w:p>
-    <w:bookmarkEnd w:id="12"/>
-    <w:bookmarkEnd w:id="13"/>
-    <w:bookmarkStart w:id="16" w:name="Xa22c2be2b210bf449281c4f1cc96703fbc71567"/>
+    <w:bookmarkEnd w:id="23"/>
+    <w:bookmarkEnd w:id="24"/>
+    <w:bookmarkStart w:id="27" w:name="Xa22c2be2b210bf449281c4f1cc96703fbc71567"/>
     <w:p>
       <w:pPr>
         <w:pStyle w:val="Heading2"/>
@@ -895,7 +895,7 @@
         <w:t xml:space="preserve">, un écran de consentement bloque l'accès à l'application.</w:t>
       </w:r>
     </w:p>
-    <w:bookmarkStart w:id="14" w:name="ce-qui-est-affiché"/>
+    <w:bookmarkStart w:id="25" w:name="ce-qui-est-affiché"/>
     <w:p>
       <w:pPr>
         <w:pStyle w:val="Heading3"/>
@@ -992,8 +992,8 @@
         <w:t xml:space="preserve">Vos droits : consulter vos données et demander leur suppression à tout moment</w:t>
       </w:r>
     </w:p>
-    <w:bookmarkEnd w:id="14"/>
-    <w:bookmarkStart w:id="15" w:name="action-requise"/>
+    <w:bookmarkEnd w:id="25"/>
+    <w:bookmarkStart w:id="26" w:name="action-requise"/>
     <w:p>
       <w:pPr>
         <w:pStyle w:val="Heading3"/>
@@ -1061,9 +1061,9 @@
         </w:pict>
       </w:r>
     </w:p>
-    <w:bookmarkEnd w:id="15"/>
-    <w:bookmarkEnd w:id="16"/>
-    <w:bookmarkStart w:id="19" w:name="X6eed48f564f6479d31b1b8903b15fec933de0c4"/>
+    <w:bookmarkEnd w:id="26"/>
+    <w:bookmarkEnd w:id="27"/>
+    <w:bookmarkStart w:id="30" w:name="X6eed48f564f6479d31b1b8903b15fec933de0c4"/>
     <w:p>
       <w:pPr>
         <w:pStyle w:val="Heading2"/>
@@ -1072,7 +1072,7 @@
         <w:t xml:space="preserve">3. Navigation dans l'application</w:t>
       </w:r>
     </w:p>
-    <w:bookmarkStart w:id="17" w:name="barre-de-navigation"/>
+    <w:bookmarkStart w:id="28" w:name="barre-de-navigation"/>
     <w:p>
       <w:pPr>
         <w:pStyle w:val="Heading3"/>
@@ -1327,8 +1327,8 @@
         <w:t xml:space="preserve">).</w:t>
       </w:r>
     </w:p>
-    <w:bookmarkEnd w:id="17"/>
-    <w:bookmarkStart w:id="18" w:name="accès-aux-fonctions-de-recherche"/>
+    <w:bookmarkEnd w:id="28"/>
+    <w:bookmarkStart w:id="29" w:name="accès-aux-fonctions-de-recherche"/>
     <w:p>
       <w:pPr>
         <w:pStyle w:val="Heading3"/>
@@ -1592,9 +1592,9 @@
         </w:pict>
       </w:r>
     </w:p>
-    <w:bookmarkEnd w:id="18"/>
-    <w:bookmarkEnd w:id="19"/>
-    <w:bookmarkStart w:id="23" w:name="X86092bc965e1e2273f5b57261c0f298a0e58d70"/>
+    <w:bookmarkEnd w:id="29"/>
+    <w:bookmarkEnd w:id="30"/>
+    <w:bookmarkStart w:id="34" w:name="X86092bc965e1e2273f5b57261c0f298a0e58d70"/>
     <w:p>
       <w:pPr>
         <w:pStyle w:val="Heading2"/>
@@ -1603,7 +1603,7 @@
         <w:t xml:space="preserve">4. Rechercher une pièce</w:t>
       </w:r>
     </w:p>
-    <w:bookmarkStart w:id="20" w:name="X8680b69bdbe37136cbc65af03a1c5ff99201a8f"/>
+    <w:bookmarkStart w:id="31" w:name="X8680b69bdbe37136cbc65af03a1c5ff99201a8f"/>
     <w:p>
       <w:pPr>
         <w:pStyle w:val="Heading3"/>
@@ -1881,8 +1881,8 @@
         <w:t xml:space="preserve">Prix en FCFA</w:t>
       </w:r>
     </w:p>
-    <w:bookmarkEnd w:id="20"/>
-    <w:bookmarkStart w:id="21" w:name="X47cd8c19ef727b03eaefbef4d77ca50edb161db"/>
+    <w:bookmarkEnd w:id="31"/>
+    <w:bookmarkStart w:id="32" w:name="X47cd8c19ef727b03eaefbef4d77ca50edb161db"/>
     <w:p>
       <w:pPr>
         <w:pStyle w:val="Heading3"/>
@@ -2919,8 +2919,8 @@
         <w:t xml:space="preserve">sont affichées.</w:t>
       </w:r>
     </w:p>
-    <w:bookmarkEnd w:id="21"/>
-    <w:bookmarkStart w:id="22" w:name="X882cc33eaaffc302f1bb6853960f9dd9c330bfe"/>
+    <w:bookmarkEnd w:id="32"/>
+    <w:bookmarkStart w:id="33" w:name="X882cc33eaaffc302f1bb6853960f9dd9c330bfe"/>
     <w:p>
       <w:pPr>
         <w:pStyle w:val="Heading3"/>
@@ -2992,9 +2992,9 @@
         </w:pict>
       </w:r>
     </w:p>
-    <w:bookmarkEnd w:id="22"/>
-    <w:bookmarkEnd w:id="23"/>
-    <w:bookmarkStart w:id="32" w:name="X73f3c7b3808d54fd5d38ecacec0d18a2382c580"/>
+    <w:bookmarkEnd w:id="33"/>
+    <w:bookmarkEnd w:id="34"/>
+    <w:bookmarkStart w:id="43" w:name="X73f3c7b3808d54fd5d38ecacec0d18a2382c580"/>
     <w:p>
       <w:pPr>
         <w:pStyle w:val="Heading2"/>
@@ -3045,7 +3045,7 @@
         <w:t xml:space="preserve">pour identifier une pièce à partir d'une simple photo.</w:t>
       </w:r>
     </w:p>
-    <w:bookmarkStart w:id="24" w:name="comment-faire"/>
+    <w:bookmarkStart w:id="35" w:name="comment-faire"/>
     <w:p>
       <w:pPr>
         <w:pStyle w:val="Heading3"/>
@@ -3122,8 +3122,8 @@
         <w:t xml:space="preserve">L'IA analyse la photo (un spinner s'affiche avec la miniature)</w:t>
       </w:r>
     </w:p>
-    <w:bookmarkEnd w:id="24"/>
-    <w:bookmarkStart w:id="25" w:name="conseils-pour-une-bonne-identification"/>
+    <w:bookmarkEnd w:id="35"/>
+    <w:bookmarkStart w:id="36" w:name="conseils-pour-une-bonne-identification"/>
     <w:p>
       <w:pPr>
         <w:pStyle w:val="Heading3"/>
@@ -3198,8 +3198,8 @@
         <w:t xml:space="preserve">— Évitez les arrière-plans chargés</w:t>
       </w:r>
     </w:p>
-    <w:bookmarkEnd w:id="25"/>
-    <w:bookmarkStart w:id="26" w:name="formats-acceptés"/>
+    <w:bookmarkEnd w:id="36"/>
+    <w:bookmarkStart w:id="37" w:name="formats-acceptés"/>
     <w:p>
       <w:pPr>
         <w:pStyle w:val="Heading3"/>
@@ -3336,8 +3336,8 @@
         <w:t xml:space="preserve">5 Mo par photo</w:t>
       </w:r>
     </w:p>
-    <w:bookmarkEnd w:id="26"/>
-    <w:bookmarkStart w:id="30" w:name="les-3-résultats-possibles"/>
+    <w:bookmarkEnd w:id="37"/>
+    <w:bookmarkStart w:id="41" w:name="les-3-résultats-possibles"/>
     <w:p>
       <w:pPr>
         <w:pStyle w:val="Heading3"/>
@@ -3346,7 +3346,7 @@
         <w:t xml:space="preserve">Les 3 résultats possibles</w:t>
       </w:r>
     </w:p>
-    <w:bookmarkStart w:id="27" w:name="résultat-1--identifié-confiance--70"/>
+    <w:bookmarkStart w:id="38" w:name="résultat-1--identifié-confiance--70"/>
     <w:p>
       <w:pPr>
         <w:pStyle w:val="Heading4"/>
@@ -3569,8 +3569,8 @@
         <w:t xml:space="preserve">dans le catalogue des vendeurs.</w:t>
       </w:r>
     </w:p>
-    <w:bookmarkEnd w:id="27"/>
-    <w:bookmarkStart w:id="28" w:name="X37ca1f6bcba57c074ded8a5b6393983e92e973a"/>
+    <w:bookmarkEnd w:id="38"/>
+    <w:bookmarkStart w:id="39" w:name="X37ca1f6bcba57c074ded8a5b6393983e92e973a"/>
     <w:p>
       <w:pPr>
         <w:pStyle w:val="Heading4"/>
@@ -3639,8 +3639,8 @@
         <w:t xml:space="preserve">Le système cherche alors les pièces dans cette catégorie spécifique</w:t>
       </w:r>
     </w:p>
-    <w:bookmarkEnd w:id="28"/>
-    <w:bookmarkStart w:id="29" w:name="résultat-3--échec-confiance--30"/>
+    <w:bookmarkEnd w:id="39"/>
+    <w:bookmarkStart w:id="40" w:name="résultat-3--échec-confiance--30"/>
     <w:p>
       <w:pPr>
         <w:pStyle w:val="Heading4"/>
@@ -3722,9 +3722,9 @@
         <w:t xml:space="preserve">avec une meilleure photo</w:t>
       </w:r>
     </w:p>
-    <w:bookmarkEnd w:id="29"/>
-    <w:bookmarkEnd w:id="30"/>
-    <w:bookmarkStart w:id="31" w:name="filtrage-véhicule-optionnel"/>
+    <w:bookmarkEnd w:id="40"/>
+    <w:bookmarkEnd w:id="41"/>
+    <w:bookmarkStart w:id="42" w:name="filtrage-véhicule-optionnel"/>
     <w:p>
       <w:pPr>
         <w:pStyle w:val="Heading3"/>
@@ -3748,9 +3748,9 @@
         </w:pict>
       </w:r>
     </w:p>
-    <w:bookmarkEnd w:id="31"/>
-    <w:bookmarkEnd w:id="32"/>
-    <w:bookmarkStart w:id="36" w:name="Xbf9f8eb5c5d00bdf8d5132e7605832e342eca37"/>
+    <w:bookmarkEnd w:id="42"/>
+    <w:bookmarkEnd w:id="43"/>
+    <w:bookmarkStart w:id="47" w:name="Xbf9f8eb5c5d00bdf8d5132e7605832e342eca37"/>
     <w:p>
       <w:pPr>
         <w:pStyle w:val="Heading2"/>
@@ -3788,7 +3788,7 @@
         <w:t xml:space="preserve">Le VIN (Vehicle Identification Number) est un numéro unique de 17 caractères gravé sur chaque véhicule. Pièces peut le décoder pour identifier automatiquement le véhicule.</w:t>
       </w:r>
     </w:p>
-    <w:bookmarkStart w:id="33" w:name="comment-faire-1"/>
+    <w:bookmarkStart w:id="44" w:name="comment-faire-1"/>
     <w:p>
       <w:pPr>
         <w:pStyle w:val="Heading3"/>
@@ -3911,8 +3911,8 @@
         <w:t xml:space="preserve">(National Highway Traffic Safety Administration)</w:t>
       </w:r>
     </w:p>
-    <w:bookmarkEnd w:id="33"/>
-    <w:bookmarkStart w:id="34" w:name="résultats"/>
+    <w:bookmarkEnd w:id="44"/>
+    <w:bookmarkStart w:id="45" w:name="résultats"/>
     <w:p>
       <w:pPr>
         <w:pStyle w:val="Heading3"/>
@@ -4030,8 +4030,8 @@
         <w:t xml:space="preserve">Bandeau ambre avec un lien vers la recherche par marque classique.</w:t>
       </w:r>
     </w:p>
-    <w:bookmarkEnd w:id="34"/>
-    <w:bookmarkStart w:id="35" w:name="où-trouver-le-vin-"/>
+    <w:bookmarkEnd w:id="45"/>
+    <w:bookmarkStart w:id="46" w:name="où-trouver-le-vin-"/>
     <w:p>
       <w:pPr>
         <w:pStyle w:val="Heading3"/>
@@ -4091,9 +4091,9 @@
         </w:pict>
       </w:r>
     </w:p>
-    <w:bookmarkEnd w:id="35"/>
-    <w:bookmarkEnd w:id="36"/>
-    <w:bookmarkStart w:id="41" w:name="X899ac3f8970a58f62192469605bd9593c041b13"/>
+    <w:bookmarkEnd w:id="46"/>
+    <w:bookmarkEnd w:id="47"/>
+    <w:bookmarkStart w:id="52" w:name="X899ac3f8970a58f62192469605bd9593c041b13"/>
     <w:p>
       <w:pPr>
         <w:pStyle w:val="Heading2"/>
@@ -4131,7 +4131,7 @@
         <w:t xml:space="preserve">Le garage vous permet de sauvegarder les véhicules de vos clients réguliers pour un accès rapide.</w:t>
       </w:r>
     </w:p>
-    <w:bookmarkStart w:id="37" w:name="limite"/>
+    <w:bookmarkStart w:id="48" w:name="limite"/>
     <w:p>
       <w:pPr>
         <w:pStyle w:val="Heading3"/>
@@ -4158,8 +4158,8 @@
         <w:t xml:space="preserve">enregistrés. Au-delà, vous devez supprimer un véhicule pour en ajouter un nouveau.</w:t>
       </w:r>
     </w:p>
-    <w:bookmarkEnd w:id="37"/>
-    <w:bookmarkStart w:id="38" w:name="ajouter-un-véhicule"/>
+    <w:bookmarkEnd w:id="48"/>
+    <w:bookmarkStart w:id="49" w:name="ajouter-un-véhicule"/>
     <w:p>
       <w:pPr>
         <w:pStyle w:val="Heading3"/>
@@ -4390,8 +4390,8 @@
         <w:t xml:space="preserve">Le VIN est automatiquement converti en majuscules et les caractères invalides sont filtrés.</w:t>
       </w:r>
     </w:p>
-    <w:bookmarkEnd w:id="38"/>
-    <w:bookmarkStart w:id="39" w:name="actions-par-véhicule"/>
+    <w:bookmarkEnd w:id="49"/>
+    <w:bookmarkStart w:id="50" w:name="actions-par-véhicule"/>
     <w:p>
       <w:pPr>
         <w:pStyle w:val="Heading3"/>
@@ -4503,8 +4503,8 @@
         </w:tc>
       </w:tr>
     </w:tbl>
-    <w:bookmarkEnd w:id="39"/>
-    <w:bookmarkStart w:id="40" w:name="sécurité-1"/>
+    <w:bookmarkEnd w:id="50"/>
+    <w:bookmarkStart w:id="51" w:name="sécurité-1"/>
     <w:p>
       <w:pPr>
         <w:pStyle w:val="Heading3"/>
@@ -4544,9 +4544,9 @@
         </w:pict>
       </w:r>
     </w:p>
-    <w:bookmarkEnd w:id="40"/>
-    <w:bookmarkEnd w:id="41"/>
-    <w:bookmarkStart w:id="45" w:name="X0faf8213acdde7c858906ecb35a8271be2c622c"/>
+    <w:bookmarkEnd w:id="51"/>
+    <w:bookmarkEnd w:id="52"/>
+    <w:bookmarkStart w:id="56" w:name="X0faf8213acdde7c858906ecb35a8271be2c622c"/>
     <w:p>
       <w:pPr>
         <w:pStyle w:val="Heading2"/>
@@ -4555,7 +4555,7 @@
         <w:t xml:space="preserve">8. Créer une commande</w:t>
       </w:r>
     </w:p>
-    <w:bookmarkStart w:id="42" w:name="le-processus-de-commande"/>
+    <w:bookmarkStart w:id="53" w:name="le-processus-de-commande"/>
     <w:p>
       <w:pPr>
         <w:pStyle w:val="Heading3"/>
@@ -4788,8 +4788,8 @@
         </w:tc>
       </w:tr>
     </w:tbl>
-    <w:bookmarkEnd w:id="42"/>
-    <w:bookmarkStart w:id="43" w:name="règles-de-validation"/>
+    <w:bookmarkEnd w:id="53"/>
+    <w:bookmarkStart w:id="54" w:name="règles-de-validation"/>
     <w:p>
       <w:pPr>
         <w:pStyle w:val="Heading3"/>
@@ -4904,8 +4904,8 @@
         <w:t xml:space="preserve">unique est généré automatiquement pour le partage</w:t>
       </w:r>
     </w:p>
-    <w:bookmarkEnd w:id="43"/>
-    <w:bookmarkStart w:id="44" w:name="statut-initial"/>
+    <w:bookmarkEnd w:id="54"/>
+    <w:bookmarkStart w:id="55" w:name="statut-initial"/>
     <w:p>
       <w:pPr>
         <w:pStyle w:val="Heading3"/>
@@ -4961,9 +4961,9 @@
         </w:pict>
       </w:r>
     </w:p>
-    <w:bookmarkEnd w:id="44"/>
-    <w:bookmarkEnd w:id="45"/>
-    <w:bookmarkStart w:id="50" w:name="X127de84bec0a0657c482330b7afa54ea382c972"/>
+    <w:bookmarkEnd w:id="55"/>
+    <w:bookmarkEnd w:id="56"/>
+    <w:bookmarkStart w:id="61" w:name="X127de84bec0a0657c482330b7afa54ea382c972"/>
     <w:p>
       <w:pPr>
         <w:pStyle w:val="Heading2"/>
@@ -4972,7 +4972,7 @@
         <w:t xml:space="preserve">9. Partager la commande avec le propriétaire</w:t>
       </w:r>
     </w:p>
-    <w:bookmarkStart w:id="46" w:name="le-flux-tripartite"/>
+    <w:bookmarkStart w:id="57" w:name="le-flux-tripartite"/>
     <w:p>
       <w:pPr>
         <w:pStyle w:val="Heading3"/>
@@ -5187,8 +5187,8 @@
         <w:t xml:space="preserve">     │◄─── Livraison ────────────►│                          │</w:t>
       </w:r>
     </w:p>
-    <w:bookmarkEnd w:id="46"/>
-    <w:bookmarkStart w:id="47" w:name="le-lien-de-partage"/>
+    <w:bookmarkEnd w:id="57"/>
+    <w:bookmarkStart w:id="58" w:name="le-lien-de-partage"/>
     <w:p>
       <w:pPr>
         <w:pStyle w:val="Heading3"/>
@@ -5270,8 +5270,8 @@
         <w:t xml:space="preserve">Payer directement</w:t>
       </w:r>
     </w:p>
-    <w:bookmarkEnd w:id="47"/>
-    <w:bookmarkStart w:id="48" w:name="ce-que-voit-le-propriétaire"/>
+    <w:bookmarkEnd w:id="58"/>
+    <w:bookmarkStart w:id="59" w:name="ce-que-voit-le-propriétaire"/>
     <w:p>
       <w:pPr>
         <w:pStyle w:val="Heading3"/>
@@ -5460,8 +5460,8 @@
         </w:tc>
       </w:tr>
     </w:tbl>
-    <w:bookmarkEnd w:id="48"/>
-    <w:bookmarkStart w:id="49" w:name="méthodes-de-paiement-disponibles"/>
+    <w:bookmarkEnd w:id="59"/>
+    <w:bookmarkStart w:id="60" w:name="méthodes-de-paiement-disponibles"/>
     <w:p>
       <w:pPr>
         <w:pStyle w:val="Heading3"/>
@@ -5707,9 +5707,9 @@
         </w:pict>
       </w:r>
     </w:p>
-    <w:bookmarkEnd w:id="49"/>
-    <w:bookmarkEnd w:id="50"/>
-    <w:bookmarkStart w:id="55" w:name="Xa9fd3a52de52975a133904e09a7230097419fa2"/>
+    <w:bookmarkEnd w:id="60"/>
+    <w:bookmarkEnd w:id="61"/>
+    <w:bookmarkStart w:id="66" w:name="Xa9fd3a52de52975a133904e09a7230097419fa2"/>
     <w:p>
       <w:pPr>
         <w:pStyle w:val="Heading2"/>
@@ -5739,7 +5739,7 @@
         <w:t xml:space="preserve">/orders</w:t>
       </w:r>
     </w:p>
-    <w:bookmarkStart w:id="51" w:name="historique-des-commandes"/>
+    <w:bookmarkStart w:id="62" w:name="historique-des-commandes"/>
     <w:p>
       <w:pPr>
         <w:pStyle w:val="Heading3"/>
@@ -5904,8 +5904,8 @@
         <w:t xml:space="preserve">: Statut de livraison si disponible</w:t>
       </w:r>
     </w:p>
-    <w:bookmarkEnd w:id="51"/>
-    <w:bookmarkStart w:id="52" w:name="les-10-statuts-dune-commande"/>
+    <w:bookmarkEnd w:id="62"/>
+    <w:bookmarkStart w:id="63" w:name="les-10-statuts-dune-commande"/>
     <w:p>
       <w:pPr>
         <w:pStyle w:val="Heading3"/>
@@ -6466,8 +6466,8 @@
         </w:tc>
       </w:tr>
     </w:tbl>
-    <w:bookmarkEnd w:id="52"/>
-    <w:bookmarkStart w:id="53" w:name="annulation"/>
+    <w:bookmarkEnd w:id="63"/>
+    <w:bookmarkStart w:id="64" w:name="annulation"/>
     <w:p>
       <w:pPr>
         <w:pStyle w:val="Heading3"/>
@@ -6596,8 +6596,8 @@
         <w:t xml:space="preserve">ou au-delà, l'annulation n'est plus possible.</w:t>
       </w:r>
     </w:p>
-    <w:bookmarkEnd w:id="53"/>
-    <w:bookmarkStart w:id="54" w:name="pagination"/>
+    <w:bookmarkEnd w:id="64"/>
+    <w:bookmarkStart w:id="65" w:name="pagination"/>
     <w:p>
       <w:pPr>
         <w:pStyle w:val="Heading3"/>
@@ -6663,9 +6663,9 @@
         </w:pict>
       </w:r>
     </w:p>
-    <w:bookmarkEnd w:id="54"/>
-    <w:bookmarkEnd w:id="55"/>
-    <w:bookmarkStart w:id="61" w:name="X8f5c40fc8809bf8072453df687b57301c0d916a"/>
+    <w:bookmarkEnd w:id="65"/>
+    <w:bookmarkEnd w:id="66"/>
+    <w:bookmarkStart w:id="72" w:name="X8f5c40fc8809bf8072453df687b57301c0d916a"/>
     <w:p>
       <w:pPr>
         <w:pStyle w:val="Heading2"/>
@@ -6674,7 +6674,7 @@
         <w:t xml:space="preserve">11. Suivi des livraisons</w:t>
       </w:r>
     </w:p>
-    <w:bookmarkStart w:id="56" w:name="consulter-la-livraison-dune-commande"/>
+    <w:bookmarkStart w:id="67" w:name="consulter-la-livraison-dune-commande"/>
     <w:p>
       <w:pPr>
         <w:pStyle w:val="Heading3"/>
@@ -6707,8 +6707,8 @@
         <w:t xml:space="preserve">(pas besoin d'authentification).</w:t>
       </w:r>
     </w:p>
-    <w:bookmarkEnd w:id="56"/>
-    <w:bookmarkStart w:id="57" w:name="statuts-de-livraison"/>
+    <w:bookmarkEnd w:id="67"/>
+    <w:bookmarkStart w:id="68" w:name="statuts-de-livraison"/>
     <w:p>
       <w:pPr>
         <w:pStyle w:val="Heading3"/>
@@ -6895,8 +6895,8 @@
         </w:tc>
       </w:tr>
     </w:tbl>
-    <w:bookmarkEnd w:id="57"/>
-    <w:bookmarkStart w:id="58" w:name="modes-de-livraison"/>
+    <w:bookmarkEnd w:id="68"/>
+    <w:bookmarkStart w:id="69" w:name="modes-de-livraison"/>
     <w:p>
       <w:pPr>
         <w:pStyle w:val="Heading3"/>
@@ -6999,8 +6999,8 @@
         </w:tc>
       </w:tr>
     </w:tbl>
-    <w:bookmarkEnd w:id="58"/>
-    <w:bookmarkStart w:id="59" w:name="suivi-gps-en-temps-réel"/>
+    <w:bookmarkEnd w:id="69"/>
+    <w:bookmarkStart w:id="70" w:name="suivi-gps-en-temps-réel"/>
     <w:p>
       <w:pPr>
         <w:pStyle w:val="Heading3"/>
@@ -7038,8 +7038,8 @@
         <w:t xml:space="preserve">) sont mises à jour en temps réel pendant la livraison.</w:t>
       </w:r>
     </w:p>
-    <w:bookmarkEnd w:id="59"/>
-    <w:bookmarkStart w:id="60" w:name="informations-de-livraison"/>
+    <w:bookmarkEnd w:id="70"/>
+    <w:bookmarkStart w:id="71" w:name="informations-de-livraison"/>
     <w:p>
       <w:pPr>
         <w:pStyle w:val="Heading3"/>
@@ -7213,18 +7213,18 @@
         </w:pict>
       </w:r>
     </w:p>
-    <w:bookmarkEnd w:id="60"/>
-    <w:bookmarkEnd w:id="61"/>
-    <w:bookmarkStart w:id="66" w:name="X78fe31aab7fa9153c90784d44626851fb87195b"/>
+    <w:bookmarkEnd w:id="71"/>
+    <w:bookmarkEnd w:id="72"/>
+    <w:bookmarkStart w:id="76" w:name="Xd07cdb4dc654aa22c30d808237fc26feb817e65"/>
     <w:p>
       <w:pPr>
         <w:pStyle w:val="Heading2"/>
       </w:pPr>
       <w:r>
-        <w:t xml:space="preserve">12. Paiements et escrow</w:t>
-      </w:r>
-    </w:p>
-    <w:bookmarkStart w:id="62" w:name="comment-fonctionne-le-paiement"/>
+        <w:t xml:space="preserve">12. Paiements</w:t>
+      </w:r>
+    </w:p>
+    <w:bookmarkStart w:id="73" w:name="comment-fonctionne-le-paiement"/>
     <w:p>
       <w:pPr>
         <w:pStyle w:val="Heading3"/>
@@ -7251,7 +7251,7 @@
         <w:t xml:space="preserve">propriétaire du véhicule</w:t>
       </w:r>
       <w:r>
-        <w:t xml:space="preserve">, pas par le mécanicien. Le système d'escrow (séquestre) protège les deux parties :</w:t>
+        <w:t xml:space="preserve">, pas par le mécanicien. Il choisit le moment qui l'arrange, et aucun fonds n'est bloqué :</w:t>
       </w:r>
     </w:p>
     <w:p>
@@ -7262,16 +7262,19 @@
         <w:rPr>
           <w:rStyle w:val="VerbatimChar"/>
         </w:rPr>
-        <w:t xml:space="preserve">Propriétaire paie</w:t>
+        <w:t xml:space="preserve">Propriétaire                Pièces                     Vendeur</w:t>
       </w:r>
       <w:r>
         <w:br/>
       </w:r>
       <w:r>
+        <w:br/>
+      </w:r>
+      <w:r>
         <w:rPr>
           <w:rStyle w:val="VerbatimChar"/>
         </w:rPr>
-        <w:t xml:space="preserve">       │</w:t>
+        <w:t xml:space="preserve">Paie en ligne ────────────► Encaissé ────────────────► Payé immédiatement</w:t>
       </w:r>
       <w:r>
         <w:br/>
@@ -7280,7 +7283,7 @@
         <w:rPr>
           <w:rStyle w:val="VerbatimChar"/>
         </w:rPr>
-        <w:t xml:space="preserve">       ▼</w:t>
+        <w:t xml:space="preserve">   OU                                                  (commission déduite)</w:t>
       </w:r>
       <w:r>
         <w:br/>
@@ -7289,7 +7292,7 @@
         <w:rPr>
           <w:rStyle w:val="VerbatimChar"/>
         </w:rPr>
-        <w:t xml:space="preserve">   ┌─────────┐</w:t>
+        <w:t xml:space="preserve">Paie au livreur ──────────► Encaissé à la remise ────► Payé immédiatement</w:t>
       </w:r>
       <w:r>
         <w:br/>
@@ -7298,7 +7301,7 @@
         <w:rPr>
           <w:rStyle w:val="VerbatimChar"/>
         </w:rPr>
-        <w:t xml:space="preserve">   │  HELD   │ ← Fonds retenus en séquestre</w:t>
+        <w:t xml:space="preserve">   │</w:t>
       </w:r>
       <w:r>
         <w:br/>
@@ -7307,1539 +7310,7 @@
         <w:rPr>
           <w:rStyle w:val="VerbatimChar"/>
         </w:rPr>
-        <w:t xml:space="preserve">   └────┬────┘</w:t>
-      </w:r>
-      <w:r>
-        <w:br/>
-      </w:r>
-      <w:r>
-        <w:rPr>
-          <w:rStyle w:val="VerbatimChar"/>
-        </w:rPr>
-        <w:t xml:space="preserve">        │</w:t>
-      </w:r>
-      <w:r>
-        <w:br/>
-      </w:r>
-      <w:r>
-        <w:rPr>
-          <w:rStyle w:val="VerbatimChar"/>
-        </w:rPr>
-        <w:t xml:space="preserve">   ┌────┴────────────────┐</w:t>
-      </w:r>
-      <w:r>
-        <w:br/>
-      </w:r>
-      <w:r>
-        <w:rPr>
-          <w:rStyle w:val="VerbatimChar"/>
-        </w:rPr>
-        <w:t xml:space="preserve">   │                     │</w:t>
-      </w:r>
-      <w:r>
-        <w:br/>
-      </w:r>
-      <w:r>
-        <w:rPr>
-          <w:rStyle w:val="VerbatimChar"/>
-        </w:rPr>
-        <w:t xml:space="preserve">   ▼                     ▼</w:t>
-      </w:r>
-      <w:r>
-        <w:br/>
-      </w:r>
-      <w:r>
-        <w:rPr>
-          <w:rStyle w:val="VerbatimChar"/>
-        </w:rPr>
-        <w:t xml:space="preserve">┌──────────┐      ┌───────────┐</w:t>
-      </w:r>
-      <w:r>
-        <w:br/>
-      </w:r>
-      <w:r>
-        <w:rPr>
-          <w:rStyle w:val="VerbatimChar"/>
-        </w:rPr>
-        <w:t xml:space="preserve">│ RELEASED │      │ REFUNDED  │</w:t>
-      </w:r>
-      <w:r>
-        <w:br/>
-      </w:r>
-      <w:r>
-        <w:rPr>
-          <w:rStyle w:val="VerbatimChar"/>
-        </w:rPr>
-        <w:t xml:space="preserve">│ (vendeur)│      │ (proprio) │</w:t>
-      </w:r>
-      <w:r>
-        <w:br/>
-      </w:r>
-      <w:r>
-        <w:rPr>
-          <w:rStyle w:val="VerbatimChar"/>
-        </w:rPr>
-        <w:t xml:space="preserve">└──────────┘      └───────────┘</w:t>
-      </w:r>
-    </w:p>
-    <w:tbl>
-      <w:tblPr>
-        <w:tblStyle w:val="Table"/>
-        <w:tblW w:type="auto" w:w="0"/>
-        <w:tblLook w:firstRow="1" w:lastRow="0" w:firstColumn="0" w:lastColumn="0" w:noHBand="0" w:noVBand="0" w:val="0020"/>
-      </w:tblPr>
-      <w:tblGrid>
-        <w:gridCol w:w="3960"/>
-        <w:gridCol w:w="3960"/>
-      </w:tblGrid>
-      <w:tr>
-        <w:trPr>
-          <w:tblHeader w:val="on"/>
-        </w:trPr>
-        <w:tc>
-          <w:tcPr/>
-          <w:p>
-            <w:pPr>
-              <w:pStyle w:val="Compact"/>
-            </w:pPr>
-            <w:r>
-              <w:t xml:space="preserve">Statut</w:t>
-            </w:r>
-          </w:p>
-        </w:tc>
-        <w:tc>
-          <w:tcPr/>
-          <w:p>
-            <w:pPr>
-              <w:pStyle w:val="Compact"/>
-            </w:pPr>
-            <w:r>
-              <w:t xml:space="preserve">Signification</w:t>
-            </w:r>
-          </w:p>
-        </w:tc>
-      </w:tr>
-      <w:tr>
-        <w:tc>
-          <w:tcPr/>
-          <w:p>
-            <w:pPr>
-              <w:pStyle w:val="Compact"/>
-            </w:pPr>
-            <w:r>
-              <w:rPr>
-                <w:b/>
-                <w:bCs/>
-              </w:rPr>
-              <w:t xml:space="preserve">HELD</w:t>
-            </w:r>
-          </w:p>
-        </w:tc>
-        <w:tc>
-          <w:tcPr/>
-          <w:p>
-            <w:pPr>
-              <w:pStyle w:val="Compact"/>
-            </w:pPr>
-            <w:r>
-              <w:t xml:space="preserve">Paiement reçu, fonds en séquestre</w:t>
-            </w:r>
-          </w:p>
-        </w:tc>
-      </w:tr>
-      <w:tr>
-        <w:tc>
-          <w:tcPr/>
-          <w:p>
-            <w:pPr>
-              <w:pStyle w:val="Compact"/>
-            </w:pPr>
-            <w:r>
-              <w:rPr>
-                <w:b/>
-                <w:bCs/>
-              </w:rPr>
-              <w:t xml:space="preserve">RELEASED</w:t>
-            </w:r>
-          </w:p>
-        </w:tc>
-        <w:tc>
-          <w:tcPr/>
-          <w:p>
-            <w:pPr>
-              <w:pStyle w:val="Compact"/>
-            </w:pPr>
-            <w:r>
-              <w:t xml:space="preserve">Fonds libérés au vendeur après livraison réussie</w:t>
-            </w:r>
-          </w:p>
-        </w:tc>
-      </w:tr>
-      <w:tr>
-        <w:tc>
-          <w:tcPr/>
-          <w:p>
-            <w:pPr>
-              <w:pStyle w:val="Compact"/>
-            </w:pPr>
-            <w:r>
-              <w:rPr>
-                <w:b/>
-                <w:bCs/>
-              </w:rPr>
-              <w:t xml:space="preserve">REFUNDED</w:t>
-            </w:r>
-          </w:p>
-        </w:tc>
-        <w:tc>
-          <w:tcPr/>
-          <w:p>
-            <w:pPr>
-              <w:pStyle w:val="Compact"/>
-            </w:pPr>
-            <w:r>
-              <w:t xml:space="preserve">Fonds remboursés au propriétaire (litige)</w:t>
-            </w:r>
-          </w:p>
-        </w:tc>
-      </w:tr>
-    </w:tbl>
-    <w:bookmarkEnd w:id="62"/>
-    <w:bookmarkStart w:id="63" w:name="libération-automatique"/>
-    <w:p>
-      <w:pPr>
-        <w:pStyle w:val="Heading3"/>
-      </w:pPr>
-      <w:r>
-        <w:t xml:space="preserve">Libération automatique</w:t>
-      </w:r>
-    </w:p>
-    <w:p>
-      <w:pPr>
-        <w:pStyle w:val="FirstParagraph"/>
-      </w:pPr>
-      <w:r>
-        <w:t xml:space="preserve">Les fonds sont libérés automatiquement</w:t>
-      </w:r>
-      <w:r>
-        <w:t xml:space="preserve"> </w:t>
-      </w:r>
-      <w:r>
-        <w:rPr>
-          <w:b/>
-          <w:bCs/>
-        </w:rPr>
-        <w:t xml:space="preserve">48 heures</w:t>
-      </w:r>
-      <w:r>
-        <w:t xml:space="preserve"> </w:t>
-      </w:r>
-      <w:r>
-        <w:t xml:space="preserve">après la livraison confirmée, sauf si un litige est ouvert.</w:t>
-      </w:r>
-    </w:p>
-    <w:bookmarkEnd w:id="63"/>
-    <w:bookmarkStart w:id="64" w:name="paiement-cod-cash-on-delivery"/>
-    <w:p>
-      <w:pPr>
-        <w:pStyle w:val="Heading3"/>
-      </w:pPr>
-      <w:r>
-        <w:t xml:space="preserve">Paiement COD (Cash on Delivery)</w:t>
-      </w:r>
-    </w:p>
-    <w:p>
-      <w:pPr>
-        <w:pStyle w:val="FirstParagraph"/>
-      </w:pPr>
-      <w:r>
-        <w:t xml:space="preserve">Pour les commandes en</w:t>
-      </w:r>
-      <w:r>
-        <w:t xml:space="preserve"> </w:t>
-      </w:r>
-      <w:r>
-        <w:rPr>
-          <w:b/>
-          <w:bCs/>
-        </w:rPr>
-        <w:t xml:space="preserve">COD</w:t>
-      </w:r>
-      <w:r>
-        <w:t xml:space="preserve"> </w:t>
-      </w:r>
-      <w:r>
-        <w:t xml:space="preserve">(paiement à la livraison) :</w:t>
-      </w:r>
-    </w:p>
-    <w:p>
-      <w:pPr>
-        <w:pStyle w:val="Compact"/>
-        <w:numPr>
-          <w:ilvl w:val="0"/>
-          <w:numId w:val="1029"/>
-        </w:numPr>
-      </w:pPr>
-      <w:r>
-        <w:t xml:space="preserve">Montant maximum :</w:t>
-      </w:r>
-      <w:r>
-        <w:t xml:space="preserve"> </w:t>
-      </w:r>
-      <w:r>
-        <w:rPr>
-          <w:b/>
-          <w:bCs/>
-        </w:rPr>
-        <w:t xml:space="preserve">75 000 FCFA</w:t>
-      </w:r>
-    </w:p>
-    <w:p>
-      <w:pPr>
-        <w:pStyle w:val="Compact"/>
-        <w:numPr>
-          <w:ilvl w:val="0"/>
-          <w:numId w:val="1029"/>
-        </w:numPr>
-      </w:pPr>
-      <w:r>
-        <w:t xml:space="preserve">Le statut passe directement à</w:t>
-      </w:r>
-      <w:r>
-        <w:t xml:space="preserve"> </w:t>
-      </w:r>
-      <w:r>
-        <w:rPr>
-          <w:b/>
-          <w:bCs/>
-        </w:rPr>
-        <w:t xml:space="preserve">PAID</w:t>
-      </w:r>
-      <w:r>
-        <w:t xml:space="preserve"> </w:t>
-      </w:r>
-      <w:r>
-        <w:t xml:space="preserve">sans escrow</w:t>
-      </w:r>
-    </w:p>
-    <w:p>
-      <w:pPr>
-        <w:pStyle w:val="Compact"/>
-        <w:numPr>
-          <w:ilvl w:val="0"/>
-          <w:numId w:val="1029"/>
-        </w:numPr>
-      </w:pPr>
-      <w:r>
-        <w:t xml:space="preserve">Le livreur collecte le montant en espèces à la livraison</w:t>
-      </w:r>
-    </w:p>
-    <w:bookmarkEnd w:id="64"/>
-    <w:bookmarkStart w:id="65" w:name="vérifier-le-statut-escrow"/>
-    <w:p>
-      <w:pPr>
-        <w:pStyle w:val="Heading3"/>
-      </w:pPr>
-      <w:r>
-        <w:t xml:space="preserve">Vérifier le statut escrow</w:t>
-      </w:r>
-    </w:p>
-    <w:p>
-      <w:pPr>
-        <w:pStyle w:val="FirstParagraph"/>
-      </w:pPr>
-      <w:r>
-        <w:t xml:space="preserve">Vous pouvez consulter le statut du paiement de chaque commande : montant, statut (HELD/RELEASED/REFUNDED), dates.</w:t>
-      </w:r>
-    </w:p>
-    <w:p>
-      <w:r>
-        <w:pict>
-          <v:rect style="width:0;height:1.5pt" o:hralign="center" o:hrstd="t" o:hr="t"/>
-        </w:pict>
-      </w:r>
-    </w:p>
-    <w:bookmarkEnd w:id="65"/>
-    <w:bookmarkEnd w:id="66"/>
-    <w:bookmarkStart w:id="70" w:name="Xf3c3e79ec0145d07b80056679a722dafbc84524"/>
-    <w:p>
-      <w:pPr>
-        <w:pStyle w:val="Heading2"/>
-      </w:pPr>
-      <w:r>
-        <w:t xml:space="preserve">13. Évaluer un vendeur</w:t>
-      </w:r>
-    </w:p>
-    <w:p>
-      <w:pPr>
-        <w:pStyle w:val="FirstParagraph"/>
-      </w:pPr>
-      <w:r>
-        <w:t xml:space="preserve">Après réception d'une commande, vous pouvez évaluer le vendeur.</w:t>
-      </w:r>
-    </w:p>
-    <w:bookmarkStart w:id="67" w:name="conditions"/>
-    <w:p>
-      <w:pPr>
-        <w:pStyle w:val="Heading3"/>
-      </w:pPr>
-      <w:r>
-        <w:t xml:space="preserve">Conditions</w:t>
-      </w:r>
-    </w:p>
-    <w:p>
-      <w:pPr>
-        <w:pStyle w:val="Compact"/>
-        <w:numPr>
-          <w:ilvl w:val="0"/>
-          <w:numId w:val="1030"/>
-        </w:numPr>
-      </w:pPr>
-      <w:r>
-        <w:t xml:space="preserve">Vous devez être l'</w:t>
-      </w:r>
-      <w:r>
-        <w:rPr>
-          <w:b/>
-          <w:bCs/>
-        </w:rPr>
-        <w:t xml:space="preserve">initiateur</w:t>
-      </w:r>
-      <w:r>
-        <w:t xml:space="preserve"> </w:t>
-      </w:r>
-      <w:r>
-        <w:t xml:space="preserve">de la commande (le mécanicien qui l'a créée)</w:t>
-      </w:r>
-    </w:p>
-    <w:p>
-      <w:pPr>
-        <w:pStyle w:val="Compact"/>
-        <w:numPr>
-          <w:ilvl w:val="0"/>
-          <w:numId w:val="1030"/>
-        </w:numPr>
-      </w:pPr>
-      <w:r>
-        <w:t xml:space="preserve">La commande doit être au statut</w:t>
-      </w:r>
-      <w:r>
-        <w:t xml:space="preserve"> </w:t>
-      </w:r>
-      <w:r>
-        <w:rPr>
-          <w:b/>
-          <w:bCs/>
-        </w:rPr>
-        <w:t xml:space="preserve">DELIVERED</w:t>
-      </w:r>
-      <w:r>
-        <w:t xml:space="preserve">,</w:t>
-      </w:r>
-      <w:r>
-        <w:t xml:space="preserve"> </w:t>
-      </w:r>
-      <w:r>
-        <w:rPr>
-          <w:b/>
-          <w:bCs/>
-        </w:rPr>
-        <w:t xml:space="preserve">CONFIRMED</w:t>
-      </w:r>
-      <w:r>
-        <w:t xml:space="preserve"> </w:t>
-      </w:r>
-      <w:r>
-        <w:t xml:space="preserve">ou</w:t>
-      </w:r>
-      <w:r>
-        <w:t xml:space="preserve"> </w:t>
-      </w:r>
-      <w:r>
-        <w:rPr>
-          <w:b/>
-          <w:bCs/>
-        </w:rPr>
-        <w:t xml:space="preserve">COMPLETED</w:t>
-      </w:r>
-    </w:p>
-    <w:p>
-      <w:pPr>
-        <w:pStyle w:val="Compact"/>
-        <w:numPr>
-          <w:ilvl w:val="0"/>
-          <w:numId w:val="1030"/>
-        </w:numPr>
-      </w:pPr>
-      <w:r>
-        <w:t xml:space="preserve">Un seul avis par commande et par vendeur</w:t>
-      </w:r>
-    </w:p>
-    <w:bookmarkEnd w:id="67"/>
-    <w:bookmarkStart w:id="68" w:name="format-de-lévaluation"/>
-    <w:p>
-      <w:pPr>
-        <w:pStyle w:val="Heading3"/>
-      </w:pPr>
-      <w:r>
-        <w:t xml:space="preserve">Format de l'évaluation</w:t>
-      </w:r>
-    </w:p>
-    <w:tbl>
-      <w:tblPr>
-        <w:tblStyle w:val="Table"/>
-        <w:tblW w:type="auto" w:w="0"/>
-        <w:tblLook w:firstRow="1" w:lastRow="0" w:firstColumn="0" w:lastColumn="0" w:noHBand="0" w:noVBand="0" w:val="0020"/>
-      </w:tblPr>
-      <w:tblGrid>
-        <w:gridCol w:w="3960"/>
-        <w:gridCol w:w="3960"/>
-      </w:tblGrid>
-      <w:tr>
-        <w:trPr>
-          <w:tblHeader w:val="on"/>
-        </w:trPr>
-        <w:tc>
-          <w:tcPr/>
-          <w:p>
-            <w:pPr>
-              <w:pStyle w:val="Compact"/>
-            </w:pPr>
-            <w:r>
-              <w:t xml:space="preserve">Champ</w:t>
-            </w:r>
-          </w:p>
-        </w:tc>
-        <w:tc>
-          <w:tcPr/>
-          <w:p>
-            <w:pPr>
-              <w:pStyle w:val="Compact"/>
-            </w:pPr>
-            <w:r>
-              <w:t xml:space="preserve">Règle</w:t>
-            </w:r>
-          </w:p>
-        </w:tc>
-      </w:tr>
-      <w:tr>
-        <w:tc>
-          <w:tcPr/>
-          <w:p>
-            <w:pPr>
-              <w:pStyle w:val="Compact"/>
-            </w:pPr>
-            <w:r>
-              <w:rPr>
-                <w:b/>
-                <w:bCs/>
-              </w:rPr>
-              <w:t xml:space="preserve">Note</w:t>
-            </w:r>
-          </w:p>
-        </w:tc>
-        <w:tc>
-          <w:tcPr/>
-          <w:p>
-            <w:pPr>
-              <w:pStyle w:val="Compact"/>
-            </w:pPr>
-            <w:r>
-              <w:t xml:space="preserve">1 à 5 étoiles (obligatoire)</w:t>
-            </w:r>
-          </w:p>
-        </w:tc>
-      </w:tr>
-      <w:tr>
-        <w:tc>
-          <w:tcPr/>
-          <w:p>
-            <w:pPr>
-              <w:pStyle w:val="Compact"/>
-            </w:pPr>
-            <w:r>
-              <w:rPr>
-                <w:b/>
-                <w:bCs/>
-              </w:rPr>
-              <w:t xml:space="preserve">Commentaire</w:t>
-            </w:r>
-          </w:p>
-        </w:tc>
-        <w:tc>
-          <w:tcPr/>
-          <w:p>
-            <w:pPr>
-              <w:pStyle w:val="Compact"/>
-            </w:pPr>
-            <w:r>
-              <w:t xml:space="preserve">Jusqu'à 1 000 caractères (optionnel)</w:t>
-            </w:r>
-          </w:p>
-        </w:tc>
-      </w:tr>
-    </w:tbl>
-    <w:bookmarkEnd w:id="68"/>
-    <w:bookmarkStart w:id="69" w:name="consulter-les-avis-dun-vendeur"/>
-    <w:p>
-      <w:pPr>
-        <w:pStyle w:val="Heading3"/>
-      </w:pPr>
-      <w:r>
-        <w:t xml:space="preserve">Consulter les avis d'un vendeur</w:t>
-      </w:r>
-    </w:p>
-    <w:p>
-      <w:pPr>
-        <w:pStyle w:val="FirstParagraph"/>
-      </w:pPr>
-      <w:r>
-        <w:t xml:space="preserve">Les avis sont</w:t>
-      </w:r>
-      <w:r>
-        <w:t xml:space="preserve"> </w:t>
-      </w:r>
-      <w:r>
-        <w:rPr>
-          <w:b/>
-          <w:bCs/>
-        </w:rPr>
-        <w:t xml:space="preserve">publics</w:t>
-      </w:r>
-      <w:r>
-        <w:t xml:space="preserve">. Pour chaque vendeur, vous pouvez voir :</w:t>
-      </w:r>
-    </w:p>
-    <w:p>
-      <w:pPr>
-        <w:pStyle w:val="Compact"/>
-        <w:numPr>
-          <w:ilvl w:val="0"/>
-          <w:numId w:val="1031"/>
-        </w:numPr>
-      </w:pPr>
-      <w:r>
-        <w:t xml:space="preserve">Les 50 avis les plus récents</w:t>
-      </w:r>
-    </w:p>
-    <w:p>
-      <w:pPr>
-        <w:pStyle w:val="Compact"/>
-        <w:numPr>
-          <w:ilvl w:val="0"/>
-          <w:numId w:val="1031"/>
-        </w:numPr>
-      </w:pPr>
-      <w:r>
-        <w:t xml:space="preserve">La</w:t>
-      </w:r>
-      <w:r>
-        <w:t xml:space="preserve"> </w:t>
-      </w:r>
-      <w:r>
-        <w:rPr>
-          <w:b/>
-          <w:bCs/>
-        </w:rPr>
-        <w:t xml:space="preserve">note moyenne</w:t>
-      </w:r>
-      <w:r>
-        <w:t xml:space="preserve"> </w:t>
-      </w:r>
-      <w:r>
-        <w:t xml:space="preserve">(arrondie à 1 décimale)</w:t>
-      </w:r>
-    </w:p>
-    <w:p>
-      <w:pPr>
-        <w:pStyle w:val="Compact"/>
-        <w:numPr>
-          <w:ilvl w:val="0"/>
-          <w:numId w:val="1031"/>
-        </w:numPr>
-      </w:pPr>
-      <w:r>
-        <w:t xml:space="preserve">Le</w:t>
-      </w:r>
-      <w:r>
-        <w:t xml:space="preserve"> </w:t>
-      </w:r>
-      <w:r>
-        <w:rPr>
-          <w:b/>
-          <w:bCs/>
-        </w:rPr>
-        <w:t xml:space="preserve">nombre total</w:t>
-      </w:r>
-      <w:r>
-        <w:t xml:space="preserve"> </w:t>
-      </w:r>
-      <w:r>
-        <w:t xml:space="preserve">d'avis</w:t>
-      </w:r>
-    </w:p>
-    <w:p>
-      <w:r>
-        <w:pict>
-          <v:rect style="width:0;height:1.5pt" o:hralign="center" o:hrstd="t" o:hr="t"/>
-        </w:pict>
-      </w:r>
-    </w:p>
-    <w:bookmarkEnd w:id="69"/>
-    <w:bookmarkEnd w:id="70"/>
-    <w:bookmarkStart w:id="74" w:name="X0bb4115f36b8c4bc694bff3172278a4c7fd72b3"/>
-    <w:p>
-      <w:pPr>
-        <w:pStyle w:val="Heading2"/>
-      </w:pPr>
-      <w:r>
-        <w:t xml:space="preserve">14. Évaluer une livraison</w:t>
-      </w:r>
-    </w:p>
-    <w:p>
-      <w:pPr>
-        <w:pStyle w:val="FirstParagraph"/>
-      </w:pPr>
-      <w:r>
-        <w:t xml:space="preserve">Vous pouvez également évaluer le service de livraison (le livreur).</w:t>
-      </w:r>
-    </w:p>
-    <w:bookmarkStart w:id="71" w:name="conditions-1"/>
-    <w:p>
-      <w:pPr>
-        <w:pStyle w:val="Heading3"/>
-      </w:pPr>
-      <w:r>
-        <w:t xml:space="preserve">Conditions</w:t>
-      </w:r>
-    </w:p>
-    <w:p>
-      <w:pPr>
-        <w:pStyle w:val="Compact"/>
-        <w:numPr>
-          <w:ilvl w:val="0"/>
-          <w:numId w:val="1032"/>
-        </w:numPr>
-      </w:pPr>
-      <w:r>
-        <w:t xml:space="preserve">Vous devez être l'initiateur de la commande</w:t>
-      </w:r>
-    </w:p>
-    <w:p>
-      <w:pPr>
-        <w:pStyle w:val="Compact"/>
-        <w:numPr>
-          <w:ilvl w:val="0"/>
-          <w:numId w:val="1032"/>
-        </w:numPr>
-      </w:pPr>
-      <w:r>
-        <w:t xml:space="preserve">La livraison doit être au statut</w:t>
-      </w:r>
-      <w:r>
-        <w:t xml:space="preserve"> </w:t>
-      </w:r>
-      <w:r>
-        <w:rPr>
-          <w:b/>
-          <w:bCs/>
-        </w:rPr>
-        <w:t xml:space="preserve">DELIVERED</w:t>
-      </w:r>
-      <w:r>
-        <w:t xml:space="preserve"> </w:t>
-      </w:r>
-      <w:r>
-        <w:t xml:space="preserve">ou</w:t>
-      </w:r>
-      <w:r>
-        <w:t xml:space="preserve"> </w:t>
-      </w:r>
-      <w:r>
-        <w:rPr>
-          <w:b/>
-          <w:bCs/>
-        </w:rPr>
-        <w:t xml:space="preserve">CONFIRMED</w:t>
-      </w:r>
-    </w:p>
-    <w:p>
-      <w:pPr>
-        <w:pStyle w:val="Compact"/>
-        <w:numPr>
-          <w:ilvl w:val="0"/>
-          <w:numId w:val="1032"/>
-        </w:numPr>
-      </w:pPr>
-      <w:r>
-        <w:t xml:space="preserve">Un seul avis par livraison</w:t>
-      </w:r>
-    </w:p>
-    <w:bookmarkEnd w:id="71"/>
-    <w:bookmarkStart w:id="72" w:name="format"/>
-    <w:p>
-      <w:pPr>
-        <w:pStyle w:val="Heading3"/>
-      </w:pPr>
-      <w:r>
-        <w:t xml:space="preserve">Format</w:t>
-      </w:r>
-    </w:p>
-    <w:tbl>
-      <w:tblPr>
-        <w:tblStyle w:val="Table"/>
-        <w:tblW w:type="auto" w:w="0"/>
-        <w:tblLook w:firstRow="1" w:lastRow="0" w:firstColumn="0" w:lastColumn="0" w:noHBand="0" w:noVBand="0" w:val="0020"/>
-      </w:tblPr>
-      <w:tblGrid>
-        <w:gridCol w:w="3960"/>
-        <w:gridCol w:w="3960"/>
-      </w:tblGrid>
-      <w:tr>
-        <w:trPr>
-          <w:tblHeader w:val="on"/>
-        </w:trPr>
-        <w:tc>
-          <w:tcPr/>
-          <w:p>
-            <w:pPr>
-              <w:pStyle w:val="Compact"/>
-            </w:pPr>
-            <w:r>
-              <w:t xml:space="preserve">Champ</w:t>
-            </w:r>
-          </w:p>
-        </w:tc>
-        <w:tc>
-          <w:tcPr/>
-          <w:p>
-            <w:pPr>
-              <w:pStyle w:val="Compact"/>
-            </w:pPr>
-            <w:r>
-              <w:t xml:space="preserve">Règle</w:t>
-            </w:r>
-          </w:p>
-        </w:tc>
-      </w:tr>
-      <w:tr>
-        <w:tc>
-          <w:tcPr/>
-          <w:p>
-            <w:pPr>
-              <w:pStyle w:val="Compact"/>
-            </w:pPr>
-            <w:r>
-              <w:rPr>
-                <w:b/>
-                <w:bCs/>
-              </w:rPr>
-              <w:t xml:space="preserve">Note</w:t>
-            </w:r>
-          </w:p>
-        </w:tc>
-        <w:tc>
-          <w:tcPr/>
-          <w:p>
-            <w:pPr>
-              <w:pStyle w:val="Compact"/>
-            </w:pPr>
-            <w:r>
-              <w:t xml:space="preserve">1 à 5 étoiles (obligatoire)</w:t>
-            </w:r>
-          </w:p>
-        </w:tc>
-      </w:tr>
-      <w:tr>
-        <w:tc>
-          <w:tcPr/>
-          <w:p>
-            <w:pPr>
-              <w:pStyle w:val="Compact"/>
-            </w:pPr>
-            <w:r>
-              <w:rPr>
-                <w:b/>
-                <w:bCs/>
-              </w:rPr>
-              <w:t xml:space="preserve">Commentaire</w:t>
-            </w:r>
-          </w:p>
-        </w:tc>
-        <w:tc>
-          <w:tcPr/>
-          <w:p>
-            <w:pPr>
-              <w:pStyle w:val="Compact"/>
-            </w:pPr>
-            <w:r>
-              <w:t xml:space="preserve">Jusqu'à 1 000 caractères (optionnel)</w:t>
-            </w:r>
-          </w:p>
-        </w:tc>
-      </w:tr>
-    </w:tbl>
-    <w:bookmarkEnd w:id="72"/>
-    <w:bookmarkStart w:id="73" w:name="consulter-les-avis-dun-livreur"/>
-    <w:p>
-      <w:pPr>
-        <w:pStyle w:val="Heading3"/>
-      </w:pPr>
-      <w:r>
-        <w:t xml:space="preserve">Consulter les avis d'un livreur</w:t>
-      </w:r>
-    </w:p>
-    <w:p>
-      <w:pPr>
-        <w:pStyle w:val="FirstParagraph"/>
-      </w:pPr>
-      <w:r>
-        <w:t xml:space="preserve">Comme pour les vendeurs, les avis des livreurs sont</w:t>
-      </w:r>
-      <w:r>
-        <w:t xml:space="preserve"> </w:t>
-      </w:r>
-      <w:r>
-        <w:rPr>
-          <w:b/>
-          <w:bCs/>
-        </w:rPr>
-        <w:t xml:space="preserve">publics</w:t>
-      </w:r>
-      <w:r>
-        <w:t xml:space="preserve"> </w:t>
-      </w:r>
-      <w:r>
-        <w:t xml:space="preserve">: liste, note moyenne, total.</w:t>
-      </w:r>
-    </w:p>
-    <w:p>
-      <w:r>
-        <w:pict>
-          <v:rect style="width:0;height:1.5pt" o:hralign="center" o:hrstd="t" o:hr="t"/>
-        </w:pict>
-      </w:r>
-    </w:p>
-    <w:bookmarkEnd w:id="73"/>
-    <w:bookmarkEnd w:id="74"/>
-    <w:bookmarkStart w:id="79" w:name="Xef642e9192d6b21a1e5bf6ba0c7e5a2b4edda26"/>
-    <w:p>
-      <w:pPr>
-        <w:pStyle w:val="Heading2"/>
-      </w:pPr>
-      <w:r>
-        <w:t xml:space="preserve">15. Ouvrir un litige</w:t>
-      </w:r>
-    </w:p>
-    <w:p>
-      <w:pPr>
-        <w:pStyle w:val="FirstParagraph"/>
-      </w:pPr>
-      <w:r>
-        <w:t xml:space="preserve">Si vous rencontrez un problème avec une commande, vous pouvez ouvrir un litige.</w:t>
-      </w:r>
-    </w:p>
-    <w:bookmarkStart w:id="75" w:name="qui-peut-ouvrir-un-litige-"/>
-    <w:p>
-      <w:pPr>
-        <w:pStyle w:val="Heading3"/>
-      </w:pPr>
-      <w:r>
-        <w:t xml:space="preserve">Qui peut ouvrir un litige ?</w:t>
-      </w:r>
-    </w:p>
-    <w:p>
-      <w:pPr>
-        <w:pStyle w:val="FirstParagraph"/>
-      </w:pPr>
-      <w:r>
-        <w:t xml:space="preserve">Seul l'</w:t>
-      </w:r>
-      <w:r>
-        <w:rPr>
-          <w:b/>
-          <w:bCs/>
-        </w:rPr>
-        <w:t xml:space="preserve">initiateur de la commande</w:t>
-      </w:r>
-      <w:r>
-        <w:t xml:space="preserve"> </w:t>
-      </w:r>
-      <w:r>
-        <w:t xml:space="preserve">(vous, le mécanicien) peut ouvrir un litige.</w:t>
-      </w:r>
-    </w:p>
-    <w:bookmarkEnd w:id="75"/>
-    <w:bookmarkStart w:id="76" w:name="comment-ouvrir-un-litige"/>
-    <w:p>
-      <w:pPr>
-        <w:pStyle w:val="Heading3"/>
-      </w:pPr>
-      <w:r>
-        <w:t xml:space="preserve">Comment ouvrir un litige</w:t>
-      </w:r>
-    </w:p>
-    <w:tbl>
-      <w:tblPr>
-        <w:tblStyle w:val="Table"/>
-        <w:tblW w:type="auto" w:w="0"/>
-        <w:tblLook w:firstRow="1" w:lastRow="0" w:firstColumn="0" w:lastColumn="0" w:noHBand="0" w:noVBand="0" w:val="0020"/>
-      </w:tblPr>
-      <w:tblGrid>
-        <w:gridCol w:w="3960"/>
-        <w:gridCol w:w="3960"/>
-      </w:tblGrid>
-      <w:tr>
-        <w:trPr>
-          <w:tblHeader w:val="on"/>
-        </w:trPr>
-        <w:tc>
-          <w:tcPr/>
-          <w:p>
-            <w:pPr>
-              <w:pStyle w:val="Compact"/>
-            </w:pPr>
-            <w:r>
-              <w:t xml:space="preserve">Champ</w:t>
-            </w:r>
-          </w:p>
-        </w:tc>
-        <w:tc>
-          <w:tcPr/>
-          <w:p>
-            <w:pPr>
-              <w:pStyle w:val="Compact"/>
-            </w:pPr>
-            <w:r>
-              <w:t xml:space="preserve">Règle</w:t>
-            </w:r>
-          </w:p>
-        </w:tc>
-      </w:tr>
-      <w:tr>
-        <w:tc>
-          <w:tcPr/>
-          <w:p>
-            <w:pPr>
-              <w:pStyle w:val="Compact"/>
-            </w:pPr>
-            <w:r>
-              <w:rPr>
-                <w:b/>
-                <w:bCs/>
-              </w:rPr>
-              <w:t xml:space="preserve">Commande</w:t>
-            </w:r>
-          </w:p>
-        </w:tc>
-        <w:tc>
-          <w:tcPr/>
-          <w:p>
-            <w:pPr>
-              <w:pStyle w:val="Compact"/>
-            </w:pPr>
-            <w:r>
-              <w:t xml:space="preserve">L'identifiant de la commande concernée</w:t>
-            </w:r>
-          </w:p>
-        </w:tc>
-      </w:tr>
-      <w:tr>
-        <w:tc>
-          <w:tcPr/>
-          <w:p>
-            <w:pPr>
-              <w:pStyle w:val="Compact"/>
-            </w:pPr>
-            <w:r>
-              <w:rPr>
-                <w:b/>
-                <w:bCs/>
-              </w:rPr>
-              <w:t xml:space="preserve">Raison</w:t>
-            </w:r>
-          </w:p>
-        </w:tc>
-        <w:tc>
-          <w:tcPr/>
-          <w:p>
-            <w:pPr>
-              <w:pStyle w:val="Compact"/>
-            </w:pPr>
-            <w:r>
-              <w:t xml:space="preserve">Description du problème, 5 à 2 000 caractères</w:t>
-            </w:r>
-          </w:p>
-        </w:tc>
-      </w:tr>
-    </w:tbl>
-    <w:bookmarkEnd w:id="76"/>
-    <w:bookmarkStart w:id="77" w:name="cycle-de-vie-dun-litige"/>
-    <w:p>
-      <w:pPr>
-        <w:pStyle w:val="Heading3"/>
-      </w:pPr>
-      <w:r>
-        <w:t xml:space="preserve">Cycle de vie d'un litige</w:t>
-      </w:r>
-    </w:p>
-    <w:tbl>
-      <w:tblPr>
-        <w:tblStyle w:val="Table"/>
-        <w:tblW w:type="auto" w:w="0"/>
-        <w:tblLook w:firstRow="1" w:lastRow="0" w:firstColumn="0" w:lastColumn="0" w:noHBand="0" w:noVBand="0" w:val="0020"/>
-      </w:tblPr>
-      <w:tblGrid>
-        <w:gridCol w:w="3960"/>
-        <w:gridCol w:w="3960"/>
-      </w:tblGrid>
-      <w:tr>
-        <w:trPr>
-          <w:tblHeader w:val="on"/>
-        </w:trPr>
-        <w:tc>
-          <w:tcPr/>
-          <w:p>
-            <w:pPr>
-              <w:pStyle w:val="Compact"/>
-            </w:pPr>
-            <w:r>
-              <w:t xml:space="preserve">Statut</w:t>
-            </w:r>
-          </w:p>
-        </w:tc>
-        <w:tc>
-          <w:tcPr/>
-          <w:p>
-            <w:pPr>
-              <w:pStyle w:val="Compact"/>
-            </w:pPr>
-            <w:r>
-              <w:t xml:space="preserve">Description</w:t>
-            </w:r>
-          </w:p>
-        </w:tc>
-      </w:tr>
-      <w:tr>
-        <w:tc>
-          <w:tcPr/>
-          <w:p>
-            <w:pPr>
-              <w:pStyle w:val="Compact"/>
-            </w:pPr>
-            <w:r>
-              <w:rPr>
-                <w:b/>
-                <w:bCs/>
-              </w:rPr>
-              <w:t xml:space="preserve">OPEN</w:t>
-            </w:r>
-          </w:p>
-        </w:tc>
-        <w:tc>
-          <w:tcPr/>
-          <w:p>
-            <w:pPr>
-              <w:pStyle w:val="Compact"/>
-            </w:pPr>
-            <w:r>
-              <w:t xml:space="preserve">Litige ouvert</w:t>
-            </w:r>
-          </w:p>
-        </w:tc>
-      </w:tr>
-      <w:tr>
-        <w:tc>
-          <w:tcPr/>
-          <w:p>
-            <w:pPr>
-              <w:pStyle w:val="Compact"/>
-            </w:pPr>
-            <w:r>
-              <w:rPr>
-                <w:b/>
-                <w:bCs/>
-              </w:rPr>
-              <w:t xml:space="preserve">UNDER_REVIEW</w:t>
-            </w:r>
-          </w:p>
-        </w:tc>
-        <w:tc>
-          <w:tcPr/>
-          <w:p>
-            <w:pPr>
-              <w:pStyle w:val="Compact"/>
-            </w:pPr>
-            <w:r>
-              <w:t xml:space="preserve">En cours d'examen par l'administrateur</w:t>
-            </w:r>
-          </w:p>
-        </w:tc>
-      </w:tr>
-      <w:tr>
-        <w:tc>
-          <w:tcPr/>
-          <w:p>
-            <w:pPr>
-              <w:pStyle w:val="Compact"/>
-            </w:pPr>
-            <w:r>
-              <w:rPr>
-                <w:b/>
-                <w:bCs/>
-              </w:rPr>
-              <w:t xml:space="preserve">RESOLVED_BUYER</w:t>
-            </w:r>
-          </w:p>
-        </w:tc>
-        <w:tc>
-          <w:tcPr/>
-          <w:p>
-            <w:pPr>
-              <w:pStyle w:val="Compact"/>
-            </w:pPr>
-            <w:r>
-              <w:t xml:space="preserve">Résolu en votre faveur → remboursement</w:t>
-            </w:r>
-          </w:p>
-        </w:tc>
-      </w:tr>
-      <w:tr>
-        <w:tc>
-          <w:tcPr/>
-          <w:p>
-            <w:pPr>
-              <w:pStyle w:val="Compact"/>
-            </w:pPr>
-            <w:r>
-              <w:rPr>
-                <w:b/>
-                <w:bCs/>
-              </w:rPr>
-              <w:t xml:space="preserve">RESOLVED_SELLER</w:t>
-            </w:r>
-          </w:p>
-        </w:tc>
-        <w:tc>
-          <w:tcPr/>
-          <w:p>
-            <w:pPr>
-              <w:pStyle w:val="Compact"/>
-            </w:pPr>
-            <w:r>
-              <w:t xml:space="preserve">Résolu en faveur du vendeur → fonds libérés</w:t>
-            </w:r>
-          </w:p>
-        </w:tc>
-      </w:tr>
-      <w:tr>
-        <w:tc>
-          <w:tcPr/>
-          <w:p>
-            <w:pPr>
-              <w:pStyle w:val="Compact"/>
-            </w:pPr>
-            <w:r>
-              <w:rPr>
-                <w:b/>
-                <w:bCs/>
-              </w:rPr>
-              <w:t xml:space="preserve">CLOSED</w:t>
-            </w:r>
-          </w:p>
-        </w:tc>
-        <w:tc>
-          <w:tcPr/>
-          <w:p>
-            <w:pPr>
-              <w:pStyle w:val="Compact"/>
-            </w:pPr>
-            <w:r>
-              <w:t xml:space="preserve">Litige clôturé</w:t>
-            </w:r>
-          </w:p>
-        </w:tc>
-      </w:tr>
-    </w:tbl>
-    <w:bookmarkEnd w:id="77"/>
-    <w:bookmarkStart w:id="78" w:name="suivi-des-litiges"/>
-    <w:p>
-      <w:pPr>
-        <w:pStyle w:val="Heading3"/>
-      </w:pPr>
-      <w:r>
-        <w:t xml:space="preserve">Suivi des litiges</w:t>
-      </w:r>
-    </w:p>
-    <w:p>
-      <w:pPr>
-        <w:pStyle w:val="FirstParagraph"/>
-      </w:pPr>
-      <w:r>
-        <w:t xml:space="preserve">Vous pouvez consulter tous les litiges associés à vos commandes. Seuls l'initiateur de la commande et les administrateurs ont accès aux détails.</w:t>
-      </w:r>
-    </w:p>
-    <w:p>
-      <w:r>
-        <w:pict>
-          <v:rect style="width:0;height:1.5pt" o:hralign="center" o:hrstd="t" o:hr="t"/>
-        </w:pict>
-      </w:r>
-    </w:p>
-    <w:bookmarkEnd w:id="78"/>
-    <w:bookmarkEnd w:id="79"/>
-    <w:bookmarkStart w:id="82" w:name="X5780cc15be82b4f1a14b5404d19dd165fcfbc7a"/>
-    <w:p>
-      <w:pPr>
-        <w:pStyle w:val="Heading2"/>
-      </w:pPr>
-      <w:r>
-        <w:t xml:space="preserve">16. Notifications</w:t>
-      </w:r>
-    </w:p>
-    <w:bookmarkStart w:id="80" w:name="notifications-automatiques"/>
-    <w:p>
-      <w:pPr>
-        <w:pStyle w:val="Heading3"/>
-      </w:pPr>
-      <w:r>
-        <w:t xml:space="preserve">Notifications automatiques</w:t>
-      </w:r>
-    </w:p>
-    <w:p>
-      <w:pPr>
-        <w:pStyle w:val="FirstParagraph"/>
-      </w:pPr>
-      <w:r>
-        <w:t xml:space="preserve">Vous recevez des notifications WhatsApp à chaque changement de statut de vos commandes :</w:t>
-      </w:r>
-    </w:p>
-    <w:tbl>
-      <w:tblPr>
-        <w:tblStyle w:val="Table"/>
-        <w:tblW w:type="auto" w:w="0"/>
-        <w:tblLook w:firstRow="1" w:lastRow="0" w:firstColumn="0" w:lastColumn="0" w:noHBand="0" w:noVBand="0" w:val="0020"/>
-      </w:tblPr>
-      <w:tblGrid>
-        <w:gridCol w:w="3960"/>
-        <w:gridCol w:w="3960"/>
-      </w:tblGrid>
-      <w:tr>
-        <w:trPr>
-          <w:tblHeader w:val="on"/>
-        </w:trPr>
-        <w:tc>
-          <w:tcPr/>
-          <w:p>
-            <w:pPr>
-              <w:pStyle w:val="Compact"/>
-            </w:pPr>
-            <w:r>
-              <w:t xml:space="preserve">Statut atteint</w:t>
-            </w:r>
-          </w:p>
-        </w:tc>
-        <w:tc>
-          <w:tcPr/>
-          <w:p>
-            <w:pPr>
-              <w:pStyle w:val="Compact"/>
-            </w:pPr>
-            <w:r>
-              <w:t xml:space="preserve">Message reçu</w:t>
-            </w:r>
-          </w:p>
-        </w:tc>
-      </w:tr>
-      <w:tr>
-        <w:tc>
-          <w:tcPr/>
-          <w:p>
-            <w:pPr>
-              <w:pStyle w:val="Compact"/>
-            </w:pPr>
-            <w:r>
-              <w:rPr>
-                <w:b/>
-                <w:bCs/>
-              </w:rPr>
-              <w:t xml:space="preserve">PAID</w:t>
-            </w:r>
-          </w:p>
-        </w:tc>
-        <w:tc>
-          <w:tcPr/>
-          <w:p>
-            <w:pPr>
-              <w:pStyle w:val="Compact"/>
-            </w:pPr>
-            <w:r>
-              <w:t xml:space="preserve">Notification de paiement confirmé</w:t>
-            </w:r>
-          </w:p>
-        </w:tc>
-      </w:tr>
-      <w:tr>
-        <w:tc>
-          <w:tcPr/>
-          <w:p>
-            <w:pPr>
-              <w:pStyle w:val="Compact"/>
-            </w:pPr>
-            <w:r>
-              <w:rPr>
-                <w:b/>
-                <w:bCs/>
-              </w:rPr>
-              <w:t xml:space="preserve">VENDOR_CONFIRMED</w:t>
-            </w:r>
-          </w:p>
-        </w:tc>
-        <w:tc>
-          <w:tcPr/>
-          <w:p>
-            <w:pPr>
-              <w:pStyle w:val="Compact"/>
-            </w:pPr>
-            <w:r>
-              <w:t xml:space="preserve">Le vendeur a confirmé la commande</w:t>
-            </w:r>
-          </w:p>
-        </w:tc>
-      </w:tr>
-      <w:tr>
-        <w:tc>
-          <w:tcPr/>
-          <w:p>
-            <w:pPr>
-              <w:pStyle w:val="Compact"/>
-            </w:pPr>
-            <w:r>
-              <w:rPr>
-                <w:b/>
-                <w:bCs/>
-              </w:rPr>
-              <w:t xml:space="preserve">DISPATCHED</w:t>
-            </w:r>
-          </w:p>
-        </w:tc>
-        <w:tc>
-          <w:tcPr/>
-          <w:p>
-            <w:pPr>
-              <w:pStyle w:val="Compact"/>
-            </w:pPr>
-            <w:r>
-              <w:t xml:space="preserve">La commande a été expédiée</w:t>
-            </w:r>
-          </w:p>
-        </w:tc>
-      </w:tr>
-      <w:tr>
-        <w:tc>
-          <w:tcPr/>
-          <w:p>
-            <w:pPr>
-              <w:pStyle w:val="Compact"/>
-            </w:pPr>
-            <w:r>
-              <w:rPr>
-                <w:b/>
-                <w:bCs/>
-              </w:rPr>
-              <w:t xml:space="preserve">DELIVERED</w:t>
-            </w:r>
-          </w:p>
-        </w:tc>
-        <w:tc>
-          <w:tcPr/>
-          <w:p>
-            <w:pPr>
-              <w:pStyle w:val="Compact"/>
-            </w:pPr>
-            <w:r>
-              <w:t xml:space="preserve">La commande a été livrée</w:t>
-            </w:r>
-          </w:p>
-        </w:tc>
-      </w:tr>
-      <w:tr>
-        <w:tc>
-          <w:tcPr/>
-          <w:p>
-            <w:pPr>
-              <w:pStyle w:val="Compact"/>
-            </w:pPr>
-            <w:r>
-              <w:rPr>
-                <w:b/>
-                <w:bCs/>
-              </w:rPr>
-              <w:t xml:space="preserve">CANCELLED</w:t>
-            </w:r>
-          </w:p>
-        </w:tc>
-        <w:tc>
-          <w:tcPr/>
-          <w:p>
-            <w:pPr>
-              <w:pStyle w:val="Compact"/>
-            </w:pPr>
-            <w:r>
-              <w:t xml:space="preserve">La commande a été annulée</w:t>
-            </w:r>
-          </w:p>
-        </w:tc>
-      </w:tr>
-    </w:tbl>
-    <w:p>
-      <w:pPr>
-        <w:pStyle w:val="BodyText"/>
-      </w:pPr>
-      <w:r>
-        <w:t xml:space="preserve">Les statuts</w:t>
-      </w:r>
-      <w:r>
-        <w:t xml:space="preserve"> </w:t>
-      </w:r>
-      <w:r>
-        <w:rPr>
-          <w:b/>
-          <w:bCs/>
-        </w:rPr>
-        <w:t xml:space="preserve">DRAFT</w:t>
-      </w:r>
-      <w:r>
-        <w:t xml:space="preserve"> </w:t>
-      </w:r>
-      <w:r>
-        <w:t xml:space="preserve">et</w:t>
-      </w:r>
-      <w:r>
-        <w:t xml:space="preserve"> </w:t>
-      </w:r>
-      <w:r>
-        <w:rPr>
-          <w:b/>
-          <w:bCs/>
-        </w:rPr>
-        <w:t xml:space="preserve">PENDING_PAYMENT</w:t>
-      </w:r>
-      <w:r>
-        <w:t xml:space="preserve"> </w:t>
-      </w:r>
-      <w:r>
-        <w:t xml:space="preserve">ne déclenchent pas de notification.</w:t>
-      </w:r>
-    </w:p>
-    <w:bookmarkEnd w:id="80"/>
-    <w:bookmarkStart w:id="81" w:name="préférences-de-notification"/>
-    <w:p>
-      <w:pPr>
-        <w:pStyle w:val="Heading3"/>
-      </w:pPr>
-      <w:r>
-        <w:t xml:space="preserve">Préférences de notification</w:t>
+        <w:t xml:space="preserve">   └── ne paie pas ───────► Pas de remise ───────────► La pièce lui revient</w:t>
       </w:r>
     </w:p>
     <w:tbl>
@@ -8864,29 +7335,29 @@
               <w:pStyle w:val="Compact"/>
             </w:pPr>
             <w:r>
-              <w:t xml:space="preserve">Canal</w:t>
-            </w:r>
-          </w:p>
-        </w:tc>
-        <w:tc>
-          <w:tcPr/>
-          <w:p>
-            <w:pPr>
-              <w:pStyle w:val="Compact"/>
-            </w:pPr>
-            <w:r>
-              <w:t xml:space="preserve">Statut</w:t>
-            </w:r>
-          </w:p>
-        </w:tc>
-        <w:tc>
-          <w:tcPr/>
-          <w:p>
-            <w:pPr>
-              <w:pStyle w:val="Compact"/>
-            </w:pPr>
-            <w:r>
-              <w:t xml:space="preserve">Par défaut</w:t>
+              <w:t xml:space="preserve">Moment du paiement</w:t>
+            </w:r>
+          </w:p>
+        </w:tc>
+        <w:tc>
+          <w:tcPr/>
+          <w:p>
+            <w:pPr>
+              <w:pStyle w:val="Compact"/>
+            </w:pPr>
+            <w:r>
+              <w:t xml:space="preserve">Comment</w:t>
+            </w:r>
+          </w:p>
+        </w:tc>
+        <w:tc>
+          <w:tcPr/>
+          <w:p>
+            <w:pPr>
+              <w:pStyle w:val="Compact"/>
+            </w:pPr>
+            <w:r>
+              <w:t xml:space="preserve">Ce qui se passe</w:t>
             </w:r>
           </w:p>
         </w:tc>
@@ -8903,29 +7374,29 @@
                 <w:b/>
                 <w:bCs/>
               </w:rPr>
-              <w:t xml:space="preserve">WhatsApp</w:t>
-            </w:r>
-          </w:p>
-        </w:tc>
-        <w:tc>
-          <w:tcPr/>
-          <w:p>
-            <w:pPr>
-              <w:pStyle w:val="Compact"/>
-            </w:pPr>
-            <w:r>
-              <w:t xml:space="preserve">Actif</w:t>
-            </w:r>
-          </w:p>
-        </w:tc>
-        <w:tc>
-          <w:tcPr/>
-          <w:p>
-            <w:pPr>
-              <w:pStyle w:val="Compact"/>
-            </w:pPr>
-            <w:r>
-              <w:t xml:space="preserve">✅ Activé</w:t>
+              <w:t xml:space="preserve">En ligne, à la commande</w:t>
+            </w:r>
+          </w:p>
+        </w:tc>
+        <w:tc>
+          <w:tcPr/>
+          <w:p>
+            <w:pPr>
+              <w:pStyle w:val="Compact"/>
+            </w:pPr>
+            <w:r>
+              <w:t xml:space="preserve">Orange Money, MTN MoMo, Wave, carte</w:t>
+            </w:r>
+          </w:p>
+        </w:tc>
+        <w:tc>
+          <w:tcPr/>
+          <w:p>
+            <w:pPr>
+              <w:pStyle w:val="Compact"/>
+            </w:pPr>
+            <w:r>
+              <w:t xml:space="preserve">Le vendeur est payé dès l'encaissement</w:t>
             </w:r>
           </w:p>
         </w:tc>
@@ -8942,68 +7413,29 @@
                 <w:b/>
                 <w:bCs/>
               </w:rPr>
-              <w:t xml:space="preserve">SMS</w:t>
-            </w:r>
-          </w:p>
-        </w:tc>
-        <w:tc>
-          <w:tcPr/>
-          <w:p>
-            <w:pPr>
-              <w:pStyle w:val="Compact"/>
-            </w:pPr>
-            <w:r>
-              <w:t xml:space="preserve">Non disponible</w:t>
-            </w:r>
-          </w:p>
-        </w:tc>
-        <w:tc>
-          <w:tcPr/>
-          <w:p>
-            <w:pPr>
-              <w:pStyle w:val="Compact"/>
-            </w:pPr>
-            <w:r>
-              <w:t xml:space="preserve">❌ Désactivé</w:t>
-            </w:r>
-          </w:p>
-        </w:tc>
-      </w:tr>
-      <w:tr>
-        <w:tc>
-          <w:tcPr/>
-          <w:p>
-            <w:pPr>
-              <w:pStyle w:val="Compact"/>
-            </w:pPr>
-            <w:r>
-              <w:rPr>
-                <w:b/>
-                <w:bCs/>
-              </w:rPr>
-              <w:t xml:space="preserve">Push</w:t>
-            </w:r>
-          </w:p>
-        </w:tc>
-        <w:tc>
-          <w:tcPr/>
-          <w:p>
-            <w:pPr>
-              <w:pStyle w:val="Compact"/>
-            </w:pPr>
-            <w:r>
-              <w:t xml:space="preserve">Non disponible</w:t>
-            </w:r>
-          </w:p>
-        </w:tc>
-        <w:tc>
-          <w:tcPr/>
-          <w:p>
-            <w:pPr>
-              <w:pStyle w:val="Compact"/>
-            </w:pPr>
-            <w:r>
-              <w:t xml:space="preserve">❌ Désactivé</w:t>
+              <w:t xml:space="preserve">À la remise, au livreur</w:t>
+            </w:r>
+          </w:p>
+        </w:tc>
+        <w:tc>
+          <w:tcPr/>
+          <w:p>
+            <w:pPr>
+              <w:pStyle w:val="Compact"/>
+            </w:pPr>
+            <w:r>
+              <w:t xml:space="preserve">Espèces (≤ 75 000 F) ou mobile money</w:t>
+            </w:r>
+          </w:p>
+        </w:tc>
+        <w:tc>
+          <w:tcPr/>
+          <w:p>
+            <w:pPr>
+              <w:pStyle w:val="Compact"/>
+            </w:pPr>
+            <w:r>
+              <w:t xml:space="preserve">Le vendeur est payé à la remise</w:t>
             </w:r>
           </w:p>
         </w:tc>
@@ -9014,7 +7446,91 @@
         <w:pStyle w:val="BodyText"/>
       </w:pPr>
       <w:r>
-        <w:t xml:space="preserve">Vous pouvez modifier vos préférences à tout moment.</w:t>
+        <w:rPr>
+          <w:b/>
+          <w:bCs/>
+        </w:rPr>
+        <w:t xml:space="preserve">La règle qui protège tout le monde</w:t>
+      </w:r>
+      <w:r>
+        <w:t xml:space="preserve"> </w:t>
+      </w:r>
+      <w:r>
+        <w:t xml:space="preserve">: aucune pièce n'est remise sans être payée. Si le propriétaire ne paie pas, la pièce repart chez le vendeur — vous ne montez rien qui n'ait pas été réglé.</w:t>
+      </w:r>
+    </w:p>
+    <w:bookmarkEnd w:id="73"/>
+    <w:bookmarkStart w:id="74" w:name="paiement-à-la-remise"/>
+    <w:p>
+      <w:pPr>
+        <w:pStyle w:val="Heading3"/>
+      </w:pPr>
+      <w:r>
+        <w:t xml:space="preserve">Paiement à la remise</w:t>
+      </w:r>
+    </w:p>
+    <w:p>
+      <w:pPr>
+        <w:pStyle w:val="Compact"/>
+        <w:numPr>
+          <w:ilvl w:val="0"/>
+          <w:numId w:val="1029"/>
+        </w:numPr>
+      </w:pPr>
+      <w:r>
+        <w:t xml:space="preserve">Montant maximum en espèces :</w:t>
+      </w:r>
+      <w:r>
+        <w:t xml:space="preserve"> </w:t>
+      </w:r>
+      <w:r>
+        <w:rPr>
+          <w:b/>
+          <w:bCs/>
+        </w:rPr>
+        <w:t xml:space="preserve">75 000 FCFA</w:t>
+      </w:r>
+    </w:p>
+    <w:p>
+      <w:pPr>
+        <w:pStyle w:val="Compact"/>
+        <w:numPr>
+          <w:ilvl w:val="0"/>
+          <w:numId w:val="1029"/>
+        </w:numPr>
+      </w:pPr>
+      <w:r>
+        <w:t xml:space="preserve">Le livreur encaisse au moment où il donne la pièce</w:t>
+      </w:r>
+    </w:p>
+    <w:p>
+      <w:pPr>
+        <w:pStyle w:val="Compact"/>
+        <w:numPr>
+          <w:ilvl w:val="0"/>
+          <w:numId w:val="1029"/>
+        </w:numPr>
+      </w:pPr>
+      <w:r>
+        <w:t xml:space="preserve">Au-delà de 75 000 F, le propriétaire paie en ligne</w:t>
+      </w:r>
+    </w:p>
+    <w:bookmarkEnd w:id="74"/>
+    <w:bookmarkStart w:id="75" w:name="vérifier-le-statut-de-paiement"/>
+    <w:p>
+      <w:pPr>
+        <w:pStyle w:val="Heading3"/>
+      </w:pPr>
+      <w:r>
+        <w:t xml:space="preserve">Vérifier le statut de paiement</w:t>
+      </w:r>
+    </w:p>
+    <w:p>
+      <w:pPr>
+        <w:pStyle w:val="FirstParagraph"/>
+      </w:pPr>
+      <w:r>
+        <w:t xml:space="preserve">Vous pouvez consulter le statut du paiement de chaque commande : montant, encaissement, date de versement au vendeur.</w:t>
       </w:r>
     </w:p>
     <w:p>
@@ -9024,53 +7540,32 @@
         </w:pict>
       </w:r>
     </w:p>
-    <w:bookmarkEnd w:id="81"/>
-    <w:bookmarkEnd w:id="82"/>
-    <w:bookmarkStart w:id="89" w:name="X6733755329568574e2aaa897215e8bc334ac4f5"/>
+    <w:bookmarkEnd w:id="75"/>
+    <w:bookmarkEnd w:id="76"/>
+    <w:bookmarkStart w:id="80" w:name="Xf3c3e79ec0145d07b80056679a722dafbc84524"/>
     <w:p>
       <w:pPr>
         <w:pStyle w:val="Heading2"/>
       </w:pPr>
       <w:r>
-        <w:t xml:space="preserve">17. Profil et gestion du compte</w:t>
-      </w:r>
-    </w:p>
-    <w:bookmarkStart w:id="83" w:name="page-profil"/>
+        <w:t xml:space="preserve">13. Évaluer un vendeur</w:t>
+      </w:r>
+    </w:p>
+    <w:p>
+      <w:pPr>
+        <w:pStyle w:val="FirstParagraph"/>
+      </w:pPr>
+      <w:r>
+        <w:t xml:space="preserve">Après réception d'une commande, vous pouvez évaluer le vendeur.</w:t>
+      </w:r>
+    </w:p>
+    <w:bookmarkStart w:id="77" w:name="conditions"/>
     <w:p>
       <w:pPr>
         <w:pStyle w:val="Heading3"/>
       </w:pPr>
       <w:r>
-        <w:t xml:space="preserve">Page profil</w:t>
-      </w:r>
-    </w:p>
-    <w:p>
-      <w:pPr>
-        <w:pStyle w:val="FirstParagraph"/>
-      </w:pPr>
-      <w:r>
-        <w:rPr>
-          <w:b/>
-          <w:bCs/>
-        </w:rPr>
-        <w:t xml:space="preserve">Page :</w:t>
-      </w:r>
-      <w:r>
-        <w:t xml:space="preserve"> </w:t>
-      </w:r>
-      <w:r>
-        <w:rPr>
-          <w:rStyle w:val="VerbatimChar"/>
-        </w:rPr>
-        <w:t xml:space="preserve">/profile</w:t>
-      </w:r>
-    </w:p>
-    <w:p>
-      <w:pPr>
-        <w:pStyle w:val="BodyText"/>
-      </w:pPr>
-      <w:r>
-        <w:t xml:space="preserve">Votre profil affiche :</w:t>
+        <w:t xml:space="preserve">Conditions</w:t>
       </w:r>
     </w:p>
     <w:p>
@@ -9078,21 +7573,24 @@
         <w:pStyle w:val="Compact"/>
         <w:numPr>
           <w:ilvl w:val="0"/>
-          <w:numId w:val="1033"/>
+          <w:numId w:val="1030"/>
         </w:numPr>
       </w:pPr>
+      <w:r>
+        <w:t xml:space="preserve">Vous devez être l'</w:t>
+      </w:r>
       <w:r>
         <w:rPr>
           <w:b/>
           <w:bCs/>
         </w:rPr>
-        <w:t xml:space="preserve">Numéro de téléphone</w:t>
-      </w:r>
-      <w:r>
-        <w:t xml:space="preserve"> </w:t>
-      </w:r>
-      <w:r>
-        <w:t xml:space="preserve">(masqué : +225 07 ** ** XX XX)</w:t>
+        <w:t xml:space="preserve">initiateur</w:t>
+      </w:r>
+      <w:r>
+        <w:t xml:space="preserve"> </w:t>
+      </w:r>
+      <w:r>
+        <w:t xml:space="preserve">de la commande (le mécanicien qui l'a créée)</w:t>
       </w:r>
     </w:p>
     <w:p>
@@ -9100,21 +7598,50 @@
         <w:pStyle w:val="Compact"/>
         <w:numPr>
           <w:ilvl w:val="0"/>
-          <w:numId w:val="1033"/>
+          <w:numId w:val="1030"/>
         </w:numPr>
       </w:pPr>
+      <w:r>
+        <w:t xml:space="preserve">La commande doit être au statut</w:t>
+      </w:r>
+      <w:r>
+        <w:t xml:space="preserve"> </w:t>
+      </w:r>
       <w:r>
         <w:rPr>
           <w:b/>
           <w:bCs/>
         </w:rPr>
-        <w:t xml:space="preserve">Rôles</w:t>
-      </w:r>
-      <w:r>
-        <w:t xml:space="preserve"> </w:t>
-      </w:r>
-      <w:r>
-        <w:t xml:space="preserve">: Mécanicien affiché en bleu si actif</w:t>
+        <w:t xml:space="preserve">DELIVERED</w:t>
+      </w:r>
+      <w:r>
+        <w:t xml:space="preserve">,</w:t>
+      </w:r>
+      <w:r>
+        <w:t xml:space="preserve"> </w:t>
+      </w:r>
+      <w:r>
+        <w:rPr>
+          <w:b/>
+          <w:bCs/>
+        </w:rPr>
+        <w:t xml:space="preserve">CONFIRMED</w:t>
+      </w:r>
+      <w:r>
+        <w:t xml:space="preserve"> </w:t>
+      </w:r>
+      <w:r>
+        <w:t xml:space="preserve">ou</w:t>
+      </w:r>
+      <w:r>
+        <w:t xml:space="preserve"> </w:t>
+      </w:r>
+      <w:r>
+        <w:rPr>
+          <w:b/>
+          <w:bCs/>
+        </w:rPr>
+        <w:t xml:space="preserve">COMPLETED</w:t>
       </w:r>
     </w:p>
     <w:p>
@@ -9122,49 +7649,21 @@
         <w:pStyle w:val="Compact"/>
         <w:numPr>
           <w:ilvl w:val="0"/>
-          <w:numId w:val="1033"/>
+          <w:numId w:val="1030"/>
         </w:numPr>
       </w:pPr>
       <w:r>
-        <w:rPr>
-          <w:b/>
-          <w:bCs/>
-        </w:rPr>
-        <w:t xml:space="preserve">Contexte actif</w:t>
-      </w:r>
-      <w:r>
-        <w:t xml:space="preserve"> </w:t>
-      </w:r>
-      <w:r>
-        <w:t xml:space="preserve">: Le rôle actuellement sélectionné</w:t>
-      </w:r>
-    </w:p>
-    <w:bookmarkEnd w:id="83"/>
-    <w:bookmarkStart w:id="84" w:name="changement-de-contexte"/>
+        <w:t xml:space="preserve">Un seul avis par commande et par vendeur</w:t>
+      </w:r>
+    </w:p>
+    <w:bookmarkEnd w:id="77"/>
+    <w:bookmarkStart w:id="78" w:name="format-de-lévaluation"/>
     <w:p>
       <w:pPr>
         <w:pStyle w:val="Heading3"/>
       </w:pPr>
       <w:r>
-        <w:t xml:space="preserve">Changement de contexte</w:t>
-      </w:r>
-    </w:p>
-    <w:p>
-      <w:pPr>
-        <w:pStyle w:val="FirstParagraph"/>
-      </w:pPr>
-      <w:r>
-        <w:t xml:space="preserve">Si vous avez plusieurs rôles (ex : Mécanicien + Propriétaire), vous pouvez basculer entre eux via un bouton dédié. Le changement est immédiat.</w:t>
-      </w:r>
-    </w:p>
-    <w:bookmarkEnd w:id="84"/>
-    <w:bookmarkStart w:id="85" w:name="les-6-rôles-du-système"/>
-    <w:p>
-      <w:pPr>
-        <w:pStyle w:val="Heading3"/>
-      </w:pPr>
-      <w:r>
-        <w:t xml:space="preserve">Les 6 rôles du système</w:t>
+        <w:t xml:space="preserve">Format de l'évaluation</w:t>
       </w:r>
     </w:p>
     <w:tbl>
@@ -9188,34 +7687,23 @@
               <w:pStyle w:val="Compact"/>
             </w:pPr>
             <w:r>
-              <w:t xml:space="preserve">Rôle</w:t>
-            </w:r>
-          </w:p>
-        </w:tc>
-        <w:tc>
-          <w:tcPr/>
-          <w:p>
-            <w:pPr>
-              <w:pStyle w:val="Compact"/>
-            </w:pPr>
-            <w:r>
-              <w:t xml:space="preserve">Libellé</w:t>
-            </w:r>
-          </w:p>
-        </w:tc>
-      </w:tr>
-      <w:tr>
-        <w:tc>
-          <w:tcPr/>
-          <w:p>
-            <w:pPr>
-              <w:pStyle w:val="Compact"/>
-            </w:pPr>
-            <w:r>
-              <w:t xml:space="preserve">MECHANIC</w:t>
-            </w:r>
-          </w:p>
-        </w:tc>
+              <w:t xml:space="preserve">Champ</w:t>
+            </w:r>
+          </w:p>
+        </w:tc>
+        <w:tc>
+          <w:tcPr/>
+          <w:p>
+            <w:pPr>
+              <w:pStyle w:val="Compact"/>
+            </w:pPr>
+            <w:r>
+              <w:t xml:space="preserve">Règle</w:t>
+            </w:r>
+          </w:p>
+        </w:tc>
+      </w:tr>
+      <w:tr>
         <w:tc>
           <w:tcPr/>
           <w:p>
@@ -9227,175 +7715,80 @@
                 <w:b/>
                 <w:bCs/>
               </w:rPr>
-              <w:t xml:space="preserve">Mécanicien</w:t>
-            </w:r>
-            <w:r>
-              <w:t xml:space="preserve"> </w:t>
-            </w:r>
-            <w:r>
-              <w:t xml:space="preserve">(votre rôle par défaut)</w:t>
-            </w:r>
-          </w:p>
-        </w:tc>
-      </w:tr>
-      <w:tr>
-        <w:tc>
-          <w:tcPr/>
-          <w:p>
-            <w:pPr>
-              <w:pStyle w:val="Compact"/>
-            </w:pPr>
-            <w:r>
-              <w:t xml:space="preserve">OWNER</w:t>
-            </w:r>
-          </w:p>
-        </w:tc>
-        <w:tc>
-          <w:tcPr/>
-          <w:p>
-            <w:pPr>
-              <w:pStyle w:val="Compact"/>
-            </w:pPr>
-            <w:r>
-              <w:t xml:space="preserve">Propriétaire</w:t>
-            </w:r>
-          </w:p>
-        </w:tc>
-      </w:tr>
-      <w:tr>
-        <w:tc>
-          <w:tcPr/>
-          <w:p>
-            <w:pPr>
-              <w:pStyle w:val="Compact"/>
-            </w:pPr>
-            <w:r>
-              <w:t xml:space="preserve">SELLER</w:t>
-            </w:r>
-          </w:p>
-        </w:tc>
-        <w:tc>
-          <w:tcPr/>
-          <w:p>
-            <w:pPr>
-              <w:pStyle w:val="Compact"/>
-            </w:pPr>
-            <w:r>
-              <w:t xml:space="preserve">Vendeur</w:t>
-            </w:r>
-          </w:p>
-        </w:tc>
-      </w:tr>
-      <w:tr>
-        <w:tc>
-          <w:tcPr/>
-          <w:p>
-            <w:pPr>
-              <w:pStyle w:val="Compact"/>
-            </w:pPr>
-            <w:r>
-              <w:t xml:space="preserve">RIDER</w:t>
-            </w:r>
-          </w:p>
-        </w:tc>
-        <w:tc>
-          <w:tcPr/>
-          <w:p>
-            <w:pPr>
-              <w:pStyle w:val="Compact"/>
-            </w:pPr>
-            <w:r>
-              <w:t xml:space="preserve">Livreur</w:t>
-            </w:r>
-          </w:p>
-        </w:tc>
-      </w:tr>
-      <w:tr>
-        <w:tc>
-          <w:tcPr/>
-          <w:p>
-            <w:pPr>
-              <w:pStyle w:val="Compact"/>
-            </w:pPr>
-            <w:r>
-              <w:t xml:space="preserve">ADMIN</w:t>
-            </w:r>
-          </w:p>
-        </w:tc>
-        <w:tc>
-          <w:tcPr/>
-          <w:p>
-            <w:pPr>
-              <w:pStyle w:val="Compact"/>
-            </w:pPr>
-            <w:r>
-              <w:t xml:space="preserve">Administrateur</w:t>
-            </w:r>
-          </w:p>
-        </w:tc>
-      </w:tr>
-      <w:tr>
-        <w:tc>
-          <w:tcPr/>
-          <w:p>
-            <w:pPr>
-              <w:pStyle w:val="Compact"/>
-            </w:pPr>
-            <w:r>
-              <w:t xml:space="preserve">ENTERPRISE</w:t>
-            </w:r>
-          </w:p>
-        </w:tc>
-        <w:tc>
-          <w:tcPr/>
-          <w:p>
-            <w:pPr>
-              <w:pStyle w:val="Compact"/>
-            </w:pPr>
-            <w:r>
-              <w:t xml:space="preserve">Entreprise</w:t>
+              <w:t xml:space="preserve">Note</w:t>
+            </w:r>
+          </w:p>
+        </w:tc>
+        <w:tc>
+          <w:tcPr/>
+          <w:p>
+            <w:pPr>
+              <w:pStyle w:val="Compact"/>
+            </w:pPr>
+            <w:r>
+              <w:t xml:space="preserve">1 à 5 étoiles (obligatoire)</w:t>
+            </w:r>
+          </w:p>
+        </w:tc>
+      </w:tr>
+      <w:tr>
+        <w:tc>
+          <w:tcPr/>
+          <w:p>
+            <w:pPr>
+              <w:pStyle w:val="Compact"/>
+            </w:pPr>
+            <w:r>
+              <w:rPr>
+                <w:b/>
+                <w:bCs/>
+              </w:rPr>
+              <w:t xml:space="preserve">Commentaire</w:t>
+            </w:r>
+          </w:p>
+        </w:tc>
+        <w:tc>
+          <w:tcPr/>
+          <w:p>
+            <w:pPr>
+              <w:pStyle w:val="Compact"/>
+            </w:pPr>
+            <w:r>
+              <w:t xml:space="preserve">Jusqu'à 1 000 caractères (optionnel)</w:t>
             </w:r>
           </w:p>
         </w:tc>
       </w:tr>
     </w:tbl>
-    <w:bookmarkEnd w:id="85"/>
-    <w:bookmarkStart w:id="86" w:name="données-personnelles"/>
+    <w:bookmarkEnd w:id="78"/>
+    <w:bookmarkStart w:id="79" w:name="consulter-les-avis-dun-vendeur"/>
     <w:p>
       <w:pPr>
         <w:pStyle w:val="Heading3"/>
       </w:pPr>
       <w:r>
-        <w:t xml:space="preserve">Données personnelles</w:t>
+        <w:t xml:space="preserve">Consulter les avis d'un vendeur</w:t>
       </w:r>
     </w:p>
     <w:p>
       <w:pPr>
         <w:pStyle w:val="FirstParagraph"/>
       </w:pPr>
+      <w:r>
+        <w:t xml:space="preserve">Les avis sont</w:t>
+      </w:r>
+      <w:r>
+        <w:t xml:space="preserve"> </w:t>
+      </w:r>
       <w:r>
         <w:rPr>
           <w:b/>
           <w:bCs/>
         </w:rPr>
-        <w:t xml:space="preserve">Page :</w:t>
-      </w:r>
-      <w:r>
-        <w:t xml:space="preserve"> </w:t>
-      </w:r>
-      <w:r>
-        <w:rPr>
-          <w:rStyle w:val="VerbatimChar"/>
-        </w:rPr>
-        <w:t xml:space="preserve">/profile/data</w:t>
-      </w:r>
-    </w:p>
-    <w:p>
-      <w:pPr>
-        <w:pStyle w:val="BodyText"/>
-      </w:pPr>
-      <w:r>
-        <w:t xml:space="preserve">Conformément à la loi ARTCI, vous pouvez consulter :</w:t>
+        <w:t xml:space="preserve">publics</w:t>
+      </w:r>
+      <w:r>
+        <w:t xml:space="preserve">. Pour chaque vendeur, vous pouvez voir :</w:t>
       </w:r>
     </w:p>
     <w:p>
@@ -9403,11 +7796,11 @@
         <w:pStyle w:val="Compact"/>
         <w:numPr>
           <w:ilvl w:val="0"/>
-          <w:numId w:val="1034"/>
+          <w:numId w:val="1031"/>
         </w:numPr>
       </w:pPr>
       <w:r>
-        <w:t xml:space="preserve">Votre numéro de téléphone (non masqué)</w:t>
+        <w:t xml:space="preserve">Les 50 avis les plus récents</w:t>
       </w:r>
     </w:p>
     <w:p>
@@ -9415,11 +7808,27 @@
         <w:pStyle w:val="Compact"/>
         <w:numPr>
           <w:ilvl w:val="0"/>
-          <w:numId w:val="1034"/>
+          <w:numId w:val="1031"/>
         </w:numPr>
       </w:pPr>
       <w:r>
-        <w:t xml:space="preserve">Vos rôles</w:t>
+        <w:t xml:space="preserve">La</w:t>
+      </w:r>
+      <w:r>
+        <w:t xml:space="preserve"> </w:t>
+      </w:r>
+      <w:r>
+        <w:rPr>
+          <w:b/>
+          <w:bCs/>
+        </w:rPr>
+        <w:t xml:space="preserve">note moyenne</w:t>
+      </w:r>
+      <w:r>
+        <w:t xml:space="preserve"> </w:t>
+      </w:r>
+      <w:r>
+        <w:t xml:space="preserve">(arrondie à 1 décimale)</w:t>
       </w:r>
     </w:p>
     <w:p>
@@ -9427,11 +7836,62 @@
         <w:pStyle w:val="Compact"/>
         <w:numPr>
           <w:ilvl w:val="0"/>
-          <w:numId w:val="1034"/>
+          <w:numId w:val="1031"/>
         </w:numPr>
       </w:pPr>
       <w:r>
-        <w:t xml:space="preserve">Votre contexte actif</w:t>
+        <w:t xml:space="preserve">Le</w:t>
+      </w:r>
+      <w:r>
+        <w:t xml:space="preserve"> </w:t>
+      </w:r>
+      <w:r>
+        <w:rPr>
+          <w:b/>
+          <w:bCs/>
+        </w:rPr>
+        <w:t xml:space="preserve">nombre total</w:t>
+      </w:r>
+      <w:r>
+        <w:t xml:space="preserve"> </w:t>
+      </w:r>
+      <w:r>
+        <w:t xml:space="preserve">d'avis</w:t>
+      </w:r>
+    </w:p>
+    <w:p>
+      <w:r>
+        <w:pict>
+          <v:rect style="width:0;height:1.5pt" o:hralign="center" o:hrstd="t" o:hr="t"/>
+        </w:pict>
+      </w:r>
+    </w:p>
+    <w:bookmarkEnd w:id="79"/>
+    <w:bookmarkEnd w:id="80"/>
+    <w:bookmarkStart w:id="84" w:name="X0bb4115f36b8c4bc694bff3172278a4c7fd72b3"/>
+    <w:p>
+      <w:pPr>
+        <w:pStyle w:val="Heading2"/>
+      </w:pPr>
+      <w:r>
+        <w:t xml:space="preserve">14. Évaluer une livraison</w:t>
+      </w:r>
+    </w:p>
+    <w:p>
+      <w:pPr>
+        <w:pStyle w:val="FirstParagraph"/>
+      </w:pPr>
+      <w:r>
+        <w:t xml:space="preserve">Vous pouvez également évaluer le service de livraison (le livreur).</w:t>
+      </w:r>
+    </w:p>
+    <w:bookmarkStart w:id="81" w:name="conditions-1"/>
+    <w:p>
+      <w:pPr>
+        <w:pStyle w:val="Heading3"/>
+      </w:pPr>
+      <w:r>
+        <w:t xml:space="preserve">Conditions</w:t>
       </w:r>
     </w:p>
     <w:p>
@@ -9439,11 +7899,11 @@
         <w:pStyle w:val="Compact"/>
         <w:numPr>
           <w:ilvl w:val="0"/>
-          <w:numId w:val="1034"/>
+          <w:numId w:val="1032"/>
         </w:numPr>
       </w:pPr>
       <w:r>
-        <w:t xml:space="preserve">La date de consentement</w:t>
+        <w:t xml:space="preserve">Vous devez être l'initiateur de la commande</w:t>
       </w:r>
     </w:p>
     <w:p>
@@ -9451,29 +7911,11 @@
         <w:pStyle w:val="Compact"/>
         <w:numPr>
           <w:ilvl w:val="0"/>
-          <w:numId w:val="1034"/>
+          <w:numId w:val="1032"/>
         </w:numPr>
       </w:pPr>
       <w:r>
-        <w:t xml:space="preserve">La date de création du compte</w:t>
-      </w:r>
-    </w:p>
-    <w:bookmarkEnd w:id="86"/>
-    <w:bookmarkStart w:id="87" w:name="suppression-des-données"/>
-    <w:p>
-      <w:pPr>
-        <w:pStyle w:val="Heading3"/>
-      </w:pPr>
-      <w:r>
-        <w:t xml:space="preserve">Suppression des données</w:t>
-      </w:r>
-    </w:p>
-    <w:p>
-      <w:pPr>
-        <w:pStyle w:val="FirstParagraph"/>
-      </w:pPr>
-      <w:r>
-        <w:t xml:space="preserve">Bouton</w:t>
+        <w:t xml:space="preserve">La livraison doit être au statut</w:t>
       </w:r>
       <w:r>
         <w:t xml:space="preserve"> </w:t>
@@ -9483,31 +7925,13 @@
           <w:b/>
           <w:bCs/>
         </w:rPr>
-        <w:t xml:space="preserve">"Demander la suppression de mes données"</w:t>
-      </w:r>
-      <w:r>
-        <w:t xml:space="preserve"> </w:t>
-      </w:r>
-      <w:r>
-        <w:t xml:space="preserve">— la demande est enregistrée et traitée par l'équipe Pièces. Une fois envoyée, un message de confirmation s'affiche.</w:t>
-      </w:r>
-    </w:p>
-    <w:bookmarkEnd w:id="87"/>
-    <w:bookmarkStart w:id="88" w:name="déconnexion"/>
-    <w:p>
-      <w:pPr>
-        <w:pStyle w:val="Heading3"/>
-      </w:pPr>
-      <w:r>
-        <w:t xml:space="preserve">Déconnexion</w:t>
-      </w:r>
-    </w:p>
-    <w:p>
-      <w:pPr>
-        <w:pStyle w:val="FirstParagraph"/>
-      </w:pPr>
-      <w:r>
-        <w:t xml:space="preserve">Le bouton</w:t>
+        <w:t xml:space="preserve">DELIVERED</w:t>
+      </w:r>
+      <w:r>
+        <w:t xml:space="preserve"> </w:t>
+      </w:r>
+      <w:r>
+        <w:t xml:space="preserve">ou</w:t>
       </w:r>
       <w:r>
         <w:t xml:space="preserve"> </w:t>
@@ -9517,584 +7941,29 @@
           <w:b/>
           <w:bCs/>
         </w:rPr>
-        <w:t xml:space="preserve">"Se déconnecter"</w:t>
-      </w:r>
-      <w:r>
-        <w:t xml:space="preserve"> </w:t>
-      </w:r>
-      <w:r>
-        <w:t xml:space="preserve">termine votre session et vous redirige vers la page de connexion.</w:t>
-      </w:r>
-    </w:p>
-    <w:p>
-      <w:r>
-        <w:pict>
-          <v:rect style="width:0;height:1.5pt" o:hralign="center" o:hrstd="t" o:hr="t"/>
-        </w:pict>
-      </w:r>
-    </w:p>
-    <w:bookmarkEnd w:id="88"/>
-    <w:bookmarkEnd w:id="89"/>
-    <w:bookmarkStart w:id="91" w:name="Xa9f6e2dc08c328f16cd444c985b88479516b9f1"/>
-    <w:p>
-      <w:pPr>
-        <w:pStyle w:val="Heading2"/>
-      </w:pPr>
-      <w:r>
-        <w:t xml:space="preserve">18. Le flux tripartite complet</w:t>
-      </w:r>
-    </w:p>
-    <w:p>
-      <w:pPr>
-        <w:pStyle w:val="FirstParagraph"/>
-      </w:pPr>
-      <w:r>
-        <w:t xml:space="preserve">Voici le parcours complet d'une commande du point de vue du mécanicien :</w:t>
-      </w:r>
-    </w:p>
-    <w:p>
-      <w:pPr>
-        <w:pStyle w:val="SourceCode"/>
-      </w:pPr>
-      <w:r>
-        <w:rPr>
-          <w:rStyle w:val="VerbatimChar"/>
-        </w:rPr>
-        <w:t xml:space="preserve">ÉTAPE 1 : Vous trouvez les pièces</w:t>
-      </w:r>
-      <w:r>
-        <w:br/>
-      </w:r>
-      <w:r>
-        <w:rPr>
-          <w:rStyle w:val="VerbatimChar"/>
-        </w:rPr>
-        <w:t xml:space="preserve">┌─────────────────────────────────────────────────┐</w:t>
-      </w:r>
-      <w:r>
-        <w:br/>
-      </w:r>
-      <w:r>
-        <w:rPr>
-          <w:rStyle w:val="VerbatimChar"/>
-        </w:rPr>
-        <w:t xml:space="preserve">│  Recherche : texte / marque / photo IA / VIN    │</w:t>
-      </w:r>
-      <w:r>
-        <w:br/>
-      </w:r>
-      <w:r>
-        <w:rPr>
-          <w:rStyle w:val="VerbatimChar"/>
-        </w:rPr>
-        <w:t xml:space="preserve">│  → Liste de pièces disponibles chez les vendeurs│</w:t>
-      </w:r>
-      <w:r>
-        <w:br/>
-      </w:r>
-      <w:r>
-        <w:rPr>
-          <w:rStyle w:val="VerbatimChar"/>
-        </w:rPr>
-        <w:t xml:space="preserve">└───────────────────────┬─────────────────────────┘</w:t>
-      </w:r>
-      <w:r>
-        <w:br/>
-      </w:r>
-      <w:r>
-        <w:rPr>
-          <w:rStyle w:val="VerbatimChar"/>
-        </w:rPr>
-        <w:t xml:space="preserve">                        │</w:t>
-      </w:r>
-      <w:r>
-        <w:br/>
-      </w:r>
-      <w:r>
-        <w:rPr>
-          <w:rStyle w:val="VerbatimChar"/>
-        </w:rPr>
-        <w:t xml:space="preserve">                        ▼</w:t>
-      </w:r>
-      <w:r>
-        <w:br/>
-      </w:r>
-      <w:r>
-        <w:rPr>
-          <w:rStyle w:val="VerbatimChar"/>
-        </w:rPr>
-        <w:t xml:space="preserve">ÉTAPE 2 : Vous créez la commande  ★ VOTRE ACTION ★</w:t>
-      </w:r>
-      <w:r>
-        <w:br/>
-      </w:r>
-      <w:r>
-        <w:rPr>
-          <w:rStyle w:val="VerbatimChar"/>
-        </w:rPr>
-        <w:t xml:space="preserve">┌──────────┐</w:t>
-      </w:r>
-      <w:r>
-        <w:br/>
-      </w:r>
-      <w:r>
-        <w:rPr>
-          <w:rStyle w:val="VerbatimChar"/>
-        </w:rPr>
-        <w:t xml:space="preserve">│  DRAFT   │ Sélection des pièces + main d'œuvre + tél. propriétaire</w:t>
-      </w:r>
-      <w:r>
-        <w:br/>
-      </w:r>
-      <w:r>
-        <w:rPr>
-          <w:rStyle w:val="VerbatimChar"/>
-        </w:rPr>
-        <w:t xml:space="preserve">└────┬─────┘</w:t>
-      </w:r>
-      <w:r>
-        <w:br/>
-      </w:r>
-      <w:r>
-        <w:rPr>
-          <w:rStyle w:val="VerbatimChar"/>
-        </w:rPr>
-        <w:t xml:space="preserve">     │ Vous partagez le lien /choose/{shareToken}</w:t>
-      </w:r>
-      <w:r>
-        <w:br/>
-      </w:r>
-      <w:r>
-        <w:rPr>
-          <w:rStyle w:val="VerbatimChar"/>
-        </w:rPr>
-        <w:t xml:space="preserve">     │ via WhatsApp ou SMS au propriétaire</w:t>
-      </w:r>
-      <w:r>
-        <w:br/>
-      </w:r>
-      <w:r>
-        <w:rPr>
-          <w:rStyle w:val="VerbatimChar"/>
-        </w:rPr>
-        <w:t xml:space="preserve">     ▼</w:t>
-      </w:r>
-      <w:r>
-        <w:br/>
-      </w:r>
-      <w:r>
-        <w:rPr>
-          <w:rStyle w:val="VerbatimChar"/>
-        </w:rPr>
-        <w:t xml:space="preserve">ÉTAPE 3 : Le propriétaire paie</w:t>
-      </w:r>
-      <w:r>
-        <w:br/>
-      </w:r>
-      <w:r>
-        <w:rPr>
-          <w:rStyle w:val="VerbatimChar"/>
-        </w:rPr>
-        <w:t xml:space="preserve">┌──────────────────┐</w:t>
-      </w:r>
-      <w:r>
-        <w:br/>
-      </w:r>
-      <w:r>
-        <w:rPr>
-          <w:rStyle w:val="VerbatimChar"/>
-        </w:rPr>
-        <w:t xml:space="preserve">│ PENDING_PAYMENT  │ Le propriétaire choisit Orange Money / MTN / Wave / COD</w:t>
-      </w:r>
-      <w:r>
-        <w:br/>
-      </w:r>
-      <w:r>
-        <w:rPr>
-          <w:rStyle w:val="VerbatimChar"/>
-        </w:rPr>
-        <w:t xml:space="preserve">└────┬─────────────┘</w:t>
-      </w:r>
-      <w:r>
-        <w:br/>
-      </w:r>
-      <w:r>
-        <w:rPr>
-          <w:rStyle w:val="VerbatimChar"/>
-        </w:rPr>
-        <w:t xml:space="preserve">     │ Paiement confirmé (webhook CinetPay ou COD direct)</w:t>
-      </w:r>
-      <w:r>
-        <w:br/>
-      </w:r>
-      <w:r>
-        <w:rPr>
-          <w:rStyle w:val="VerbatimChar"/>
-        </w:rPr>
-        <w:t xml:space="preserve">     ▼</w:t>
-      </w:r>
-      <w:r>
-        <w:br/>
-      </w:r>
-      <w:r>
-        <w:rPr>
-          <w:rStyle w:val="VerbatimChar"/>
-        </w:rPr>
-        <w:t xml:space="preserve">ÉTAPE 4 : Paiement reçu</w:t>
-      </w:r>
-      <w:r>
-        <w:br/>
-      </w:r>
-      <w:r>
-        <w:rPr>
-          <w:rStyle w:val="VerbatimChar"/>
-        </w:rPr>
-        <w:t xml:space="preserve">┌──────┐</w:t>
-      </w:r>
-      <w:r>
-        <w:br/>
-      </w:r>
-      <w:r>
-        <w:rPr>
-          <w:rStyle w:val="VerbatimChar"/>
-        </w:rPr>
-        <w:t xml:space="preserve">│ PAID │ Fonds en escrow — Le vendeur est notifié</w:t>
-      </w:r>
-      <w:r>
-        <w:br/>
-      </w:r>
-      <w:r>
-        <w:rPr>
-          <w:rStyle w:val="VerbatimChar"/>
-        </w:rPr>
-        <w:t xml:space="preserve">└──┬───┘</w:t>
-      </w:r>
-      <w:r>
-        <w:br/>
-      </w:r>
-      <w:r>
-        <w:rPr>
-          <w:rStyle w:val="VerbatimChar"/>
-        </w:rPr>
-        <w:t xml:space="preserve">   │ Le vendeur confirme sous 45 minutes</w:t>
-      </w:r>
-      <w:r>
-        <w:br/>
-      </w:r>
-      <w:r>
-        <w:rPr>
-          <w:rStyle w:val="VerbatimChar"/>
-        </w:rPr>
-        <w:t xml:space="preserve">   ▼</w:t>
-      </w:r>
-      <w:r>
-        <w:br/>
-      </w:r>
-      <w:r>
-        <w:rPr>
-          <w:rStyle w:val="VerbatimChar"/>
-        </w:rPr>
-        <w:t xml:space="preserve">ÉTAPE 5 : Vendeur confirme</w:t>
-      </w:r>
-      <w:r>
-        <w:br/>
-      </w:r>
-      <w:r>
-        <w:rPr>
-          <w:rStyle w:val="VerbatimChar"/>
-        </w:rPr>
-        <w:t xml:space="preserve">┌────────────────────┐</w:t>
-      </w:r>
-      <w:r>
-        <w:br/>
-      </w:r>
-      <w:r>
-        <w:rPr>
-          <w:rStyle w:val="VerbatimChar"/>
-        </w:rPr>
-        <w:t xml:space="preserve">│ VENDOR_CONFIRMED   │ Les pièces sont prêtes</w:t>
-      </w:r>
-      <w:r>
-        <w:br/>
-      </w:r>
-      <w:r>
-        <w:rPr>
-          <w:rStyle w:val="VerbatimChar"/>
-        </w:rPr>
-        <w:t xml:space="preserve">└────┬───────────────┘</w:t>
-      </w:r>
-      <w:r>
-        <w:br/>
-      </w:r>
-      <w:r>
-        <w:rPr>
-          <w:rStyle w:val="VerbatimChar"/>
-        </w:rPr>
-        <w:t xml:space="preserve">     │ L'admin crée la livraison et assigne un livreur</w:t>
-      </w:r>
-      <w:r>
-        <w:br/>
-      </w:r>
-      <w:r>
-        <w:rPr>
-          <w:rStyle w:val="VerbatimChar"/>
-        </w:rPr>
-        <w:t xml:space="preserve">     ▼</w:t>
-      </w:r>
-      <w:r>
-        <w:br/>
-      </w:r>
-      <w:r>
-        <w:rPr>
-          <w:rStyle w:val="VerbatimChar"/>
-        </w:rPr>
-        <w:t xml:space="preserve">ÉTAPE 6 : Expédition</w:t>
-      </w:r>
-      <w:r>
-        <w:br/>
-      </w:r>
-      <w:r>
-        <w:rPr>
-          <w:rStyle w:val="VerbatimChar"/>
-        </w:rPr>
-        <w:t xml:space="preserve">┌────────────┐</w:t>
-      </w:r>
-      <w:r>
-        <w:br/>
-      </w:r>
-      <w:r>
-        <w:rPr>
-          <w:rStyle w:val="VerbatimChar"/>
-        </w:rPr>
-        <w:t xml:space="preserve">│ DISPATCHED │ Le livreur va chercher les pièces chez le vendeur</w:t>
-      </w:r>
-      <w:r>
-        <w:br/>
-      </w:r>
-      <w:r>
-        <w:rPr>
-          <w:rStyle w:val="VerbatimChar"/>
-        </w:rPr>
-        <w:t xml:space="preserve">└────┬───────┘</w:t>
-      </w:r>
-      <w:r>
-        <w:br/>
-      </w:r>
-      <w:r>
-        <w:rPr>
-          <w:rStyle w:val="VerbatimChar"/>
-        </w:rPr>
-        <w:t xml:space="preserve">     │</w:t>
-      </w:r>
-      <w:r>
-        <w:br/>
-      </w:r>
-      <w:r>
-        <w:rPr>
-          <w:rStyle w:val="VerbatimChar"/>
-        </w:rPr>
-        <w:t xml:space="preserve">     ▼</w:t>
-      </w:r>
-      <w:r>
-        <w:br/>
-      </w:r>
-      <w:r>
-        <w:rPr>
-          <w:rStyle w:val="VerbatimChar"/>
-        </w:rPr>
-        <w:t xml:space="preserve">ÉTAPE 7 : En transit</w:t>
-      </w:r>
-      <w:r>
-        <w:br/>
-      </w:r>
-      <w:r>
-        <w:rPr>
-          <w:rStyle w:val="VerbatimChar"/>
-        </w:rPr>
-        <w:t xml:space="preserve">┌────────────┐</w:t>
-      </w:r>
-      <w:r>
-        <w:br/>
-      </w:r>
-      <w:r>
-        <w:rPr>
-          <w:rStyle w:val="VerbatimChar"/>
-        </w:rPr>
-        <w:t xml:space="preserve">│ IN_TRANSIT │ Le livreur vous apporte les pièces (suivi GPS)</w:t>
-      </w:r>
-      <w:r>
-        <w:br/>
-      </w:r>
-      <w:r>
-        <w:rPr>
-          <w:rStyle w:val="VerbatimChar"/>
-        </w:rPr>
-        <w:t xml:space="preserve">└────┬───────┘</w:t>
-      </w:r>
-      <w:r>
-        <w:br/>
-      </w:r>
-      <w:r>
-        <w:rPr>
-          <w:rStyle w:val="VerbatimChar"/>
-        </w:rPr>
-        <w:t xml:space="preserve">     │</w:t>
-      </w:r>
-      <w:r>
-        <w:br/>
-      </w:r>
-      <w:r>
-        <w:rPr>
-          <w:rStyle w:val="VerbatimChar"/>
-        </w:rPr>
-        <w:t xml:space="preserve">     ▼</w:t>
-      </w:r>
-      <w:r>
-        <w:br/>
-      </w:r>
-      <w:r>
-        <w:rPr>
-          <w:rStyle w:val="VerbatimChar"/>
-        </w:rPr>
-        <w:t xml:space="preserve">ÉTAPE 8 : Livré</w:t>
-      </w:r>
-      <w:r>
-        <w:br/>
-      </w:r>
-      <w:r>
-        <w:rPr>
-          <w:rStyle w:val="VerbatimChar"/>
-        </w:rPr>
-        <w:t xml:space="preserve">┌───────────┐</w:t>
-      </w:r>
-      <w:r>
-        <w:br/>
-      </w:r>
-      <w:r>
-        <w:rPr>
-          <w:rStyle w:val="VerbatimChar"/>
-        </w:rPr>
-        <w:t xml:space="preserve">│ DELIVERED │ Vous recevez les pièces</w:t>
-      </w:r>
-      <w:r>
-        <w:br/>
-      </w:r>
-      <w:r>
-        <w:rPr>
-          <w:rStyle w:val="VerbatimChar"/>
-        </w:rPr>
-        <w:t xml:space="preserve">└────┬──────┘</w:t>
-      </w:r>
-      <w:r>
-        <w:br/>
-      </w:r>
-      <w:r>
-        <w:rPr>
-          <w:rStyle w:val="VerbatimChar"/>
-        </w:rPr>
-        <w:t xml:space="preserve">     │ Vous pouvez évaluer le vendeur et le livreur</w:t>
-      </w:r>
-      <w:r>
-        <w:br/>
-      </w:r>
-      <w:r>
-        <w:rPr>
-          <w:rStyle w:val="VerbatimChar"/>
-        </w:rPr>
-        <w:t xml:space="preserve">     │ Confirmation automatique après 48h si pas de litige</w:t>
-      </w:r>
-      <w:r>
-        <w:br/>
-      </w:r>
-      <w:r>
-        <w:rPr>
-          <w:rStyle w:val="VerbatimChar"/>
-        </w:rPr>
-        <w:t xml:space="preserve">     ▼</w:t>
-      </w:r>
-      <w:r>
-        <w:br/>
-      </w:r>
-      <w:r>
-        <w:rPr>
-          <w:rStyle w:val="VerbatimChar"/>
-        </w:rPr>
-        <w:t xml:space="preserve">ÉTAPE 9 : Confirmé et complété</w:t>
-      </w:r>
-      <w:r>
-        <w:br/>
-      </w:r>
-      <w:r>
-        <w:rPr>
-          <w:rStyle w:val="VerbatimChar"/>
-        </w:rPr>
-        <w:t xml:space="preserve">┌───────────┐     ┌───────────┐</w:t>
-      </w:r>
-      <w:r>
-        <w:br/>
-      </w:r>
-      <w:r>
-        <w:rPr>
-          <w:rStyle w:val="VerbatimChar"/>
-        </w:rPr>
-        <w:t xml:space="preserve">│ CONFIRMED │ ──► │ COMPLETED │ Fonds libérés au vendeur 💰</w:t>
-      </w:r>
-      <w:r>
-        <w:br/>
-      </w:r>
-      <w:r>
-        <w:rPr>
-          <w:rStyle w:val="VerbatimChar"/>
-        </w:rPr>
-        <w:t xml:space="preserve">└───────────┘     └───────────┘</w:t>
-      </w:r>
-      <w:r>
-        <w:br/>
-      </w:r>
-      <w:r>
-        <w:br/>
-      </w:r>
-      <w:r>
-        <w:rPr>
-          <w:rStyle w:val="VerbatimChar"/>
-        </w:rPr>
-        <w:t xml:space="preserve">❌ ANNULATION possible de DRAFT à VENDOR_CONFIRMED</w:t>
-      </w:r>
-      <w:r>
-        <w:br/>
-      </w:r>
-      <w:r>
-        <w:rPr>
-          <w:rStyle w:val="VerbatimChar"/>
-        </w:rPr>
-        <w:t xml:space="preserve">┌───────────┐</w:t>
-      </w:r>
-      <w:r>
-        <w:br/>
-      </w:r>
-      <w:r>
-        <w:rPr>
-          <w:rStyle w:val="VerbatimChar"/>
-        </w:rPr>
-        <w:t xml:space="preserve">│ CANCELLED │ Fonds remboursés au propriétaire</w:t>
-      </w:r>
-      <w:r>
-        <w:br/>
-      </w:r>
-      <w:r>
-        <w:rPr>
-          <w:rStyle w:val="VerbatimChar"/>
-        </w:rPr>
-        <w:t xml:space="preserve">└───────────┘</w:t>
-      </w:r>
-    </w:p>
-    <w:bookmarkStart w:id="90" w:name="résumé-de-vos-actions"/>
+        <w:t xml:space="preserve">CONFIRMED</w:t>
+      </w:r>
+    </w:p>
+    <w:p>
+      <w:pPr>
+        <w:pStyle w:val="Compact"/>
+        <w:numPr>
+          <w:ilvl w:val="0"/>
+          <w:numId w:val="1032"/>
+        </w:numPr>
+      </w:pPr>
+      <w:r>
+        <w:t xml:space="preserve">Un seul avis par livraison</w:t>
+      </w:r>
+    </w:p>
+    <w:bookmarkEnd w:id="81"/>
+    <w:bookmarkStart w:id="82" w:name="format"/>
     <w:p>
       <w:pPr>
         <w:pStyle w:val="Heading3"/>
       </w:pPr>
       <w:r>
-        <w:t xml:space="preserve">Résumé de vos actions</w:t>
+        <w:t xml:space="preserve">Format</w:t>
       </w:r>
     </w:p>
     <w:tbl>
@@ -10118,167 +7987,113 @@
               <w:pStyle w:val="Compact"/>
             </w:pPr>
             <w:r>
-              <w:t xml:space="preserve">Moment</w:t>
-            </w:r>
-          </w:p>
-        </w:tc>
-        <w:tc>
-          <w:tcPr/>
-          <w:p>
-            <w:pPr>
-              <w:pStyle w:val="Compact"/>
-            </w:pPr>
-            <w:r>
-              <w:t xml:space="preserve">Votre action</w:t>
-            </w:r>
-          </w:p>
-        </w:tc>
-      </w:tr>
-      <w:tr>
-        <w:tc>
-          <w:tcPr/>
-          <w:p>
-            <w:pPr>
-              <w:pStyle w:val="Compact"/>
-            </w:pPr>
-            <w:r>
-              <w:t xml:space="preserve">Recherche</w:t>
-            </w:r>
-          </w:p>
-        </w:tc>
-        <w:tc>
-          <w:tcPr/>
-          <w:p>
-            <w:pPr>
-              <w:pStyle w:val="Compact"/>
-            </w:pPr>
-            <w:r>
-              <w:t xml:space="preserve">Trouver les pièces (texte, marque, photo, VIN)</w:t>
-            </w:r>
-          </w:p>
-        </w:tc>
-      </w:tr>
-      <w:tr>
-        <w:tc>
-          <w:tcPr/>
-          <w:p>
-            <w:pPr>
-              <w:pStyle w:val="Compact"/>
-            </w:pPr>
-            <w:r>
-              <w:t xml:space="preserve">Commande</w:t>
-            </w:r>
-          </w:p>
-        </w:tc>
-        <w:tc>
-          <w:tcPr/>
-          <w:p>
-            <w:pPr>
-              <w:pStyle w:val="Compact"/>
-            </w:pPr>
-            <w:r>
-              <w:t xml:space="preserve">Créer la commande avec les pièces sélectionnées</w:t>
-            </w:r>
-          </w:p>
-        </w:tc>
-      </w:tr>
-      <w:tr>
-        <w:tc>
-          <w:tcPr/>
-          <w:p>
-            <w:pPr>
-              <w:pStyle w:val="Compact"/>
-            </w:pPr>
-            <w:r>
-              <w:t xml:space="preserve">Partage</w:t>
-            </w:r>
-          </w:p>
-        </w:tc>
-        <w:tc>
-          <w:tcPr/>
-          <w:p>
-            <w:pPr>
-              <w:pStyle w:val="Compact"/>
-            </w:pPr>
-            <w:r>
-              <w:t xml:space="preserve">Envoyer le lien de paiement au propriétaire</w:t>
-            </w:r>
-          </w:p>
-        </w:tc>
-      </w:tr>
-      <w:tr>
-        <w:tc>
-          <w:tcPr/>
-          <w:p>
-            <w:pPr>
-              <w:pStyle w:val="Compact"/>
-            </w:pPr>
-            <w:r>
-              <w:t xml:space="preserve">Réception</w:t>
-            </w:r>
-          </w:p>
-        </w:tc>
-        <w:tc>
-          <w:tcPr/>
-          <w:p>
-            <w:pPr>
-              <w:pStyle w:val="Compact"/>
-            </w:pPr>
-            <w:r>
-              <w:t xml:space="preserve">Recevoir et vérifier les pièces livrées</w:t>
-            </w:r>
-          </w:p>
-        </w:tc>
-      </w:tr>
-      <w:tr>
-        <w:tc>
-          <w:tcPr/>
-          <w:p>
-            <w:pPr>
-              <w:pStyle w:val="Compact"/>
-            </w:pPr>
-            <w:r>
-              <w:t xml:space="preserve">Évaluation</w:t>
-            </w:r>
-          </w:p>
-        </w:tc>
-        <w:tc>
-          <w:tcPr/>
-          <w:p>
-            <w:pPr>
-              <w:pStyle w:val="Compact"/>
-            </w:pPr>
-            <w:r>
-              <w:t xml:space="preserve">Évaluer le vendeur et le livreur</w:t>
-            </w:r>
-          </w:p>
-        </w:tc>
-      </w:tr>
-      <w:tr>
-        <w:tc>
-          <w:tcPr/>
-          <w:p>
-            <w:pPr>
-              <w:pStyle w:val="Compact"/>
-            </w:pPr>
-            <w:r>
-              <w:t xml:space="preserve">Litige</w:t>
-            </w:r>
-          </w:p>
-        </w:tc>
-        <w:tc>
-          <w:tcPr/>
-          <w:p>
-            <w:pPr>
-              <w:pStyle w:val="Compact"/>
-            </w:pPr>
-            <w:r>
-              <w:t xml:space="preserve">Ouvrir un litige si problème</w:t>
+              <w:t xml:space="preserve">Champ</w:t>
+            </w:r>
+          </w:p>
+        </w:tc>
+        <w:tc>
+          <w:tcPr/>
+          <w:p>
+            <w:pPr>
+              <w:pStyle w:val="Compact"/>
+            </w:pPr>
+            <w:r>
+              <w:t xml:space="preserve">Règle</w:t>
+            </w:r>
+          </w:p>
+        </w:tc>
+      </w:tr>
+      <w:tr>
+        <w:tc>
+          <w:tcPr/>
+          <w:p>
+            <w:pPr>
+              <w:pStyle w:val="Compact"/>
+            </w:pPr>
+            <w:r>
+              <w:rPr>
+                <w:b/>
+                <w:bCs/>
+              </w:rPr>
+              <w:t xml:space="preserve">Note</w:t>
+            </w:r>
+          </w:p>
+        </w:tc>
+        <w:tc>
+          <w:tcPr/>
+          <w:p>
+            <w:pPr>
+              <w:pStyle w:val="Compact"/>
+            </w:pPr>
+            <w:r>
+              <w:t xml:space="preserve">1 à 5 étoiles (obligatoire)</w:t>
+            </w:r>
+          </w:p>
+        </w:tc>
+      </w:tr>
+      <w:tr>
+        <w:tc>
+          <w:tcPr/>
+          <w:p>
+            <w:pPr>
+              <w:pStyle w:val="Compact"/>
+            </w:pPr>
+            <w:r>
+              <w:rPr>
+                <w:b/>
+                <w:bCs/>
+              </w:rPr>
+              <w:t xml:space="preserve">Commentaire</w:t>
+            </w:r>
+          </w:p>
+        </w:tc>
+        <w:tc>
+          <w:tcPr/>
+          <w:p>
+            <w:pPr>
+              <w:pStyle w:val="Compact"/>
+            </w:pPr>
+            <w:r>
+              <w:t xml:space="preserve">Jusqu'à 1 000 caractères (optionnel)</w:t>
             </w:r>
           </w:p>
         </w:tc>
       </w:tr>
     </w:tbl>
+    <w:bookmarkEnd w:id="82"/>
+    <w:bookmarkStart w:id="83" w:name="consulter-les-avis-dun-livreur"/>
+    <w:p>
+      <w:pPr>
+        <w:pStyle w:val="Heading3"/>
+      </w:pPr>
+      <w:r>
+        <w:t xml:space="preserve">Consulter les avis d'un livreur</w:t>
+      </w:r>
+    </w:p>
+    <w:p>
+      <w:pPr>
+        <w:pStyle w:val="FirstParagraph"/>
+      </w:pPr>
+      <w:r>
+        <w:t xml:space="preserve">Comme pour les vendeurs, les avis des livreurs sont</w:t>
+      </w:r>
+      <w:r>
+        <w:t xml:space="preserve"> </w:t>
+      </w:r>
+      <w:r>
+        <w:rPr>
+          <w:b/>
+          <w:bCs/>
+        </w:rPr>
+        <w:t xml:space="preserve">publics</w:t>
+      </w:r>
+      <w:r>
+        <w:t xml:space="preserve"> </w:t>
+      </w:r>
+      <w:r>
+        <w:t xml:space="preserve">: liste, note moyenne, total.</w:t>
+      </w:r>
+    </w:p>
     <w:p>
       <w:r>
         <w:pict>
@@ -10286,24 +8101,626 @@
         </w:pict>
       </w:r>
     </w:p>
+    <w:bookmarkEnd w:id="83"/>
+    <w:bookmarkEnd w:id="84"/>
+    <w:bookmarkStart w:id="89" w:name="Xef642e9192d6b21a1e5bf6ba0c7e5a2b4edda26"/>
+    <w:p>
+      <w:pPr>
+        <w:pStyle w:val="Heading2"/>
+      </w:pPr>
+      <w:r>
+        <w:t xml:space="preserve">15. Ouvrir un litige</w:t>
+      </w:r>
+    </w:p>
+    <w:p>
+      <w:pPr>
+        <w:pStyle w:val="FirstParagraph"/>
+      </w:pPr>
+      <w:r>
+        <w:t xml:space="preserve">Si vous rencontrez un problème avec une commande, vous pouvez ouvrir un litige.</w:t>
+      </w:r>
+    </w:p>
+    <w:bookmarkStart w:id="85" w:name="qui-peut-ouvrir-un-litige-"/>
+    <w:p>
+      <w:pPr>
+        <w:pStyle w:val="Heading3"/>
+      </w:pPr>
+      <w:r>
+        <w:t xml:space="preserve">Qui peut ouvrir un litige ?</w:t>
+      </w:r>
+    </w:p>
+    <w:p>
+      <w:pPr>
+        <w:pStyle w:val="FirstParagraph"/>
+      </w:pPr>
+      <w:r>
+        <w:t xml:space="preserve">Seul l'</w:t>
+      </w:r>
+      <w:r>
+        <w:rPr>
+          <w:b/>
+          <w:bCs/>
+        </w:rPr>
+        <w:t xml:space="preserve">initiateur de la commande</w:t>
+      </w:r>
+      <w:r>
+        <w:t xml:space="preserve"> </w:t>
+      </w:r>
+      <w:r>
+        <w:t xml:space="preserve">(vous, le mécanicien) peut ouvrir un litige.</w:t>
+      </w:r>
+    </w:p>
+    <w:bookmarkEnd w:id="85"/>
+    <w:bookmarkStart w:id="86" w:name="comment-ouvrir-un-litige"/>
+    <w:p>
+      <w:pPr>
+        <w:pStyle w:val="Heading3"/>
+      </w:pPr>
+      <w:r>
+        <w:t xml:space="preserve">Comment ouvrir un litige</w:t>
+      </w:r>
+    </w:p>
+    <w:tbl>
+      <w:tblPr>
+        <w:tblStyle w:val="Table"/>
+        <w:tblW w:type="auto" w:w="0"/>
+        <w:tblLook w:firstRow="1" w:lastRow="0" w:firstColumn="0" w:lastColumn="0" w:noHBand="0" w:noVBand="0" w:val="0020"/>
+      </w:tblPr>
+      <w:tblGrid>
+        <w:gridCol w:w="3960"/>
+        <w:gridCol w:w="3960"/>
+      </w:tblGrid>
+      <w:tr>
+        <w:trPr>
+          <w:tblHeader w:val="on"/>
+        </w:trPr>
+        <w:tc>
+          <w:tcPr/>
+          <w:p>
+            <w:pPr>
+              <w:pStyle w:val="Compact"/>
+            </w:pPr>
+            <w:r>
+              <w:t xml:space="preserve">Champ</w:t>
+            </w:r>
+          </w:p>
+        </w:tc>
+        <w:tc>
+          <w:tcPr/>
+          <w:p>
+            <w:pPr>
+              <w:pStyle w:val="Compact"/>
+            </w:pPr>
+            <w:r>
+              <w:t xml:space="preserve">Règle</w:t>
+            </w:r>
+          </w:p>
+        </w:tc>
+      </w:tr>
+      <w:tr>
+        <w:tc>
+          <w:tcPr/>
+          <w:p>
+            <w:pPr>
+              <w:pStyle w:val="Compact"/>
+            </w:pPr>
+            <w:r>
+              <w:rPr>
+                <w:b/>
+                <w:bCs/>
+              </w:rPr>
+              <w:t xml:space="preserve">Commande</w:t>
+            </w:r>
+          </w:p>
+        </w:tc>
+        <w:tc>
+          <w:tcPr/>
+          <w:p>
+            <w:pPr>
+              <w:pStyle w:val="Compact"/>
+            </w:pPr>
+            <w:r>
+              <w:t xml:space="preserve">L'identifiant de la commande concernée</w:t>
+            </w:r>
+          </w:p>
+        </w:tc>
+      </w:tr>
+      <w:tr>
+        <w:tc>
+          <w:tcPr/>
+          <w:p>
+            <w:pPr>
+              <w:pStyle w:val="Compact"/>
+            </w:pPr>
+            <w:r>
+              <w:rPr>
+                <w:b/>
+                <w:bCs/>
+              </w:rPr>
+              <w:t xml:space="preserve">Raison</w:t>
+            </w:r>
+          </w:p>
+        </w:tc>
+        <w:tc>
+          <w:tcPr/>
+          <w:p>
+            <w:pPr>
+              <w:pStyle w:val="Compact"/>
+            </w:pPr>
+            <w:r>
+              <w:t xml:space="preserve">Description du problème, 5 à 2 000 caractères</w:t>
+            </w:r>
+          </w:p>
+        </w:tc>
+      </w:tr>
+    </w:tbl>
+    <w:bookmarkEnd w:id="86"/>
+    <w:bookmarkStart w:id="87" w:name="cycle-de-vie-dun-litige"/>
+    <w:p>
+      <w:pPr>
+        <w:pStyle w:val="Heading3"/>
+      </w:pPr>
+      <w:r>
+        <w:t xml:space="preserve">Cycle de vie d'un litige</w:t>
+      </w:r>
+    </w:p>
+    <w:tbl>
+      <w:tblPr>
+        <w:tblStyle w:val="Table"/>
+        <w:tblW w:type="auto" w:w="0"/>
+        <w:tblLook w:firstRow="1" w:lastRow="0" w:firstColumn="0" w:lastColumn="0" w:noHBand="0" w:noVBand="0" w:val="0020"/>
+      </w:tblPr>
+      <w:tblGrid>
+        <w:gridCol w:w="3960"/>
+        <w:gridCol w:w="3960"/>
+      </w:tblGrid>
+      <w:tr>
+        <w:trPr>
+          <w:tblHeader w:val="on"/>
+        </w:trPr>
+        <w:tc>
+          <w:tcPr/>
+          <w:p>
+            <w:pPr>
+              <w:pStyle w:val="Compact"/>
+            </w:pPr>
+            <w:r>
+              <w:t xml:space="preserve">Statut</w:t>
+            </w:r>
+          </w:p>
+        </w:tc>
+        <w:tc>
+          <w:tcPr/>
+          <w:p>
+            <w:pPr>
+              <w:pStyle w:val="Compact"/>
+            </w:pPr>
+            <w:r>
+              <w:t xml:space="preserve">Description</w:t>
+            </w:r>
+          </w:p>
+        </w:tc>
+      </w:tr>
+      <w:tr>
+        <w:tc>
+          <w:tcPr/>
+          <w:p>
+            <w:pPr>
+              <w:pStyle w:val="Compact"/>
+            </w:pPr>
+            <w:r>
+              <w:rPr>
+                <w:b/>
+                <w:bCs/>
+              </w:rPr>
+              <w:t xml:space="preserve">OPEN</w:t>
+            </w:r>
+          </w:p>
+        </w:tc>
+        <w:tc>
+          <w:tcPr/>
+          <w:p>
+            <w:pPr>
+              <w:pStyle w:val="Compact"/>
+            </w:pPr>
+            <w:r>
+              <w:t xml:space="preserve">Litige ouvert</w:t>
+            </w:r>
+          </w:p>
+        </w:tc>
+      </w:tr>
+      <w:tr>
+        <w:tc>
+          <w:tcPr/>
+          <w:p>
+            <w:pPr>
+              <w:pStyle w:val="Compact"/>
+            </w:pPr>
+            <w:r>
+              <w:rPr>
+                <w:b/>
+                <w:bCs/>
+              </w:rPr>
+              <w:t xml:space="preserve">UNDER_REVIEW</w:t>
+            </w:r>
+          </w:p>
+        </w:tc>
+        <w:tc>
+          <w:tcPr/>
+          <w:p>
+            <w:pPr>
+              <w:pStyle w:val="Compact"/>
+            </w:pPr>
+            <w:r>
+              <w:t xml:space="preserve">En cours d'examen par l'administrateur</w:t>
+            </w:r>
+          </w:p>
+        </w:tc>
+      </w:tr>
+      <w:tr>
+        <w:tc>
+          <w:tcPr/>
+          <w:p>
+            <w:pPr>
+              <w:pStyle w:val="Compact"/>
+            </w:pPr>
+            <w:r>
+              <w:rPr>
+                <w:b/>
+                <w:bCs/>
+              </w:rPr>
+              <w:t xml:space="preserve">RESOLVED_BUYER</w:t>
+            </w:r>
+          </w:p>
+        </w:tc>
+        <w:tc>
+          <w:tcPr/>
+          <w:p>
+            <w:pPr>
+              <w:pStyle w:val="Compact"/>
+            </w:pPr>
+            <w:r>
+              <w:t xml:space="preserve">Résolu en votre faveur → remboursement</w:t>
+            </w:r>
+          </w:p>
+        </w:tc>
+      </w:tr>
+      <w:tr>
+        <w:tc>
+          <w:tcPr/>
+          <w:p>
+            <w:pPr>
+              <w:pStyle w:val="Compact"/>
+            </w:pPr>
+            <w:r>
+              <w:rPr>
+                <w:b/>
+                <w:bCs/>
+              </w:rPr>
+              <w:t xml:space="preserve">RESOLVED_SELLER</w:t>
+            </w:r>
+          </w:p>
+        </w:tc>
+        <w:tc>
+          <w:tcPr/>
+          <w:p>
+            <w:pPr>
+              <w:pStyle w:val="Compact"/>
+            </w:pPr>
+            <w:r>
+              <w:t xml:space="preserve">Résolu en faveur du vendeur → fonds libérés</w:t>
+            </w:r>
+          </w:p>
+        </w:tc>
+      </w:tr>
+      <w:tr>
+        <w:tc>
+          <w:tcPr/>
+          <w:p>
+            <w:pPr>
+              <w:pStyle w:val="Compact"/>
+            </w:pPr>
+            <w:r>
+              <w:rPr>
+                <w:b/>
+                <w:bCs/>
+              </w:rPr>
+              <w:t xml:space="preserve">CLOSED</w:t>
+            </w:r>
+          </w:p>
+        </w:tc>
+        <w:tc>
+          <w:tcPr/>
+          <w:p>
+            <w:pPr>
+              <w:pStyle w:val="Compact"/>
+            </w:pPr>
+            <w:r>
+              <w:t xml:space="preserve">Litige clôturé</w:t>
+            </w:r>
+          </w:p>
+        </w:tc>
+      </w:tr>
+    </w:tbl>
+    <w:bookmarkEnd w:id="87"/>
+    <w:bookmarkStart w:id="88" w:name="suivi-des-litiges"/>
+    <w:p>
+      <w:pPr>
+        <w:pStyle w:val="Heading3"/>
+      </w:pPr>
+      <w:r>
+        <w:t xml:space="preserve">Suivi des litiges</w:t>
+      </w:r>
+    </w:p>
+    <w:p>
+      <w:pPr>
+        <w:pStyle w:val="FirstParagraph"/>
+      </w:pPr>
+      <w:r>
+        <w:t xml:space="preserve">Vous pouvez consulter tous les litiges associés à vos commandes. Seuls l'initiateur de la commande et les administrateurs ont accès aux détails.</w:t>
+      </w:r>
+    </w:p>
+    <w:p>
+      <w:r>
+        <w:pict>
+          <v:rect style="width:0;height:1.5pt" o:hralign="center" o:hrstd="t" o:hr="t"/>
+        </w:pict>
+      </w:r>
+    </w:p>
+    <w:bookmarkEnd w:id="88"/>
+    <w:bookmarkEnd w:id="89"/>
+    <w:bookmarkStart w:id="92" w:name="X5780cc15be82b4f1a14b5404d19dd165fcfbc7a"/>
+    <w:p>
+      <w:pPr>
+        <w:pStyle w:val="Heading2"/>
+      </w:pPr>
+      <w:r>
+        <w:t xml:space="preserve">16. Notifications</w:t>
+      </w:r>
+    </w:p>
+    <w:bookmarkStart w:id="90" w:name="notifications-automatiques"/>
+    <w:p>
+      <w:pPr>
+        <w:pStyle w:val="Heading3"/>
+      </w:pPr>
+      <w:r>
+        <w:t xml:space="preserve">Notifications automatiques</w:t>
+      </w:r>
+    </w:p>
+    <w:p>
+      <w:pPr>
+        <w:pStyle w:val="FirstParagraph"/>
+      </w:pPr>
+      <w:r>
+        <w:t xml:space="preserve">Vous recevez des notifications WhatsApp à chaque changement de statut de vos commandes :</w:t>
+      </w:r>
+    </w:p>
+    <w:tbl>
+      <w:tblPr>
+        <w:tblStyle w:val="Table"/>
+        <w:tblW w:type="auto" w:w="0"/>
+        <w:tblLook w:firstRow="1" w:lastRow="0" w:firstColumn="0" w:lastColumn="0" w:noHBand="0" w:noVBand="0" w:val="0020"/>
+      </w:tblPr>
+      <w:tblGrid>
+        <w:gridCol w:w="3960"/>
+        <w:gridCol w:w="3960"/>
+      </w:tblGrid>
+      <w:tr>
+        <w:trPr>
+          <w:tblHeader w:val="on"/>
+        </w:trPr>
+        <w:tc>
+          <w:tcPr/>
+          <w:p>
+            <w:pPr>
+              <w:pStyle w:val="Compact"/>
+            </w:pPr>
+            <w:r>
+              <w:t xml:space="preserve">Statut atteint</w:t>
+            </w:r>
+          </w:p>
+        </w:tc>
+        <w:tc>
+          <w:tcPr/>
+          <w:p>
+            <w:pPr>
+              <w:pStyle w:val="Compact"/>
+            </w:pPr>
+            <w:r>
+              <w:t xml:space="preserve">Message reçu</w:t>
+            </w:r>
+          </w:p>
+        </w:tc>
+      </w:tr>
+      <w:tr>
+        <w:tc>
+          <w:tcPr/>
+          <w:p>
+            <w:pPr>
+              <w:pStyle w:val="Compact"/>
+            </w:pPr>
+            <w:r>
+              <w:rPr>
+                <w:b/>
+                <w:bCs/>
+              </w:rPr>
+              <w:t xml:space="preserve">PAID</w:t>
+            </w:r>
+          </w:p>
+        </w:tc>
+        <w:tc>
+          <w:tcPr/>
+          <w:p>
+            <w:pPr>
+              <w:pStyle w:val="Compact"/>
+            </w:pPr>
+            <w:r>
+              <w:t xml:space="preserve">Notification de paiement confirmé</w:t>
+            </w:r>
+          </w:p>
+        </w:tc>
+      </w:tr>
+      <w:tr>
+        <w:tc>
+          <w:tcPr/>
+          <w:p>
+            <w:pPr>
+              <w:pStyle w:val="Compact"/>
+            </w:pPr>
+            <w:r>
+              <w:rPr>
+                <w:b/>
+                <w:bCs/>
+              </w:rPr>
+              <w:t xml:space="preserve">VENDOR_CONFIRMED</w:t>
+            </w:r>
+          </w:p>
+        </w:tc>
+        <w:tc>
+          <w:tcPr/>
+          <w:p>
+            <w:pPr>
+              <w:pStyle w:val="Compact"/>
+            </w:pPr>
+            <w:r>
+              <w:t xml:space="preserve">Le vendeur a confirmé la commande</w:t>
+            </w:r>
+          </w:p>
+        </w:tc>
+      </w:tr>
+      <w:tr>
+        <w:tc>
+          <w:tcPr/>
+          <w:p>
+            <w:pPr>
+              <w:pStyle w:val="Compact"/>
+            </w:pPr>
+            <w:r>
+              <w:rPr>
+                <w:b/>
+                <w:bCs/>
+              </w:rPr>
+              <w:t xml:space="preserve">DISPATCHED</w:t>
+            </w:r>
+          </w:p>
+        </w:tc>
+        <w:tc>
+          <w:tcPr/>
+          <w:p>
+            <w:pPr>
+              <w:pStyle w:val="Compact"/>
+            </w:pPr>
+            <w:r>
+              <w:t xml:space="preserve">La commande a été expédiée</w:t>
+            </w:r>
+          </w:p>
+        </w:tc>
+      </w:tr>
+      <w:tr>
+        <w:tc>
+          <w:tcPr/>
+          <w:p>
+            <w:pPr>
+              <w:pStyle w:val="Compact"/>
+            </w:pPr>
+            <w:r>
+              <w:rPr>
+                <w:b/>
+                <w:bCs/>
+              </w:rPr>
+              <w:t xml:space="preserve">DELIVERED</w:t>
+            </w:r>
+          </w:p>
+        </w:tc>
+        <w:tc>
+          <w:tcPr/>
+          <w:p>
+            <w:pPr>
+              <w:pStyle w:val="Compact"/>
+            </w:pPr>
+            <w:r>
+              <w:t xml:space="preserve">La commande a été livrée</w:t>
+            </w:r>
+          </w:p>
+        </w:tc>
+      </w:tr>
+      <w:tr>
+        <w:tc>
+          <w:tcPr/>
+          <w:p>
+            <w:pPr>
+              <w:pStyle w:val="Compact"/>
+            </w:pPr>
+            <w:r>
+              <w:rPr>
+                <w:b/>
+                <w:bCs/>
+              </w:rPr>
+              <w:t xml:space="preserve">CANCELLED</w:t>
+            </w:r>
+          </w:p>
+        </w:tc>
+        <w:tc>
+          <w:tcPr/>
+          <w:p>
+            <w:pPr>
+              <w:pStyle w:val="Compact"/>
+            </w:pPr>
+            <w:r>
+              <w:t xml:space="preserve">La commande a été annulée</w:t>
+            </w:r>
+          </w:p>
+        </w:tc>
+      </w:tr>
+    </w:tbl>
+    <w:p>
+      <w:pPr>
+        <w:pStyle w:val="BodyText"/>
+      </w:pPr>
+      <w:r>
+        <w:t xml:space="preserve">Les statuts</w:t>
+      </w:r>
+      <w:r>
+        <w:t xml:space="preserve"> </w:t>
+      </w:r>
+      <w:r>
+        <w:rPr>
+          <w:b/>
+          <w:bCs/>
+        </w:rPr>
+        <w:t xml:space="preserve">DRAFT</w:t>
+      </w:r>
+      <w:r>
+        <w:t xml:space="preserve"> </w:t>
+      </w:r>
+      <w:r>
+        <w:t xml:space="preserve">et</w:t>
+      </w:r>
+      <w:r>
+        <w:t xml:space="preserve"> </w:t>
+      </w:r>
+      <w:r>
+        <w:rPr>
+          <w:b/>
+          <w:bCs/>
+        </w:rPr>
+        <w:t xml:space="preserve">PENDING_PAYMENT</w:t>
+      </w:r>
+      <w:r>
+        <w:t xml:space="preserve"> </w:t>
+      </w:r>
+      <w:r>
+        <w:t xml:space="preserve">ne déclenchent pas de notification.</w:t>
+      </w:r>
+    </w:p>
     <w:bookmarkEnd w:id="90"/>
-    <w:bookmarkEnd w:id="91"/>
-    <w:bookmarkStart w:id="100" w:name="Xa89553c8e59489f3699dbce1997837951d31bc3"/>
-    <w:p>
-      <w:pPr>
-        <w:pStyle w:val="Heading2"/>
-      </w:pPr>
-      <w:r>
-        <w:t xml:space="preserve">19. Référence rapide des endpoints</w:t>
-      </w:r>
-    </w:p>
-    <w:bookmarkStart w:id="92" w:name="X3f5385cc2b1d4ffbcc8f2c294e9d4c112444a9d"/>
+    <w:bookmarkStart w:id="91" w:name="préférences-de-notification"/>
     <w:p>
       <w:pPr>
         <w:pStyle w:val="Heading3"/>
       </w:pPr>
       <w:r>
-        <w:t xml:space="preserve">Recherche et navigation (publics, sans authentification)</w:t>
+        <w:t xml:space="preserve">Préférences de notification</w:t>
       </w:r>
     </w:p>
     <w:tbl>
@@ -10328,45 +8745,34 @@
               <w:pStyle w:val="Compact"/>
             </w:pPr>
             <w:r>
-              <w:t xml:space="preserve">Méthode</w:t>
-            </w:r>
-          </w:p>
-        </w:tc>
-        <w:tc>
-          <w:tcPr/>
-          <w:p>
-            <w:pPr>
-              <w:pStyle w:val="Compact"/>
-            </w:pPr>
-            <w:r>
-              <w:t xml:space="preserve">Endpoint</w:t>
-            </w:r>
-          </w:p>
-        </w:tc>
-        <w:tc>
-          <w:tcPr/>
-          <w:p>
-            <w:pPr>
-              <w:pStyle w:val="Compact"/>
-            </w:pPr>
-            <w:r>
-              <w:t xml:space="preserve">Description</w:t>
-            </w:r>
-          </w:p>
-        </w:tc>
-      </w:tr>
-      <w:tr>
-        <w:tc>
-          <w:tcPr/>
-          <w:p>
-            <w:pPr>
-              <w:pStyle w:val="Compact"/>
-            </w:pPr>
-            <w:r>
-              <w:t xml:space="preserve">GET</w:t>
-            </w:r>
-          </w:p>
-        </w:tc>
+              <w:t xml:space="preserve">Canal</w:t>
+            </w:r>
+          </w:p>
+        </w:tc>
+        <w:tc>
+          <w:tcPr/>
+          <w:p>
+            <w:pPr>
+              <w:pStyle w:val="Compact"/>
+            </w:pPr>
+            <w:r>
+              <w:t xml:space="preserve">Statut</w:t>
+            </w:r>
+          </w:p>
+        </w:tc>
+        <w:tc>
+          <w:tcPr/>
+          <w:p>
+            <w:pPr>
+              <w:pStyle w:val="Compact"/>
+            </w:pPr>
+            <w:r>
+              <w:t xml:space="preserve">Par défaut</w:t>
+            </w:r>
+          </w:p>
+        </w:tc>
+      </w:tr>
+      <w:tr>
         <w:tc>
           <w:tcPr/>
           <w:p>
@@ -10375,36 +8781,37 @@
             </w:pPr>
             <w:r>
               <w:rPr>
-                <w:rStyle w:val="VerbatimChar"/>
+                <w:b/>
+                <w:bCs/>
               </w:rPr>
-              <w:t xml:space="preserve">/api/v1/browse/brands</w:t>
-            </w:r>
-          </w:p>
-        </w:tc>
-        <w:tc>
-          <w:tcPr/>
-          <w:p>
-            <w:pPr>
-              <w:pStyle w:val="Compact"/>
-            </w:pPr>
-            <w:r>
-              <w:t xml:space="preserve">Liste des marques</w:t>
-            </w:r>
-          </w:p>
-        </w:tc>
-      </w:tr>
-      <w:tr>
-        <w:tc>
-          <w:tcPr/>
-          <w:p>
-            <w:pPr>
-              <w:pStyle w:val="Compact"/>
-            </w:pPr>
-            <w:r>
-              <w:t xml:space="preserve">GET</w:t>
-            </w:r>
-          </w:p>
-        </w:tc>
+              <w:t xml:space="preserve">WhatsApp</w:t>
+            </w:r>
+          </w:p>
+        </w:tc>
+        <w:tc>
+          <w:tcPr/>
+          <w:p>
+            <w:pPr>
+              <w:pStyle w:val="Compact"/>
+            </w:pPr>
+            <w:r>
+              <w:t xml:space="preserve">Actif</w:t>
+            </w:r>
+          </w:p>
+        </w:tc>
+        <w:tc>
+          <w:tcPr/>
+          <w:p>
+            <w:pPr>
+              <w:pStyle w:val="Compact"/>
+            </w:pPr>
+            <w:r>
+              <w:t xml:space="preserve">✅ Activé</w:t>
+            </w:r>
+          </w:p>
+        </w:tc>
+      </w:tr>
+      <w:tr>
         <w:tc>
           <w:tcPr/>
           <w:p>
@@ -10413,36 +8820,37 @@
             </w:pPr>
             <w:r>
               <w:rPr>
-                <w:rStyle w:val="VerbatimChar"/>
+                <w:b/>
+                <w:bCs/>
               </w:rPr>
-              <w:t xml:space="preserve">/api/v1/browse/brands/:brand/models</w:t>
-            </w:r>
-          </w:p>
-        </w:tc>
-        <w:tc>
-          <w:tcPr/>
-          <w:p>
-            <w:pPr>
-              <w:pStyle w:val="Compact"/>
-            </w:pPr>
-            <w:r>
-              <w:t xml:space="preserve">Modèles d'une marque</w:t>
-            </w:r>
-          </w:p>
-        </w:tc>
-      </w:tr>
-      <w:tr>
-        <w:tc>
-          <w:tcPr/>
-          <w:p>
-            <w:pPr>
-              <w:pStyle w:val="Compact"/>
-            </w:pPr>
-            <w:r>
-              <w:t xml:space="preserve">GET</w:t>
-            </w:r>
-          </w:p>
-        </w:tc>
+              <w:t xml:space="preserve">SMS</w:t>
+            </w:r>
+          </w:p>
+        </w:tc>
+        <w:tc>
+          <w:tcPr/>
+          <w:p>
+            <w:pPr>
+              <w:pStyle w:val="Compact"/>
+            </w:pPr>
+            <w:r>
+              <w:t xml:space="preserve">Non disponible</w:t>
+            </w:r>
+          </w:p>
+        </w:tc>
+        <w:tc>
+          <w:tcPr/>
+          <w:p>
+            <w:pPr>
+              <w:pStyle w:val="Compact"/>
+            </w:pPr>
+            <w:r>
+              <w:t xml:space="preserve">❌ Désactivé</w:t>
+            </w:r>
+          </w:p>
+        </w:tc>
+      </w:tr>
+      <w:tr>
         <w:tc>
           <w:tcPr/>
           <w:p>
@@ -10451,33 +8859,241 @@
             </w:pPr>
             <w:r>
               <w:rPr>
-                <w:rStyle w:val="VerbatimChar"/>
+                <w:b/>
+                <w:bCs/>
               </w:rPr>
-              <w:t xml:space="preserve">/api/v1/browse/brands/:brand/models/:model/years</w:t>
-            </w:r>
-          </w:p>
-        </w:tc>
-        <w:tc>
-          <w:tcPr/>
-          <w:p>
-            <w:pPr>
-              <w:pStyle w:val="Compact"/>
-            </w:pPr>
-            <w:r>
-              <w:t xml:space="preserve">Années d'un modèle</w:t>
-            </w:r>
-          </w:p>
-        </w:tc>
-      </w:tr>
-      <w:tr>
-        <w:tc>
-          <w:tcPr/>
-          <w:p>
-            <w:pPr>
-              <w:pStyle w:val="Compact"/>
-            </w:pPr>
-            <w:r>
-              <w:t xml:space="preserve">GET</w:t>
+              <w:t xml:space="preserve">Push</w:t>
+            </w:r>
+          </w:p>
+        </w:tc>
+        <w:tc>
+          <w:tcPr/>
+          <w:p>
+            <w:pPr>
+              <w:pStyle w:val="Compact"/>
+            </w:pPr>
+            <w:r>
+              <w:t xml:space="preserve">Non disponible</w:t>
+            </w:r>
+          </w:p>
+        </w:tc>
+        <w:tc>
+          <w:tcPr/>
+          <w:p>
+            <w:pPr>
+              <w:pStyle w:val="Compact"/>
+            </w:pPr>
+            <w:r>
+              <w:t xml:space="preserve">❌ Désactivé</w:t>
+            </w:r>
+          </w:p>
+        </w:tc>
+      </w:tr>
+    </w:tbl>
+    <w:p>
+      <w:pPr>
+        <w:pStyle w:val="BodyText"/>
+      </w:pPr>
+      <w:r>
+        <w:t xml:space="preserve">Vous pouvez modifier vos préférences à tout moment.</w:t>
+      </w:r>
+    </w:p>
+    <w:p>
+      <w:r>
+        <w:pict>
+          <v:rect style="width:0;height:1.5pt" o:hralign="center" o:hrstd="t" o:hr="t"/>
+        </w:pict>
+      </w:r>
+    </w:p>
+    <w:bookmarkEnd w:id="91"/>
+    <w:bookmarkEnd w:id="92"/>
+    <w:bookmarkStart w:id="99" w:name="X6733755329568574e2aaa897215e8bc334ac4f5"/>
+    <w:p>
+      <w:pPr>
+        <w:pStyle w:val="Heading2"/>
+      </w:pPr>
+      <w:r>
+        <w:t xml:space="preserve">17. Profil et gestion du compte</w:t>
+      </w:r>
+    </w:p>
+    <w:bookmarkStart w:id="93" w:name="page-profil"/>
+    <w:p>
+      <w:pPr>
+        <w:pStyle w:val="Heading3"/>
+      </w:pPr>
+      <w:r>
+        <w:t xml:space="preserve">Page profil</w:t>
+      </w:r>
+    </w:p>
+    <w:p>
+      <w:pPr>
+        <w:pStyle w:val="FirstParagraph"/>
+      </w:pPr>
+      <w:r>
+        <w:rPr>
+          <w:b/>
+          <w:bCs/>
+        </w:rPr>
+        <w:t xml:space="preserve">Page :</w:t>
+      </w:r>
+      <w:r>
+        <w:t xml:space="preserve"> </w:t>
+      </w:r>
+      <w:r>
+        <w:rPr>
+          <w:rStyle w:val="VerbatimChar"/>
+        </w:rPr>
+        <w:t xml:space="preserve">/profile</w:t>
+      </w:r>
+    </w:p>
+    <w:p>
+      <w:pPr>
+        <w:pStyle w:val="BodyText"/>
+      </w:pPr>
+      <w:r>
+        <w:t xml:space="preserve">Votre profil affiche :</w:t>
+      </w:r>
+    </w:p>
+    <w:p>
+      <w:pPr>
+        <w:pStyle w:val="Compact"/>
+        <w:numPr>
+          <w:ilvl w:val="0"/>
+          <w:numId w:val="1033"/>
+        </w:numPr>
+      </w:pPr>
+      <w:r>
+        <w:rPr>
+          <w:b/>
+          <w:bCs/>
+        </w:rPr>
+        <w:t xml:space="preserve">Numéro de téléphone</w:t>
+      </w:r>
+      <w:r>
+        <w:t xml:space="preserve"> </w:t>
+      </w:r>
+      <w:r>
+        <w:t xml:space="preserve">(masqué : +225 07 ** ** XX XX)</w:t>
+      </w:r>
+    </w:p>
+    <w:p>
+      <w:pPr>
+        <w:pStyle w:val="Compact"/>
+        <w:numPr>
+          <w:ilvl w:val="0"/>
+          <w:numId w:val="1033"/>
+        </w:numPr>
+      </w:pPr>
+      <w:r>
+        <w:rPr>
+          <w:b/>
+          <w:bCs/>
+        </w:rPr>
+        <w:t xml:space="preserve">Rôles</w:t>
+      </w:r>
+      <w:r>
+        <w:t xml:space="preserve"> </w:t>
+      </w:r>
+      <w:r>
+        <w:t xml:space="preserve">: Mécanicien affiché en bleu si actif</w:t>
+      </w:r>
+    </w:p>
+    <w:p>
+      <w:pPr>
+        <w:pStyle w:val="Compact"/>
+        <w:numPr>
+          <w:ilvl w:val="0"/>
+          <w:numId w:val="1033"/>
+        </w:numPr>
+      </w:pPr>
+      <w:r>
+        <w:rPr>
+          <w:b/>
+          <w:bCs/>
+        </w:rPr>
+        <w:t xml:space="preserve">Contexte actif</w:t>
+      </w:r>
+      <w:r>
+        <w:t xml:space="preserve"> </w:t>
+      </w:r>
+      <w:r>
+        <w:t xml:space="preserve">: Le rôle actuellement sélectionné</w:t>
+      </w:r>
+    </w:p>
+    <w:bookmarkEnd w:id="93"/>
+    <w:bookmarkStart w:id="94" w:name="changement-de-contexte"/>
+    <w:p>
+      <w:pPr>
+        <w:pStyle w:val="Heading3"/>
+      </w:pPr>
+      <w:r>
+        <w:t xml:space="preserve">Changement de contexte</w:t>
+      </w:r>
+    </w:p>
+    <w:p>
+      <w:pPr>
+        <w:pStyle w:val="FirstParagraph"/>
+      </w:pPr>
+      <w:r>
+        <w:t xml:space="preserve">Si vous avez plusieurs rôles (ex : Mécanicien + Propriétaire), vous pouvez basculer entre eux via un bouton dédié. Le changement est immédiat.</w:t>
+      </w:r>
+    </w:p>
+    <w:bookmarkEnd w:id="94"/>
+    <w:bookmarkStart w:id="95" w:name="les-6-rôles-du-système"/>
+    <w:p>
+      <w:pPr>
+        <w:pStyle w:val="Heading3"/>
+      </w:pPr>
+      <w:r>
+        <w:t xml:space="preserve">Les 6 rôles du système</w:t>
+      </w:r>
+    </w:p>
+    <w:tbl>
+      <w:tblPr>
+        <w:tblStyle w:val="Table"/>
+        <w:tblW w:type="auto" w:w="0"/>
+        <w:tblLook w:firstRow="1" w:lastRow="0" w:firstColumn="0" w:lastColumn="0" w:noHBand="0" w:noVBand="0" w:val="0020"/>
+      </w:tblPr>
+      <w:tblGrid>
+        <w:gridCol w:w="3960"/>
+        <w:gridCol w:w="3960"/>
+      </w:tblGrid>
+      <w:tr>
+        <w:trPr>
+          <w:tblHeader w:val="on"/>
+        </w:trPr>
+        <w:tc>
+          <w:tcPr/>
+          <w:p>
+            <w:pPr>
+              <w:pStyle w:val="Compact"/>
+            </w:pPr>
+            <w:r>
+              <w:t xml:space="preserve">Rôle</w:t>
+            </w:r>
+          </w:p>
+        </w:tc>
+        <w:tc>
+          <w:tcPr/>
+          <w:p>
+            <w:pPr>
+              <w:pStyle w:val="Compact"/>
+            </w:pPr>
+            <w:r>
+              <w:t xml:space="preserve">Libellé</w:t>
+            </w:r>
+          </w:p>
+        </w:tc>
+      </w:tr>
+      <w:tr>
+        <w:tc>
+          <w:tcPr/>
+          <w:p>
+            <w:pPr>
+              <w:pStyle w:val="Compact"/>
+            </w:pPr>
+            <w:r>
+              <w:t xml:space="preserve">MECHANIC</w:t>
             </w:r>
           </w:p>
         </w:tc>
@@ -10489,147 +9105,1086 @@
             </w:pPr>
             <w:r>
               <w:rPr>
-                <w:rStyle w:val="VerbatimChar"/>
+                <w:b/>
+                <w:bCs/>
               </w:rPr>
-              <w:t xml:space="preserve">/api/v1/browse/categories</w:t>
-            </w:r>
-          </w:p>
-        </w:tc>
-        <w:tc>
-          <w:tcPr/>
-          <w:p>
-            <w:pPr>
-              <w:pStyle w:val="Compact"/>
-            </w:pPr>
-            <w:r>
-              <w:t xml:space="preserve">Liste des 15 catégories</w:t>
-            </w:r>
-          </w:p>
-        </w:tc>
-      </w:tr>
-      <w:tr>
-        <w:tc>
-          <w:tcPr/>
-          <w:p>
-            <w:pPr>
-              <w:pStyle w:val="Compact"/>
-            </w:pPr>
-            <w:r>
-              <w:t xml:space="preserve">GET</w:t>
-            </w:r>
-          </w:p>
-        </w:tc>
-        <w:tc>
-          <w:tcPr/>
-          <w:p>
-            <w:pPr>
-              <w:pStyle w:val="Compact"/>
-            </w:pPr>
-            <w:r>
-              <w:rPr>
-                <w:rStyle w:val="VerbatimChar"/>
-              </w:rPr>
-              <w:t xml:space="preserve">/api/v1/browse/parts</w:t>
-            </w:r>
-          </w:p>
-        </w:tc>
-        <w:tc>
-          <w:tcPr/>
-          <w:p>
-            <w:pPr>
-              <w:pStyle w:val="Compact"/>
-            </w:pPr>
-            <w:r>
-              <w:t xml:space="preserve">Filtrer les pièces (brand, model, year, category)</w:t>
-            </w:r>
-          </w:p>
-        </w:tc>
-      </w:tr>
-      <w:tr>
-        <w:tc>
-          <w:tcPr/>
-          <w:p>
-            <w:pPr>
-              <w:pStyle w:val="Compact"/>
-            </w:pPr>
-            <w:r>
-              <w:t xml:space="preserve">GET</w:t>
-            </w:r>
-          </w:p>
-        </w:tc>
-        <w:tc>
-          <w:tcPr/>
-          <w:p>
-            <w:pPr>
-              <w:pStyle w:val="Compact"/>
-            </w:pPr>
-            <w:r>
-              <w:rPr>
-                <w:rStyle w:val="VerbatimChar"/>
-              </w:rPr>
-              <w:t xml:space="preserve">/api/v1/browse/search</w:t>
-            </w:r>
-          </w:p>
-        </w:tc>
-        <w:tc>
-          <w:tcPr/>
-          <w:p>
-            <w:pPr>
-              <w:pStyle w:val="Compact"/>
-            </w:pPr>
-            <w:r>
-              <w:t xml:space="preserve">Recherche textuelle (min 2 caractères)</w:t>
-            </w:r>
-          </w:p>
-        </w:tc>
-      </w:tr>
-      <w:tr>
-        <w:tc>
-          <w:tcPr/>
-          <w:p>
-            <w:pPr>
-              <w:pStyle w:val="Compact"/>
-            </w:pPr>
-            <w:r>
-              <w:t xml:space="preserve">POST</w:t>
-            </w:r>
-          </w:p>
-        </w:tc>
-        <w:tc>
-          <w:tcPr/>
-          <w:p>
-            <w:pPr>
-              <w:pStyle w:val="Compact"/>
-            </w:pPr>
-            <w:r>
-              <w:rPr>
-                <w:rStyle w:val="VerbatimChar"/>
-              </w:rPr>
-              <w:t xml:space="preserve">/api/v1/browse/vin-decode</w:t>
-            </w:r>
-          </w:p>
-        </w:tc>
-        <w:tc>
-          <w:tcPr/>
-          <w:p>
-            <w:pPr>
-              <w:pStyle w:val="Compact"/>
-            </w:pPr>
-            <w:r>
-              <w:t xml:space="preserve">Décoder un numéro VIN</w:t>
+              <w:t xml:space="preserve">Mécanicien</w:t>
+            </w:r>
+            <w:r>
+              <w:t xml:space="preserve"> </w:t>
+            </w:r>
+            <w:r>
+              <w:t xml:space="preserve">(votre rôle par défaut)</w:t>
+            </w:r>
+          </w:p>
+        </w:tc>
+      </w:tr>
+      <w:tr>
+        <w:tc>
+          <w:tcPr/>
+          <w:p>
+            <w:pPr>
+              <w:pStyle w:val="Compact"/>
+            </w:pPr>
+            <w:r>
+              <w:t xml:space="preserve">OWNER</w:t>
+            </w:r>
+          </w:p>
+        </w:tc>
+        <w:tc>
+          <w:tcPr/>
+          <w:p>
+            <w:pPr>
+              <w:pStyle w:val="Compact"/>
+            </w:pPr>
+            <w:r>
+              <w:t xml:space="preserve">Propriétaire</w:t>
+            </w:r>
+          </w:p>
+        </w:tc>
+      </w:tr>
+      <w:tr>
+        <w:tc>
+          <w:tcPr/>
+          <w:p>
+            <w:pPr>
+              <w:pStyle w:val="Compact"/>
+            </w:pPr>
+            <w:r>
+              <w:t xml:space="preserve">SELLER</w:t>
+            </w:r>
+          </w:p>
+        </w:tc>
+        <w:tc>
+          <w:tcPr/>
+          <w:p>
+            <w:pPr>
+              <w:pStyle w:val="Compact"/>
+            </w:pPr>
+            <w:r>
+              <w:t xml:space="preserve">Vendeur</w:t>
+            </w:r>
+          </w:p>
+        </w:tc>
+      </w:tr>
+      <w:tr>
+        <w:tc>
+          <w:tcPr/>
+          <w:p>
+            <w:pPr>
+              <w:pStyle w:val="Compact"/>
+            </w:pPr>
+            <w:r>
+              <w:t xml:space="preserve">RIDER</w:t>
+            </w:r>
+          </w:p>
+        </w:tc>
+        <w:tc>
+          <w:tcPr/>
+          <w:p>
+            <w:pPr>
+              <w:pStyle w:val="Compact"/>
+            </w:pPr>
+            <w:r>
+              <w:t xml:space="preserve">Livreur</w:t>
+            </w:r>
+          </w:p>
+        </w:tc>
+      </w:tr>
+      <w:tr>
+        <w:tc>
+          <w:tcPr/>
+          <w:p>
+            <w:pPr>
+              <w:pStyle w:val="Compact"/>
+            </w:pPr>
+            <w:r>
+              <w:t xml:space="preserve">ADMIN</w:t>
+            </w:r>
+          </w:p>
+        </w:tc>
+        <w:tc>
+          <w:tcPr/>
+          <w:p>
+            <w:pPr>
+              <w:pStyle w:val="Compact"/>
+            </w:pPr>
+            <w:r>
+              <w:t xml:space="preserve">Administrateur</w:t>
+            </w:r>
+          </w:p>
+        </w:tc>
+      </w:tr>
+      <w:tr>
+        <w:tc>
+          <w:tcPr/>
+          <w:p>
+            <w:pPr>
+              <w:pStyle w:val="Compact"/>
+            </w:pPr>
+            <w:r>
+              <w:t xml:space="preserve">ENTERPRISE</w:t>
+            </w:r>
+          </w:p>
+        </w:tc>
+        <w:tc>
+          <w:tcPr/>
+          <w:p>
+            <w:pPr>
+              <w:pStyle w:val="Compact"/>
+            </w:pPr>
+            <w:r>
+              <w:t xml:space="preserve">Entreprise</w:t>
             </w:r>
           </w:p>
         </w:tc>
       </w:tr>
     </w:tbl>
-    <w:bookmarkEnd w:id="92"/>
-    <w:bookmarkStart w:id="93" w:name="identification-par-photo-public"/>
+    <w:bookmarkEnd w:id="95"/>
+    <w:bookmarkStart w:id="96" w:name="données-personnelles"/>
     <w:p>
       <w:pPr>
         <w:pStyle w:val="Heading3"/>
       </w:pPr>
       <w:r>
-        <w:t xml:space="preserve">Identification par photo (public)</w:t>
+        <w:t xml:space="preserve">Données personnelles</w:t>
+      </w:r>
+    </w:p>
+    <w:p>
+      <w:pPr>
+        <w:pStyle w:val="FirstParagraph"/>
+      </w:pPr>
+      <w:r>
+        <w:rPr>
+          <w:b/>
+          <w:bCs/>
+        </w:rPr>
+        <w:t xml:space="preserve">Page :</w:t>
+      </w:r>
+      <w:r>
+        <w:t xml:space="preserve"> </w:t>
+      </w:r>
+      <w:r>
+        <w:rPr>
+          <w:rStyle w:val="VerbatimChar"/>
+        </w:rPr>
+        <w:t xml:space="preserve">/profile/data</w:t>
+      </w:r>
+    </w:p>
+    <w:p>
+      <w:pPr>
+        <w:pStyle w:val="BodyText"/>
+      </w:pPr>
+      <w:r>
+        <w:t xml:space="preserve">Conformément à la loi ARTCI, vous pouvez consulter :</w:t>
+      </w:r>
+    </w:p>
+    <w:p>
+      <w:pPr>
+        <w:pStyle w:val="Compact"/>
+        <w:numPr>
+          <w:ilvl w:val="0"/>
+          <w:numId w:val="1034"/>
+        </w:numPr>
+      </w:pPr>
+      <w:r>
+        <w:t xml:space="preserve">Votre numéro de téléphone (non masqué)</w:t>
+      </w:r>
+    </w:p>
+    <w:p>
+      <w:pPr>
+        <w:pStyle w:val="Compact"/>
+        <w:numPr>
+          <w:ilvl w:val="0"/>
+          <w:numId w:val="1034"/>
+        </w:numPr>
+      </w:pPr>
+      <w:r>
+        <w:t xml:space="preserve">Vos rôles</w:t>
+      </w:r>
+    </w:p>
+    <w:p>
+      <w:pPr>
+        <w:pStyle w:val="Compact"/>
+        <w:numPr>
+          <w:ilvl w:val="0"/>
+          <w:numId w:val="1034"/>
+        </w:numPr>
+      </w:pPr>
+      <w:r>
+        <w:t xml:space="preserve">Votre contexte actif</w:t>
+      </w:r>
+    </w:p>
+    <w:p>
+      <w:pPr>
+        <w:pStyle w:val="Compact"/>
+        <w:numPr>
+          <w:ilvl w:val="0"/>
+          <w:numId w:val="1034"/>
+        </w:numPr>
+      </w:pPr>
+      <w:r>
+        <w:t xml:space="preserve">La date de consentement</w:t>
+      </w:r>
+    </w:p>
+    <w:p>
+      <w:pPr>
+        <w:pStyle w:val="Compact"/>
+        <w:numPr>
+          <w:ilvl w:val="0"/>
+          <w:numId w:val="1034"/>
+        </w:numPr>
+      </w:pPr>
+      <w:r>
+        <w:t xml:space="preserve">La date de création du compte</w:t>
+      </w:r>
+    </w:p>
+    <w:bookmarkEnd w:id="96"/>
+    <w:bookmarkStart w:id="97" w:name="suppression-des-données"/>
+    <w:p>
+      <w:pPr>
+        <w:pStyle w:val="Heading3"/>
+      </w:pPr>
+      <w:r>
+        <w:t xml:space="preserve">Suppression des données</w:t>
+      </w:r>
+    </w:p>
+    <w:p>
+      <w:pPr>
+        <w:pStyle w:val="FirstParagraph"/>
+      </w:pPr>
+      <w:r>
+        <w:t xml:space="preserve">Bouton</w:t>
+      </w:r>
+      <w:r>
+        <w:t xml:space="preserve"> </w:t>
+      </w:r>
+      <w:r>
+        <w:rPr>
+          <w:b/>
+          <w:bCs/>
+        </w:rPr>
+        <w:t xml:space="preserve">"Demander la suppression de mes données"</w:t>
+      </w:r>
+      <w:r>
+        <w:t xml:space="preserve"> </w:t>
+      </w:r>
+      <w:r>
+        <w:t xml:space="preserve">— la demande est enregistrée et traitée par l'équipe Pièces. Une fois envoyée, un message de confirmation s'affiche.</w:t>
+      </w:r>
+    </w:p>
+    <w:bookmarkEnd w:id="97"/>
+    <w:bookmarkStart w:id="98" w:name="déconnexion"/>
+    <w:p>
+      <w:pPr>
+        <w:pStyle w:val="Heading3"/>
+      </w:pPr>
+      <w:r>
+        <w:t xml:space="preserve">Déconnexion</w:t>
+      </w:r>
+    </w:p>
+    <w:p>
+      <w:pPr>
+        <w:pStyle w:val="FirstParagraph"/>
+      </w:pPr>
+      <w:r>
+        <w:t xml:space="preserve">Le bouton</w:t>
+      </w:r>
+      <w:r>
+        <w:t xml:space="preserve"> </w:t>
+      </w:r>
+      <w:r>
+        <w:rPr>
+          <w:b/>
+          <w:bCs/>
+        </w:rPr>
+        <w:t xml:space="preserve">"Se déconnecter"</w:t>
+      </w:r>
+      <w:r>
+        <w:t xml:space="preserve"> </w:t>
+      </w:r>
+      <w:r>
+        <w:t xml:space="preserve">termine votre session et vous redirige vers la page de connexion.</w:t>
+      </w:r>
+    </w:p>
+    <w:p>
+      <w:r>
+        <w:pict>
+          <v:rect style="width:0;height:1.5pt" o:hralign="center" o:hrstd="t" o:hr="t"/>
+        </w:pict>
+      </w:r>
+    </w:p>
+    <w:bookmarkEnd w:id="98"/>
+    <w:bookmarkEnd w:id="99"/>
+    <w:bookmarkStart w:id="101" w:name="Xa9f6e2dc08c328f16cd444c985b88479516b9f1"/>
+    <w:p>
+      <w:pPr>
+        <w:pStyle w:val="Heading2"/>
+      </w:pPr>
+      <w:r>
+        <w:t xml:space="preserve">18. Le flux tripartite complet</w:t>
+      </w:r>
+    </w:p>
+    <w:p>
+      <w:pPr>
+        <w:pStyle w:val="FirstParagraph"/>
+      </w:pPr>
+      <w:r>
+        <w:t xml:space="preserve">Voici le parcours complet d'une commande du point de vue du mécanicien :</w:t>
+      </w:r>
+    </w:p>
+    <w:p>
+      <w:pPr>
+        <w:pStyle w:val="SourceCode"/>
+      </w:pPr>
+      <w:r>
+        <w:rPr>
+          <w:rStyle w:val="VerbatimChar"/>
+        </w:rPr>
+        <w:t xml:space="preserve">ÉTAPE 1 : Vous trouvez les pièces</w:t>
+      </w:r>
+      <w:r>
+        <w:br/>
+      </w:r>
+      <w:r>
+        <w:rPr>
+          <w:rStyle w:val="VerbatimChar"/>
+        </w:rPr>
+        <w:t xml:space="preserve">┌─────────────────────────────────────────────────┐</w:t>
+      </w:r>
+      <w:r>
+        <w:br/>
+      </w:r>
+      <w:r>
+        <w:rPr>
+          <w:rStyle w:val="VerbatimChar"/>
+        </w:rPr>
+        <w:t xml:space="preserve">│  Recherche : texte / marque / photo IA / VIN    │</w:t>
+      </w:r>
+      <w:r>
+        <w:br/>
+      </w:r>
+      <w:r>
+        <w:rPr>
+          <w:rStyle w:val="VerbatimChar"/>
+        </w:rPr>
+        <w:t xml:space="preserve">│  → Liste de pièces disponibles chez les vendeurs│</w:t>
+      </w:r>
+      <w:r>
+        <w:br/>
+      </w:r>
+      <w:r>
+        <w:rPr>
+          <w:rStyle w:val="VerbatimChar"/>
+        </w:rPr>
+        <w:t xml:space="preserve">└───────────────────────┬─────────────────────────┘</w:t>
+      </w:r>
+      <w:r>
+        <w:br/>
+      </w:r>
+      <w:r>
+        <w:rPr>
+          <w:rStyle w:val="VerbatimChar"/>
+        </w:rPr>
+        <w:t xml:space="preserve">                        │</w:t>
+      </w:r>
+      <w:r>
+        <w:br/>
+      </w:r>
+      <w:r>
+        <w:rPr>
+          <w:rStyle w:val="VerbatimChar"/>
+        </w:rPr>
+        <w:t xml:space="preserve">                        ▼</w:t>
+      </w:r>
+      <w:r>
+        <w:br/>
+      </w:r>
+      <w:r>
+        <w:rPr>
+          <w:rStyle w:val="VerbatimChar"/>
+        </w:rPr>
+        <w:t xml:space="preserve">ÉTAPE 2 : Vous créez la commande  ★ VOTRE ACTION ★</w:t>
+      </w:r>
+      <w:r>
+        <w:br/>
+      </w:r>
+      <w:r>
+        <w:rPr>
+          <w:rStyle w:val="VerbatimChar"/>
+        </w:rPr>
+        <w:t xml:space="preserve">┌──────────┐</w:t>
+      </w:r>
+      <w:r>
+        <w:br/>
+      </w:r>
+      <w:r>
+        <w:rPr>
+          <w:rStyle w:val="VerbatimChar"/>
+        </w:rPr>
+        <w:t xml:space="preserve">│  DRAFT   │ Sélection des pièces + main d'œuvre + tél. propriétaire</w:t>
+      </w:r>
+      <w:r>
+        <w:br/>
+      </w:r>
+      <w:r>
+        <w:rPr>
+          <w:rStyle w:val="VerbatimChar"/>
+        </w:rPr>
+        <w:t xml:space="preserve">└────┬─────┘</w:t>
+      </w:r>
+      <w:r>
+        <w:br/>
+      </w:r>
+      <w:r>
+        <w:rPr>
+          <w:rStyle w:val="VerbatimChar"/>
+        </w:rPr>
+        <w:t xml:space="preserve">     │ Vous partagez le lien /choose/{shareToken}</w:t>
+      </w:r>
+      <w:r>
+        <w:br/>
+      </w:r>
+      <w:r>
+        <w:rPr>
+          <w:rStyle w:val="VerbatimChar"/>
+        </w:rPr>
+        <w:t xml:space="preserve">     │ via WhatsApp ou SMS au propriétaire</w:t>
+      </w:r>
+      <w:r>
+        <w:br/>
+      </w:r>
+      <w:r>
+        <w:rPr>
+          <w:rStyle w:val="VerbatimChar"/>
+        </w:rPr>
+        <w:t xml:space="preserve">     ▼</w:t>
+      </w:r>
+      <w:r>
+        <w:br/>
+      </w:r>
+      <w:r>
+        <w:rPr>
+          <w:rStyle w:val="VerbatimChar"/>
+        </w:rPr>
+        <w:t xml:space="preserve">ÉTAPE 3 : Le propriétaire paie</w:t>
+      </w:r>
+      <w:r>
+        <w:br/>
+      </w:r>
+      <w:r>
+        <w:rPr>
+          <w:rStyle w:val="VerbatimChar"/>
+        </w:rPr>
+        <w:t xml:space="preserve">┌──────────────────┐</w:t>
+      </w:r>
+      <w:r>
+        <w:br/>
+      </w:r>
+      <w:r>
+        <w:rPr>
+          <w:rStyle w:val="VerbatimChar"/>
+        </w:rPr>
+        <w:t xml:space="preserve">│ PENDING_PAYMENT  │ Le propriétaire choisit Orange Money / MTN / Wave / COD</w:t>
+      </w:r>
+      <w:r>
+        <w:br/>
+      </w:r>
+      <w:r>
+        <w:rPr>
+          <w:rStyle w:val="VerbatimChar"/>
+        </w:rPr>
+        <w:t xml:space="preserve">└────┬─────────────┘</w:t>
+      </w:r>
+      <w:r>
+        <w:br/>
+      </w:r>
+      <w:r>
+        <w:rPr>
+          <w:rStyle w:val="VerbatimChar"/>
+        </w:rPr>
+        <w:t xml:space="preserve">     │ Paiement confirmé (webhook CinetPay ou COD direct)</w:t>
+      </w:r>
+      <w:r>
+        <w:br/>
+      </w:r>
+      <w:r>
+        <w:rPr>
+          <w:rStyle w:val="VerbatimChar"/>
+        </w:rPr>
+        <w:t xml:space="preserve">     ▼</w:t>
+      </w:r>
+      <w:r>
+        <w:br/>
+      </w:r>
+      <w:r>
+        <w:rPr>
+          <w:rStyle w:val="VerbatimChar"/>
+        </w:rPr>
+        <w:t xml:space="preserve">ÉTAPE 4 : Paiement reçu</w:t>
+      </w:r>
+      <w:r>
+        <w:br/>
+      </w:r>
+      <w:r>
+        <w:rPr>
+          <w:rStyle w:val="VerbatimChar"/>
+        </w:rPr>
+        <w:t xml:space="preserve">┌──────┐</w:t>
+      </w:r>
+      <w:r>
+        <w:br/>
+      </w:r>
+      <w:r>
+        <w:rPr>
+          <w:rStyle w:val="VerbatimChar"/>
+        </w:rPr>
+        <w:t xml:space="preserve">│ PAID │ Commande payée — Le vendeur est notifié</w:t>
+      </w:r>
+      <w:r>
+        <w:br/>
+      </w:r>
+      <w:r>
+        <w:rPr>
+          <w:rStyle w:val="VerbatimChar"/>
+        </w:rPr>
+        <w:t xml:space="preserve">└──┬───┘</w:t>
+      </w:r>
+      <w:r>
+        <w:br/>
+      </w:r>
+      <w:r>
+        <w:rPr>
+          <w:rStyle w:val="VerbatimChar"/>
+        </w:rPr>
+        <w:t xml:space="preserve">   │ Le vendeur confirme sous 45 minutes</w:t>
+      </w:r>
+      <w:r>
+        <w:br/>
+      </w:r>
+      <w:r>
+        <w:rPr>
+          <w:rStyle w:val="VerbatimChar"/>
+        </w:rPr>
+        <w:t xml:space="preserve">   ▼</w:t>
+      </w:r>
+      <w:r>
+        <w:br/>
+      </w:r>
+      <w:r>
+        <w:rPr>
+          <w:rStyle w:val="VerbatimChar"/>
+        </w:rPr>
+        <w:t xml:space="preserve">ÉTAPE 5 : Vendeur confirme</w:t>
+      </w:r>
+      <w:r>
+        <w:br/>
+      </w:r>
+      <w:r>
+        <w:rPr>
+          <w:rStyle w:val="VerbatimChar"/>
+        </w:rPr>
+        <w:t xml:space="preserve">┌────────────────────┐</w:t>
+      </w:r>
+      <w:r>
+        <w:br/>
+      </w:r>
+      <w:r>
+        <w:rPr>
+          <w:rStyle w:val="VerbatimChar"/>
+        </w:rPr>
+        <w:t xml:space="preserve">│ VENDOR_CONFIRMED   │ Les pièces sont prêtes</w:t>
+      </w:r>
+      <w:r>
+        <w:br/>
+      </w:r>
+      <w:r>
+        <w:rPr>
+          <w:rStyle w:val="VerbatimChar"/>
+        </w:rPr>
+        <w:t xml:space="preserve">└────┬───────────────┘</w:t>
+      </w:r>
+      <w:r>
+        <w:br/>
+      </w:r>
+      <w:r>
+        <w:rPr>
+          <w:rStyle w:val="VerbatimChar"/>
+        </w:rPr>
+        <w:t xml:space="preserve">     │ L'admin crée la livraison et assigne un livreur</w:t>
+      </w:r>
+      <w:r>
+        <w:br/>
+      </w:r>
+      <w:r>
+        <w:rPr>
+          <w:rStyle w:val="VerbatimChar"/>
+        </w:rPr>
+        <w:t xml:space="preserve">     ▼</w:t>
+      </w:r>
+      <w:r>
+        <w:br/>
+      </w:r>
+      <w:r>
+        <w:rPr>
+          <w:rStyle w:val="VerbatimChar"/>
+        </w:rPr>
+        <w:t xml:space="preserve">ÉTAPE 6 : Expédition</w:t>
+      </w:r>
+      <w:r>
+        <w:br/>
+      </w:r>
+      <w:r>
+        <w:rPr>
+          <w:rStyle w:val="VerbatimChar"/>
+        </w:rPr>
+        <w:t xml:space="preserve">┌────────────┐</w:t>
+      </w:r>
+      <w:r>
+        <w:br/>
+      </w:r>
+      <w:r>
+        <w:rPr>
+          <w:rStyle w:val="VerbatimChar"/>
+        </w:rPr>
+        <w:t xml:space="preserve">│ DISPATCHED │ Le livreur va chercher les pièces chez le vendeur</w:t>
+      </w:r>
+      <w:r>
+        <w:br/>
+      </w:r>
+      <w:r>
+        <w:rPr>
+          <w:rStyle w:val="VerbatimChar"/>
+        </w:rPr>
+        <w:t xml:space="preserve">└────┬───────┘</w:t>
+      </w:r>
+      <w:r>
+        <w:br/>
+      </w:r>
+      <w:r>
+        <w:rPr>
+          <w:rStyle w:val="VerbatimChar"/>
+        </w:rPr>
+        <w:t xml:space="preserve">     │</w:t>
+      </w:r>
+      <w:r>
+        <w:br/>
+      </w:r>
+      <w:r>
+        <w:rPr>
+          <w:rStyle w:val="VerbatimChar"/>
+        </w:rPr>
+        <w:t xml:space="preserve">     ▼</w:t>
+      </w:r>
+      <w:r>
+        <w:br/>
+      </w:r>
+      <w:r>
+        <w:rPr>
+          <w:rStyle w:val="VerbatimChar"/>
+        </w:rPr>
+        <w:t xml:space="preserve">ÉTAPE 7 : En transit</w:t>
+      </w:r>
+      <w:r>
+        <w:br/>
+      </w:r>
+      <w:r>
+        <w:rPr>
+          <w:rStyle w:val="VerbatimChar"/>
+        </w:rPr>
+        <w:t xml:space="preserve">┌────────────┐</w:t>
+      </w:r>
+      <w:r>
+        <w:br/>
+      </w:r>
+      <w:r>
+        <w:rPr>
+          <w:rStyle w:val="VerbatimChar"/>
+        </w:rPr>
+        <w:t xml:space="preserve">│ IN_TRANSIT │ Le livreur vous apporte les pièces (suivi GPS)</w:t>
+      </w:r>
+      <w:r>
+        <w:br/>
+      </w:r>
+      <w:r>
+        <w:rPr>
+          <w:rStyle w:val="VerbatimChar"/>
+        </w:rPr>
+        <w:t xml:space="preserve">└────┬───────┘</w:t>
+      </w:r>
+      <w:r>
+        <w:br/>
+      </w:r>
+      <w:r>
+        <w:rPr>
+          <w:rStyle w:val="VerbatimChar"/>
+        </w:rPr>
+        <w:t xml:space="preserve">     │</w:t>
+      </w:r>
+      <w:r>
+        <w:br/>
+      </w:r>
+      <w:r>
+        <w:rPr>
+          <w:rStyle w:val="VerbatimChar"/>
+        </w:rPr>
+        <w:t xml:space="preserve">     ▼</w:t>
+      </w:r>
+      <w:r>
+        <w:br/>
+      </w:r>
+      <w:r>
+        <w:rPr>
+          <w:rStyle w:val="VerbatimChar"/>
+        </w:rPr>
+        <w:t xml:space="preserve">ÉTAPE 8 : Livré</w:t>
+      </w:r>
+      <w:r>
+        <w:br/>
+      </w:r>
+      <w:r>
+        <w:rPr>
+          <w:rStyle w:val="VerbatimChar"/>
+        </w:rPr>
+        <w:t xml:space="preserve">┌───────────┐</w:t>
+      </w:r>
+      <w:r>
+        <w:br/>
+      </w:r>
+      <w:r>
+        <w:rPr>
+          <w:rStyle w:val="VerbatimChar"/>
+        </w:rPr>
+        <w:t xml:space="preserve">│ DELIVERED │ Vous recevez les pièces</w:t>
+      </w:r>
+      <w:r>
+        <w:br/>
+      </w:r>
+      <w:r>
+        <w:rPr>
+          <w:rStyle w:val="VerbatimChar"/>
+        </w:rPr>
+        <w:t xml:space="preserve">└────┬──────┘</w:t>
+      </w:r>
+      <w:r>
+        <w:br/>
+      </w:r>
+      <w:r>
+        <w:rPr>
+          <w:rStyle w:val="VerbatimChar"/>
+        </w:rPr>
+        <w:t xml:space="preserve">     │ Vous pouvez évaluer le vendeur et le livreur</w:t>
+      </w:r>
+      <w:r>
+        <w:br/>
+      </w:r>
+      <w:r>
+        <w:rPr>
+          <w:rStyle w:val="VerbatimChar"/>
+        </w:rPr>
+        <w:t xml:space="preserve">     │ Confirmation automatique après 48h si pas de litige</w:t>
+      </w:r>
+      <w:r>
+        <w:br/>
+      </w:r>
+      <w:r>
+        <w:rPr>
+          <w:rStyle w:val="VerbatimChar"/>
+        </w:rPr>
+        <w:t xml:space="preserve">     ▼</w:t>
+      </w:r>
+      <w:r>
+        <w:br/>
+      </w:r>
+      <w:r>
+        <w:rPr>
+          <w:rStyle w:val="VerbatimChar"/>
+        </w:rPr>
+        <w:t xml:space="preserve">ÉTAPE 9 : Confirmé et complété</w:t>
+      </w:r>
+      <w:r>
+        <w:br/>
+      </w:r>
+      <w:r>
+        <w:rPr>
+          <w:rStyle w:val="VerbatimChar"/>
+        </w:rPr>
+        <w:t xml:space="preserve">┌───────────┐     ┌───────────┐</w:t>
+      </w:r>
+      <w:r>
+        <w:br/>
+      </w:r>
+      <w:r>
+        <w:rPr>
+          <w:rStyle w:val="VerbatimChar"/>
+        </w:rPr>
+        <w:t xml:space="preserve">│ CONFIRMED │ ──► │ COMPLETED │ Fonds libérés au vendeur 💰</w:t>
+      </w:r>
+      <w:r>
+        <w:br/>
+      </w:r>
+      <w:r>
+        <w:rPr>
+          <w:rStyle w:val="VerbatimChar"/>
+        </w:rPr>
+        <w:t xml:space="preserve">└───────────┘     └───────────┘</w:t>
+      </w:r>
+      <w:r>
+        <w:br/>
+      </w:r>
+      <w:r>
+        <w:br/>
+      </w:r>
+      <w:r>
+        <w:rPr>
+          <w:rStyle w:val="VerbatimChar"/>
+        </w:rPr>
+        <w:t xml:space="preserve">❌ ANNULATION possible de DRAFT à VENDOR_CONFIRMED</w:t>
+      </w:r>
+      <w:r>
+        <w:br/>
+      </w:r>
+      <w:r>
+        <w:rPr>
+          <w:rStyle w:val="VerbatimChar"/>
+        </w:rPr>
+        <w:t xml:space="preserve">┌───────────┐</w:t>
+      </w:r>
+      <w:r>
+        <w:br/>
+      </w:r>
+      <w:r>
+        <w:rPr>
+          <w:rStyle w:val="VerbatimChar"/>
+        </w:rPr>
+        <w:t xml:space="preserve">│ CANCELLED │ Fonds remboursés au propriétaire</w:t>
+      </w:r>
+      <w:r>
+        <w:br/>
+      </w:r>
+      <w:r>
+        <w:rPr>
+          <w:rStyle w:val="VerbatimChar"/>
+        </w:rPr>
+        <w:t xml:space="preserve">└───────────┘</w:t>
+      </w:r>
+    </w:p>
+    <w:bookmarkStart w:id="100" w:name="résumé-de-vos-actions"/>
+    <w:p>
+      <w:pPr>
+        <w:pStyle w:val="Heading3"/>
+      </w:pPr>
+      <w:r>
+        <w:t xml:space="preserve">Résumé de vos actions</w:t>
+      </w:r>
+    </w:p>
+    <w:tbl>
+      <w:tblPr>
+        <w:tblStyle w:val="Table"/>
+        <w:tblW w:type="auto" w:w="0"/>
+        <w:tblLook w:firstRow="1" w:lastRow="0" w:firstColumn="0" w:lastColumn="0" w:noHBand="0" w:noVBand="0" w:val="0020"/>
+      </w:tblPr>
+      <w:tblGrid>
+        <w:gridCol w:w="3960"/>
+        <w:gridCol w:w="3960"/>
+      </w:tblGrid>
+      <w:tr>
+        <w:trPr>
+          <w:tblHeader w:val="on"/>
+        </w:trPr>
+        <w:tc>
+          <w:tcPr/>
+          <w:p>
+            <w:pPr>
+              <w:pStyle w:val="Compact"/>
+            </w:pPr>
+            <w:r>
+              <w:t xml:space="preserve">Moment</w:t>
+            </w:r>
+          </w:p>
+        </w:tc>
+        <w:tc>
+          <w:tcPr/>
+          <w:p>
+            <w:pPr>
+              <w:pStyle w:val="Compact"/>
+            </w:pPr>
+            <w:r>
+              <w:t xml:space="preserve">Votre action</w:t>
+            </w:r>
+          </w:p>
+        </w:tc>
+      </w:tr>
+      <w:tr>
+        <w:tc>
+          <w:tcPr/>
+          <w:p>
+            <w:pPr>
+              <w:pStyle w:val="Compact"/>
+            </w:pPr>
+            <w:r>
+              <w:t xml:space="preserve">Recherche</w:t>
+            </w:r>
+          </w:p>
+        </w:tc>
+        <w:tc>
+          <w:tcPr/>
+          <w:p>
+            <w:pPr>
+              <w:pStyle w:val="Compact"/>
+            </w:pPr>
+            <w:r>
+              <w:t xml:space="preserve">Trouver les pièces (texte, marque, photo, VIN)</w:t>
+            </w:r>
+          </w:p>
+        </w:tc>
+      </w:tr>
+      <w:tr>
+        <w:tc>
+          <w:tcPr/>
+          <w:p>
+            <w:pPr>
+              <w:pStyle w:val="Compact"/>
+            </w:pPr>
+            <w:r>
+              <w:t xml:space="preserve">Commande</w:t>
+            </w:r>
+          </w:p>
+        </w:tc>
+        <w:tc>
+          <w:tcPr/>
+          <w:p>
+            <w:pPr>
+              <w:pStyle w:val="Compact"/>
+            </w:pPr>
+            <w:r>
+              <w:t xml:space="preserve">Créer la commande avec les pièces sélectionnées</w:t>
+            </w:r>
+          </w:p>
+        </w:tc>
+      </w:tr>
+      <w:tr>
+        <w:tc>
+          <w:tcPr/>
+          <w:p>
+            <w:pPr>
+              <w:pStyle w:val="Compact"/>
+            </w:pPr>
+            <w:r>
+              <w:t xml:space="preserve">Partage</w:t>
+            </w:r>
+          </w:p>
+        </w:tc>
+        <w:tc>
+          <w:tcPr/>
+          <w:p>
+            <w:pPr>
+              <w:pStyle w:val="Compact"/>
+            </w:pPr>
+            <w:r>
+              <w:t xml:space="preserve">Envoyer le lien de paiement au propriétaire</w:t>
+            </w:r>
+          </w:p>
+        </w:tc>
+      </w:tr>
+      <w:tr>
+        <w:tc>
+          <w:tcPr/>
+          <w:p>
+            <w:pPr>
+              <w:pStyle w:val="Compact"/>
+            </w:pPr>
+            <w:r>
+              <w:t xml:space="preserve">Réception</w:t>
+            </w:r>
+          </w:p>
+        </w:tc>
+        <w:tc>
+          <w:tcPr/>
+          <w:p>
+            <w:pPr>
+              <w:pStyle w:val="Compact"/>
+            </w:pPr>
+            <w:r>
+              <w:t xml:space="preserve">Recevoir et vérifier les pièces livrées</w:t>
+            </w:r>
+          </w:p>
+        </w:tc>
+      </w:tr>
+      <w:tr>
+        <w:tc>
+          <w:tcPr/>
+          <w:p>
+            <w:pPr>
+              <w:pStyle w:val="Compact"/>
+            </w:pPr>
+            <w:r>
+              <w:t xml:space="preserve">Évaluation</w:t>
+            </w:r>
+          </w:p>
+        </w:tc>
+        <w:tc>
+          <w:tcPr/>
+          <w:p>
+            <w:pPr>
+              <w:pStyle w:val="Compact"/>
+            </w:pPr>
+            <w:r>
+              <w:t xml:space="preserve">Évaluer le vendeur et le livreur</w:t>
+            </w:r>
+          </w:p>
+        </w:tc>
+      </w:tr>
+      <w:tr>
+        <w:tc>
+          <w:tcPr/>
+          <w:p>
+            <w:pPr>
+              <w:pStyle w:val="Compact"/>
+            </w:pPr>
+            <w:r>
+              <w:t xml:space="preserve">Litige</w:t>
+            </w:r>
+          </w:p>
+        </w:tc>
+        <w:tc>
+          <w:tcPr/>
+          <w:p>
+            <w:pPr>
+              <w:pStyle w:val="Compact"/>
+            </w:pPr>
+            <w:r>
+              <w:t xml:space="preserve">Ouvrir un litige si problème</w:t>
+            </w:r>
+          </w:p>
+        </w:tc>
+      </w:tr>
+    </w:tbl>
+    <w:p>
+      <w:r>
+        <w:pict>
+          <v:rect style="width:0;height:1.5pt" o:hralign="center" o:hrstd="t" o:hr="t"/>
+        </w:pict>
+      </w:r>
+    </w:p>
+    <w:bookmarkEnd w:id="100"/>
+    <w:bookmarkEnd w:id="101"/>
+    <w:bookmarkStart w:id="110" w:name="Xa89553c8e59489f3699dbce1997837951d31bc3"/>
+    <w:p>
+      <w:pPr>
+        <w:pStyle w:val="Heading2"/>
+      </w:pPr>
+      <w:r>
+        <w:t xml:space="preserve">19. Référence rapide des endpoints</w:t>
+      </w:r>
+    </w:p>
+    <w:bookmarkStart w:id="102" w:name="X3f5385cc2b1d4ffbcc8f2c294e9d4c112444a9d"/>
+    <w:p>
+      <w:pPr>
+        <w:pStyle w:val="Heading3"/>
+      </w:pPr>
+      <w:r>
+        <w:t xml:space="preserve">Recherche et navigation (publics, sans authentification)</w:t>
       </w:r>
     </w:p>
     <w:tbl>
@@ -10689,7 +10244,7 @@
               <w:pStyle w:val="Compact"/>
             </w:pPr>
             <w:r>
-              <w:t xml:space="preserve">POST</w:t>
+              <w:t xml:space="preserve">GET</w:t>
             </w:r>
           </w:p>
         </w:tc>
@@ -10703,31 +10258,31 @@
               <w:rPr>
                 <w:rStyle w:val="VerbatimChar"/>
               </w:rPr>
-              <w:t xml:space="preserve">/api/v1/vision/identify</w:t>
-            </w:r>
-          </w:p>
-        </w:tc>
-        <w:tc>
-          <w:tcPr/>
-          <w:p>
-            <w:pPr>
-              <w:pStyle w:val="Compact"/>
-            </w:pPr>
-            <w:r>
-              <w:t xml:space="preserve">Identifier une pièce par photo (IA)</w:t>
-            </w:r>
-          </w:p>
-        </w:tc>
-      </w:tr>
-      <w:tr>
-        <w:tc>
-          <w:tcPr/>
-          <w:p>
-            <w:pPr>
-              <w:pStyle w:val="Compact"/>
-            </w:pPr>
-            <w:r>
-              <w:t xml:space="preserve">POST</w:t>
+              <w:t xml:space="preserve">/api/v1/browse/brands</w:t>
+            </w:r>
+          </w:p>
+        </w:tc>
+        <w:tc>
+          <w:tcPr/>
+          <w:p>
+            <w:pPr>
+              <w:pStyle w:val="Compact"/>
+            </w:pPr>
+            <w:r>
+              <w:t xml:space="preserve">Liste des marques</w:t>
+            </w:r>
+          </w:p>
+        </w:tc>
+      </w:tr>
+      <w:tr>
+        <w:tc>
+          <w:tcPr/>
+          <w:p>
+            <w:pPr>
+              <w:pStyle w:val="Compact"/>
+            </w:pPr>
+            <w:r>
+              <w:t xml:space="preserve">GET</w:t>
             </w:r>
           </w:p>
         </w:tc>
@@ -10741,31 +10296,221 @@
               <w:rPr>
                 <w:rStyle w:val="VerbatimChar"/>
               </w:rPr>
-              <w:t xml:space="preserve">/api/v1/vision/disambiguate</w:t>
-            </w:r>
-          </w:p>
-        </w:tc>
-        <w:tc>
-          <w:tcPr/>
-          <w:p>
-            <w:pPr>
-              <w:pStyle w:val="Compact"/>
-            </w:pPr>
-            <w:r>
-              <w:t xml:space="preserve">Affiner après désambiguïsation</w:t>
+              <w:t xml:space="preserve">/api/v1/browse/brands/:brand/models</w:t>
+            </w:r>
+          </w:p>
+        </w:tc>
+        <w:tc>
+          <w:tcPr/>
+          <w:p>
+            <w:pPr>
+              <w:pStyle w:val="Compact"/>
+            </w:pPr>
+            <w:r>
+              <w:t xml:space="preserve">Modèles d'une marque</w:t>
+            </w:r>
+          </w:p>
+        </w:tc>
+      </w:tr>
+      <w:tr>
+        <w:tc>
+          <w:tcPr/>
+          <w:p>
+            <w:pPr>
+              <w:pStyle w:val="Compact"/>
+            </w:pPr>
+            <w:r>
+              <w:t xml:space="preserve">GET</w:t>
+            </w:r>
+          </w:p>
+        </w:tc>
+        <w:tc>
+          <w:tcPr/>
+          <w:p>
+            <w:pPr>
+              <w:pStyle w:val="Compact"/>
+            </w:pPr>
+            <w:r>
+              <w:rPr>
+                <w:rStyle w:val="VerbatimChar"/>
+              </w:rPr>
+              <w:t xml:space="preserve">/api/v1/browse/brands/:brand/models/:model/years</w:t>
+            </w:r>
+          </w:p>
+        </w:tc>
+        <w:tc>
+          <w:tcPr/>
+          <w:p>
+            <w:pPr>
+              <w:pStyle w:val="Compact"/>
+            </w:pPr>
+            <w:r>
+              <w:t xml:space="preserve">Années d'un modèle</w:t>
+            </w:r>
+          </w:p>
+        </w:tc>
+      </w:tr>
+      <w:tr>
+        <w:tc>
+          <w:tcPr/>
+          <w:p>
+            <w:pPr>
+              <w:pStyle w:val="Compact"/>
+            </w:pPr>
+            <w:r>
+              <w:t xml:space="preserve">GET</w:t>
+            </w:r>
+          </w:p>
+        </w:tc>
+        <w:tc>
+          <w:tcPr/>
+          <w:p>
+            <w:pPr>
+              <w:pStyle w:val="Compact"/>
+            </w:pPr>
+            <w:r>
+              <w:rPr>
+                <w:rStyle w:val="VerbatimChar"/>
+              </w:rPr>
+              <w:t xml:space="preserve">/api/v1/browse/categories</w:t>
+            </w:r>
+          </w:p>
+        </w:tc>
+        <w:tc>
+          <w:tcPr/>
+          <w:p>
+            <w:pPr>
+              <w:pStyle w:val="Compact"/>
+            </w:pPr>
+            <w:r>
+              <w:t xml:space="preserve">Liste des 15 catégories</w:t>
+            </w:r>
+          </w:p>
+        </w:tc>
+      </w:tr>
+      <w:tr>
+        <w:tc>
+          <w:tcPr/>
+          <w:p>
+            <w:pPr>
+              <w:pStyle w:val="Compact"/>
+            </w:pPr>
+            <w:r>
+              <w:t xml:space="preserve">GET</w:t>
+            </w:r>
+          </w:p>
+        </w:tc>
+        <w:tc>
+          <w:tcPr/>
+          <w:p>
+            <w:pPr>
+              <w:pStyle w:val="Compact"/>
+            </w:pPr>
+            <w:r>
+              <w:rPr>
+                <w:rStyle w:val="VerbatimChar"/>
+              </w:rPr>
+              <w:t xml:space="preserve">/api/v1/browse/parts</w:t>
+            </w:r>
+          </w:p>
+        </w:tc>
+        <w:tc>
+          <w:tcPr/>
+          <w:p>
+            <w:pPr>
+              <w:pStyle w:val="Compact"/>
+            </w:pPr>
+            <w:r>
+              <w:t xml:space="preserve">Filtrer les pièces (brand, model, year, category)</w:t>
+            </w:r>
+          </w:p>
+        </w:tc>
+      </w:tr>
+      <w:tr>
+        <w:tc>
+          <w:tcPr/>
+          <w:p>
+            <w:pPr>
+              <w:pStyle w:val="Compact"/>
+            </w:pPr>
+            <w:r>
+              <w:t xml:space="preserve">GET</w:t>
+            </w:r>
+          </w:p>
+        </w:tc>
+        <w:tc>
+          <w:tcPr/>
+          <w:p>
+            <w:pPr>
+              <w:pStyle w:val="Compact"/>
+            </w:pPr>
+            <w:r>
+              <w:rPr>
+                <w:rStyle w:val="VerbatimChar"/>
+              </w:rPr>
+              <w:t xml:space="preserve">/api/v1/browse/search</w:t>
+            </w:r>
+          </w:p>
+        </w:tc>
+        <w:tc>
+          <w:tcPr/>
+          <w:p>
+            <w:pPr>
+              <w:pStyle w:val="Compact"/>
+            </w:pPr>
+            <w:r>
+              <w:t xml:space="preserve">Recherche textuelle (min 2 caractères)</w:t>
+            </w:r>
+          </w:p>
+        </w:tc>
+      </w:tr>
+      <w:tr>
+        <w:tc>
+          <w:tcPr/>
+          <w:p>
+            <w:pPr>
+              <w:pStyle w:val="Compact"/>
+            </w:pPr>
+            <w:r>
+              <w:t xml:space="preserve">POST</w:t>
+            </w:r>
+          </w:p>
+        </w:tc>
+        <w:tc>
+          <w:tcPr/>
+          <w:p>
+            <w:pPr>
+              <w:pStyle w:val="Compact"/>
+            </w:pPr>
+            <w:r>
+              <w:rPr>
+                <w:rStyle w:val="VerbatimChar"/>
+              </w:rPr>
+              <w:t xml:space="preserve">/api/v1/browse/vin-decode</w:t>
+            </w:r>
+          </w:p>
+        </w:tc>
+        <w:tc>
+          <w:tcPr/>
+          <w:p>
+            <w:pPr>
+              <w:pStyle w:val="Compact"/>
+            </w:pPr>
+            <w:r>
+              <w:t xml:space="preserve">Décoder un numéro VIN</w:t>
             </w:r>
           </w:p>
         </w:tc>
       </w:tr>
     </w:tbl>
-    <w:bookmarkEnd w:id="93"/>
-    <w:bookmarkStart w:id="94" w:name="garage-de-véhicules-authentifié"/>
+    <w:bookmarkEnd w:id="102"/>
+    <w:bookmarkStart w:id="103" w:name="identification-par-photo-public"/>
     <w:p>
       <w:pPr>
         <w:pStyle w:val="Heading3"/>
       </w:pPr>
       <w:r>
-        <w:t xml:space="preserve">Garage de véhicules (authentifié)</w:t>
+        <w:t xml:space="preserve">Identification par photo (public)</w:t>
       </w:r>
     </w:p>
     <w:tbl>
@@ -10825,7 +10570,7 @@
               <w:pStyle w:val="Compact"/>
             </w:pPr>
             <w:r>
-              <w:t xml:space="preserve">GET</w:t>
+              <w:t xml:space="preserve">POST</w:t>
             </w:r>
           </w:p>
         </w:tc>
@@ -10839,18 +10584,18 @@
               <w:rPr>
                 <w:rStyle w:val="VerbatimChar"/>
               </w:rPr>
-              <w:t xml:space="preserve">/api/v1/users/me/vehicles</w:t>
-            </w:r>
-          </w:p>
-        </w:tc>
-        <w:tc>
-          <w:tcPr/>
-          <w:p>
-            <w:pPr>
-              <w:pStyle w:val="Compact"/>
-            </w:pPr>
-            <w:r>
-              <w:t xml:space="preserve">Lister mes véhicules</w:t>
+              <w:t xml:space="preserve">/api/v1/vision/identify</w:t>
+            </w:r>
+          </w:p>
+        </w:tc>
+        <w:tc>
+          <w:tcPr/>
+          <w:p>
+            <w:pPr>
+              <w:pStyle w:val="Compact"/>
+            </w:pPr>
+            <w:r>
+              <w:t xml:space="preserve">Identifier une pièce par photo (IA)</w:t>
             </w:r>
           </w:p>
         </w:tc>
@@ -10877,69 +10622,31 @@
               <w:rPr>
                 <w:rStyle w:val="VerbatimChar"/>
               </w:rPr>
-              <w:t xml:space="preserve">/api/v1/users/me/vehicles</w:t>
-            </w:r>
-          </w:p>
-        </w:tc>
-        <w:tc>
-          <w:tcPr/>
-          <w:p>
-            <w:pPr>
-              <w:pStyle w:val="Compact"/>
-            </w:pPr>
-            <w:r>
-              <w:t xml:space="preserve">Ajouter un véhicule (max 5)</w:t>
-            </w:r>
-          </w:p>
-        </w:tc>
-      </w:tr>
-      <w:tr>
-        <w:tc>
-          <w:tcPr/>
-          <w:p>
-            <w:pPr>
-              <w:pStyle w:val="Compact"/>
-            </w:pPr>
-            <w:r>
-              <w:t xml:space="preserve">DELETE</w:t>
-            </w:r>
-          </w:p>
-        </w:tc>
-        <w:tc>
-          <w:tcPr/>
-          <w:p>
-            <w:pPr>
-              <w:pStyle w:val="Compact"/>
-            </w:pPr>
-            <w:r>
-              <w:rPr>
-                <w:rStyle w:val="VerbatimChar"/>
-              </w:rPr>
-              <w:t xml:space="preserve">/api/v1/users/me/vehicles/:id</w:t>
-            </w:r>
-          </w:p>
-        </w:tc>
-        <w:tc>
-          <w:tcPr/>
-          <w:p>
-            <w:pPr>
-              <w:pStyle w:val="Compact"/>
-            </w:pPr>
-            <w:r>
-              <w:t xml:space="preserve">Supprimer un véhicule</w:t>
+              <w:t xml:space="preserve">/api/v1/vision/disambiguate</w:t>
+            </w:r>
+          </w:p>
+        </w:tc>
+        <w:tc>
+          <w:tcPr/>
+          <w:p>
+            <w:pPr>
+              <w:pStyle w:val="Compact"/>
+            </w:pPr>
+            <w:r>
+              <w:t xml:space="preserve">Affiner après désambiguïsation</w:t>
             </w:r>
           </w:p>
         </w:tc>
       </w:tr>
     </w:tbl>
-    <w:bookmarkEnd w:id="94"/>
-    <w:bookmarkStart w:id="95" w:name="commandes-authentifié"/>
+    <w:bookmarkEnd w:id="103"/>
+    <w:bookmarkStart w:id="104" w:name="garage-de-véhicules-authentifié"/>
     <w:p>
       <w:pPr>
         <w:pStyle w:val="Heading3"/>
       </w:pPr>
       <w:r>
-        <w:t xml:space="preserve">Commandes (authentifié)</w:t>
+        <w:t xml:space="preserve">Garage de véhicules (authentifié)</w:t>
       </w:r>
     </w:p>
     <w:tbl>
@@ -10999,7 +10706,7 @@
               <w:pStyle w:val="Compact"/>
             </w:pPr>
             <w:r>
-              <w:t xml:space="preserve">POST</w:t>
+              <w:t xml:space="preserve">GET</w:t>
             </w:r>
           </w:p>
         </w:tc>
@@ -11013,31 +10720,31 @@
               <w:rPr>
                 <w:rStyle w:val="VerbatimChar"/>
               </w:rPr>
-              <w:t xml:space="preserve">/api/v1/orders</w:t>
-            </w:r>
-          </w:p>
-        </w:tc>
-        <w:tc>
-          <w:tcPr/>
-          <w:p>
-            <w:pPr>
-              <w:pStyle w:val="Compact"/>
-            </w:pPr>
-            <w:r>
-              <w:t xml:space="preserve">Créer une commande</w:t>
-            </w:r>
-          </w:p>
-        </w:tc>
-      </w:tr>
-      <w:tr>
-        <w:tc>
-          <w:tcPr/>
-          <w:p>
-            <w:pPr>
-              <w:pStyle w:val="Compact"/>
-            </w:pPr>
-            <w:r>
-              <w:t xml:space="preserve">GET</w:t>
+              <w:t xml:space="preserve">/api/v1/users/me/vehicles</w:t>
+            </w:r>
+          </w:p>
+        </w:tc>
+        <w:tc>
+          <w:tcPr/>
+          <w:p>
+            <w:pPr>
+              <w:pStyle w:val="Compact"/>
+            </w:pPr>
+            <w:r>
+              <w:t xml:space="preserve">Lister mes véhicules</w:t>
+            </w:r>
+          </w:p>
+        </w:tc>
+      </w:tr>
+      <w:tr>
+        <w:tc>
+          <w:tcPr/>
+          <w:p>
+            <w:pPr>
+              <w:pStyle w:val="Compact"/>
+            </w:pPr>
+            <w:r>
+              <w:t xml:space="preserve">POST</w:t>
             </w:r>
           </w:p>
         </w:tc>
@@ -11051,31 +10758,31 @@
               <w:rPr>
                 <w:rStyle w:val="VerbatimChar"/>
               </w:rPr>
-              <w:t xml:space="preserve">/api/v1/orders</w:t>
-            </w:r>
-          </w:p>
-        </w:tc>
-        <w:tc>
-          <w:tcPr/>
-          <w:p>
-            <w:pPr>
-              <w:pStyle w:val="Compact"/>
-            </w:pPr>
-            <w:r>
-              <w:t xml:space="preserve">Lister mes commandes</w:t>
-            </w:r>
-          </w:p>
-        </w:tc>
-      </w:tr>
-      <w:tr>
-        <w:tc>
-          <w:tcPr/>
-          <w:p>
-            <w:pPr>
-              <w:pStyle w:val="Compact"/>
-            </w:pPr>
-            <w:r>
-              <w:t xml:space="preserve">GET</w:t>
+              <w:t xml:space="preserve">/api/v1/users/me/vehicles</w:t>
+            </w:r>
+          </w:p>
+        </w:tc>
+        <w:tc>
+          <w:tcPr/>
+          <w:p>
+            <w:pPr>
+              <w:pStyle w:val="Compact"/>
+            </w:pPr>
+            <w:r>
+              <w:t xml:space="preserve">Ajouter un véhicule (max 5)</w:t>
+            </w:r>
+          </w:p>
+        </w:tc>
+      </w:tr>
+      <w:tr>
+        <w:tc>
+          <w:tcPr/>
+          <w:p>
+            <w:pPr>
+              <w:pStyle w:val="Compact"/>
+            </w:pPr>
+            <w:r>
+              <w:t xml:space="preserve">DELETE</w:t>
             </w:r>
           </w:p>
         </w:tc>
@@ -11089,183 +10796,31 @@
               <w:rPr>
                 <w:rStyle w:val="VerbatimChar"/>
               </w:rPr>
-              <w:t xml:space="preserve">/api/v1/orders/history</w:t>
-            </w:r>
-          </w:p>
-        </w:tc>
-        <w:tc>
-          <w:tcPr/>
-          <w:p>
-            <w:pPr>
-              <w:pStyle w:val="Compact"/>
-            </w:pPr>
-            <w:r>
-              <w:t xml:space="preserve">Historique paginé</w:t>
-            </w:r>
-          </w:p>
-        </w:tc>
-      </w:tr>
-      <w:tr>
-        <w:tc>
-          <w:tcPr/>
-          <w:p>
-            <w:pPr>
-              <w:pStyle w:val="Compact"/>
-            </w:pPr>
-            <w:r>
-              <w:t xml:space="preserve">GET</w:t>
-            </w:r>
-          </w:p>
-        </w:tc>
-        <w:tc>
-          <w:tcPr/>
-          <w:p>
-            <w:pPr>
-              <w:pStyle w:val="Compact"/>
-            </w:pPr>
-            <w:r>
-              <w:rPr>
-                <w:rStyle w:val="VerbatimChar"/>
-              </w:rPr>
-              <w:t xml:space="preserve">/api/v1/orders/:id</w:t>
-            </w:r>
-          </w:p>
-        </w:tc>
-        <w:tc>
-          <w:tcPr/>
-          <w:p>
-            <w:pPr>
-              <w:pStyle w:val="Compact"/>
-            </w:pPr>
-            <w:r>
-              <w:t xml:space="preserve">Détail d'une commande</w:t>
-            </w:r>
-          </w:p>
-        </w:tc>
-      </w:tr>
-      <w:tr>
-        <w:tc>
-          <w:tcPr/>
-          <w:p>
-            <w:pPr>
-              <w:pStyle w:val="Compact"/>
-            </w:pPr>
-            <w:r>
-              <w:t xml:space="preserve">GET</w:t>
-            </w:r>
-          </w:p>
-        </w:tc>
-        <w:tc>
-          <w:tcPr/>
-          <w:p>
-            <w:pPr>
-              <w:pStyle w:val="Compact"/>
-            </w:pPr>
-            <w:r>
-              <w:rPr>
-                <w:rStyle w:val="VerbatimChar"/>
-              </w:rPr>
-              <w:t xml:space="preserve">/api/v1/orders/share/:token</w:t>
-            </w:r>
-          </w:p>
-        </w:tc>
-        <w:tc>
-          <w:tcPr/>
-          <w:p>
-            <w:pPr>
-              <w:pStyle w:val="Compact"/>
-            </w:pPr>
-            <w:r>
-              <w:t xml:space="preserve">Commande via lien de partage (public)</w:t>
-            </w:r>
-          </w:p>
-        </w:tc>
-      </w:tr>
-      <w:tr>
-        <w:tc>
-          <w:tcPr/>
-          <w:p>
-            <w:pPr>
-              <w:pStyle w:val="Compact"/>
-            </w:pPr>
-            <w:r>
-              <w:t xml:space="preserve">POST</w:t>
-            </w:r>
-          </w:p>
-        </w:tc>
-        <w:tc>
-          <w:tcPr/>
-          <w:p>
-            <w:pPr>
-              <w:pStyle w:val="Compact"/>
-            </w:pPr>
-            <w:r>
-              <w:rPr>
-                <w:rStyle w:val="VerbatimChar"/>
-              </w:rPr>
-              <w:t xml:space="preserve">/api/v1/orders/:id/pay</w:t>
-            </w:r>
-          </w:p>
-        </w:tc>
-        <w:tc>
-          <w:tcPr/>
-          <w:p>
-            <w:pPr>
-              <w:pStyle w:val="Compact"/>
-            </w:pPr>
-            <w:r>
-              <w:t xml:space="preserve">Choisir méthode de paiement (public)</w:t>
-            </w:r>
-          </w:p>
-        </w:tc>
-      </w:tr>
-      <w:tr>
-        <w:tc>
-          <w:tcPr/>
-          <w:p>
-            <w:pPr>
-              <w:pStyle w:val="Compact"/>
-            </w:pPr>
-            <w:r>
-              <w:t xml:space="preserve">POST</w:t>
-            </w:r>
-          </w:p>
-        </w:tc>
-        <w:tc>
-          <w:tcPr/>
-          <w:p>
-            <w:pPr>
-              <w:pStyle w:val="Compact"/>
-            </w:pPr>
-            <w:r>
-              <w:rPr>
-                <w:rStyle w:val="VerbatimChar"/>
-              </w:rPr>
-              <w:t xml:space="preserve">/api/v1/orders/:id/cancel</w:t>
-            </w:r>
-          </w:p>
-        </w:tc>
-        <w:tc>
-          <w:tcPr/>
-          <w:p>
-            <w:pPr>
-              <w:pStyle w:val="Compact"/>
-            </w:pPr>
-            <w:r>
-              <w:t xml:space="preserve">Annuler une commande (public)</w:t>
+              <w:t xml:space="preserve">/api/v1/users/me/vehicles/:id</w:t>
+            </w:r>
+          </w:p>
+        </w:tc>
+        <w:tc>
+          <w:tcPr/>
+          <w:p>
+            <w:pPr>
+              <w:pStyle w:val="Compact"/>
+            </w:pPr>
+            <w:r>
+              <w:t xml:space="preserve">Supprimer un véhicule</w:t>
             </w:r>
           </w:p>
         </w:tc>
       </w:tr>
     </w:tbl>
-    <w:bookmarkEnd w:id="95"/>
-    <w:bookmarkStart w:id="96" w:name="livraisons-et-paiements"/>
+    <w:bookmarkEnd w:id="104"/>
+    <w:bookmarkStart w:id="105" w:name="commandes-authentifié"/>
     <w:p>
       <w:pPr>
         <w:pStyle w:val="Heading3"/>
       </w:pPr>
       <w:r>
-        <w:t xml:space="preserve">Livraisons et paiements</w:t>
+        <w:t xml:space="preserve">Commandes (authentifié)</w:t>
       </w:r>
     </w:p>
     <w:tbl>
@@ -11325,7 +10880,7 @@
               <w:pStyle w:val="Compact"/>
             </w:pPr>
             <w:r>
-              <w:t xml:space="preserve">GET</w:t>
+              <w:t xml:space="preserve">POST</w:t>
             </w:r>
           </w:p>
         </w:tc>
@@ -11339,18 +10894,18 @@
               <w:rPr>
                 <w:rStyle w:val="VerbatimChar"/>
               </w:rPr>
-              <w:t xml:space="preserve">/api/v1/deliveries/order/:orderId</w:t>
-            </w:r>
-          </w:p>
-        </w:tc>
-        <w:tc>
-          <w:tcPr/>
-          <w:p>
-            <w:pPr>
-              <w:pStyle w:val="Compact"/>
-            </w:pPr>
-            <w:r>
-              <w:t xml:space="preserve">Suivi livraison (public)</w:t>
+              <w:t xml:space="preserve">/api/v1/orders</w:t>
+            </w:r>
+          </w:p>
+        </w:tc>
+        <w:tc>
+          <w:tcPr/>
+          <w:p>
+            <w:pPr>
+              <w:pStyle w:val="Compact"/>
+            </w:pPr>
+            <w:r>
+              <w:t xml:space="preserve">Créer une commande</w:t>
             </w:r>
           </w:p>
         </w:tc>
@@ -11377,31 +10932,221 @@
               <w:rPr>
                 <w:rStyle w:val="VerbatimChar"/>
               </w:rPr>
-              <w:t xml:space="preserve">/api/v1/orders/:id/escrow</w:t>
-            </w:r>
-          </w:p>
-        </w:tc>
-        <w:tc>
-          <w:tcPr/>
-          <w:p>
-            <w:pPr>
-              <w:pStyle w:val="Compact"/>
-            </w:pPr>
-            <w:r>
-              <w:t xml:space="preserve">Statut escrow (authentifié)</w:t>
+              <w:t xml:space="preserve">/api/v1/orders</w:t>
+            </w:r>
+          </w:p>
+        </w:tc>
+        <w:tc>
+          <w:tcPr/>
+          <w:p>
+            <w:pPr>
+              <w:pStyle w:val="Compact"/>
+            </w:pPr>
+            <w:r>
+              <w:t xml:space="preserve">Lister mes commandes</w:t>
+            </w:r>
+          </w:p>
+        </w:tc>
+      </w:tr>
+      <w:tr>
+        <w:tc>
+          <w:tcPr/>
+          <w:p>
+            <w:pPr>
+              <w:pStyle w:val="Compact"/>
+            </w:pPr>
+            <w:r>
+              <w:t xml:space="preserve">GET</w:t>
+            </w:r>
+          </w:p>
+        </w:tc>
+        <w:tc>
+          <w:tcPr/>
+          <w:p>
+            <w:pPr>
+              <w:pStyle w:val="Compact"/>
+            </w:pPr>
+            <w:r>
+              <w:rPr>
+                <w:rStyle w:val="VerbatimChar"/>
+              </w:rPr>
+              <w:t xml:space="preserve">/api/v1/orders/history</w:t>
+            </w:r>
+          </w:p>
+        </w:tc>
+        <w:tc>
+          <w:tcPr/>
+          <w:p>
+            <w:pPr>
+              <w:pStyle w:val="Compact"/>
+            </w:pPr>
+            <w:r>
+              <w:t xml:space="preserve">Historique paginé</w:t>
+            </w:r>
+          </w:p>
+        </w:tc>
+      </w:tr>
+      <w:tr>
+        <w:tc>
+          <w:tcPr/>
+          <w:p>
+            <w:pPr>
+              <w:pStyle w:val="Compact"/>
+            </w:pPr>
+            <w:r>
+              <w:t xml:space="preserve">GET</w:t>
+            </w:r>
+          </w:p>
+        </w:tc>
+        <w:tc>
+          <w:tcPr/>
+          <w:p>
+            <w:pPr>
+              <w:pStyle w:val="Compact"/>
+            </w:pPr>
+            <w:r>
+              <w:rPr>
+                <w:rStyle w:val="VerbatimChar"/>
+              </w:rPr>
+              <w:t xml:space="preserve">/api/v1/orders/:id</w:t>
+            </w:r>
+          </w:p>
+        </w:tc>
+        <w:tc>
+          <w:tcPr/>
+          <w:p>
+            <w:pPr>
+              <w:pStyle w:val="Compact"/>
+            </w:pPr>
+            <w:r>
+              <w:t xml:space="preserve">Détail d'une commande</w:t>
+            </w:r>
+          </w:p>
+        </w:tc>
+      </w:tr>
+      <w:tr>
+        <w:tc>
+          <w:tcPr/>
+          <w:p>
+            <w:pPr>
+              <w:pStyle w:val="Compact"/>
+            </w:pPr>
+            <w:r>
+              <w:t xml:space="preserve">GET</w:t>
+            </w:r>
+          </w:p>
+        </w:tc>
+        <w:tc>
+          <w:tcPr/>
+          <w:p>
+            <w:pPr>
+              <w:pStyle w:val="Compact"/>
+            </w:pPr>
+            <w:r>
+              <w:rPr>
+                <w:rStyle w:val="VerbatimChar"/>
+              </w:rPr>
+              <w:t xml:space="preserve">/api/v1/orders/share/:token</w:t>
+            </w:r>
+          </w:p>
+        </w:tc>
+        <w:tc>
+          <w:tcPr/>
+          <w:p>
+            <w:pPr>
+              <w:pStyle w:val="Compact"/>
+            </w:pPr>
+            <w:r>
+              <w:t xml:space="preserve">Commande via lien de partage (public)</w:t>
+            </w:r>
+          </w:p>
+        </w:tc>
+      </w:tr>
+      <w:tr>
+        <w:tc>
+          <w:tcPr/>
+          <w:p>
+            <w:pPr>
+              <w:pStyle w:val="Compact"/>
+            </w:pPr>
+            <w:r>
+              <w:t xml:space="preserve">POST</w:t>
+            </w:r>
+          </w:p>
+        </w:tc>
+        <w:tc>
+          <w:tcPr/>
+          <w:p>
+            <w:pPr>
+              <w:pStyle w:val="Compact"/>
+            </w:pPr>
+            <w:r>
+              <w:rPr>
+                <w:rStyle w:val="VerbatimChar"/>
+              </w:rPr>
+              <w:t xml:space="preserve">/api/v1/orders/:id/pay</w:t>
+            </w:r>
+          </w:p>
+        </w:tc>
+        <w:tc>
+          <w:tcPr/>
+          <w:p>
+            <w:pPr>
+              <w:pStyle w:val="Compact"/>
+            </w:pPr>
+            <w:r>
+              <w:t xml:space="preserve">Choisir méthode de paiement (public)</w:t>
+            </w:r>
+          </w:p>
+        </w:tc>
+      </w:tr>
+      <w:tr>
+        <w:tc>
+          <w:tcPr/>
+          <w:p>
+            <w:pPr>
+              <w:pStyle w:val="Compact"/>
+            </w:pPr>
+            <w:r>
+              <w:t xml:space="preserve">POST</w:t>
+            </w:r>
+          </w:p>
+        </w:tc>
+        <w:tc>
+          <w:tcPr/>
+          <w:p>
+            <w:pPr>
+              <w:pStyle w:val="Compact"/>
+            </w:pPr>
+            <w:r>
+              <w:rPr>
+                <w:rStyle w:val="VerbatimChar"/>
+              </w:rPr>
+              <w:t xml:space="preserve">/api/v1/orders/:id/cancel</w:t>
+            </w:r>
+          </w:p>
+        </w:tc>
+        <w:tc>
+          <w:tcPr/>
+          <w:p>
+            <w:pPr>
+              <w:pStyle w:val="Compact"/>
+            </w:pPr>
+            <w:r>
+              <w:t xml:space="preserve">Annuler une commande (public)</w:t>
             </w:r>
           </w:p>
         </w:tc>
       </w:tr>
     </w:tbl>
-    <w:bookmarkEnd w:id="96"/>
-    <w:bookmarkStart w:id="97" w:name="évaluations-et-litiges-authentifié"/>
+    <w:bookmarkEnd w:id="105"/>
+    <w:bookmarkStart w:id="106" w:name="livraisons-et-paiements"/>
     <w:p>
       <w:pPr>
         <w:pStyle w:val="Heading3"/>
       </w:pPr>
       <w:r>
-        <w:t xml:space="preserve">Évaluations et litiges (authentifié)</w:t>
+        <w:t xml:space="preserve">Livraisons et paiements</w:t>
       </w:r>
     </w:p>
     <w:tbl>
@@ -11461,7 +11206,7 @@
               <w:pStyle w:val="Compact"/>
             </w:pPr>
             <w:r>
-              <w:t xml:space="preserve">POST</w:t>
+              <w:t xml:space="preserve">GET</w:t>
             </w:r>
           </w:p>
         </w:tc>
@@ -11475,31 +11220,31 @@
               <w:rPr>
                 <w:rStyle w:val="VerbatimChar"/>
               </w:rPr>
-              <w:t xml:space="preserve">/api/v1/reviews/seller</w:t>
-            </w:r>
-          </w:p>
-        </w:tc>
-        <w:tc>
-          <w:tcPr/>
-          <w:p>
-            <w:pPr>
-              <w:pStyle w:val="Compact"/>
-            </w:pPr>
-            <w:r>
-              <w:t xml:space="preserve">Évaluer un vendeur</w:t>
-            </w:r>
-          </w:p>
-        </w:tc>
-      </w:tr>
-      <w:tr>
-        <w:tc>
-          <w:tcPr/>
-          <w:p>
-            <w:pPr>
-              <w:pStyle w:val="Compact"/>
-            </w:pPr>
-            <w:r>
-              <w:t xml:space="preserve">POST</w:t>
+              <w:t xml:space="preserve">/api/v1/deliveries/order/:orderId</w:t>
+            </w:r>
+          </w:p>
+        </w:tc>
+        <w:tc>
+          <w:tcPr/>
+          <w:p>
+            <w:pPr>
+              <w:pStyle w:val="Compact"/>
+            </w:pPr>
+            <w:r>
+              <w:t xml:space="preserve">Suivi livraison (public)</w:t>
+            </w:r>
+          </w:p>
+        </w:tc>
+      </w:tr>
+      <w:tr>
+        <w:tc>
+          <w:tcPr/>
+          <w:p>
+            <w:pPr>
+              <w:pStyle w:val="Compact"/>
+            </w:pPr>
+            <w:r>
+              <w:t xml:space="preserve">GET</w:t>
             </w:r>
           </w:p>
         </w:tc>
@@ -11513,183 +11258,31 @@
               <w:rPr>
                 <w:rStyle w:val="VerbatimChar"/>
               </w:rPr>
-              <w:t xml:space="preserve">/api/v1/reviews/delivery</w:t>
-            </w:r>
-          </w:p>
-        </w:tc>
-        <w:tc>
-          <w:tcPr/>
-          <w:p>
-            <w:pPr>
-              <w:pStyle w:val="Compact"/>
-            </w:pPr>
-            <w:r>
-              <w:t xml:space="preserve">Évaluer un livreur</w:t>
-            </w:r>
-          </w:p>
-        </w:tc>
-      </w:tr>
-      <w:tr>
-        <w:tc>
-          <w:tcPr/>
-          <w:p>
-            <w:pPr>
-              <w:pStyle w:val="Compact"/>
-            </w:pPr>
-            <w:r>
-              <w:t xml:space="preserve">GET</w:t>
-            </w:r>
-          </w:p>
-        </w:tc>
-        <w:tc>
-          <w:tcPr/>
-          <w:p>
-            <w:pPr>
-              <w:pStyle w:val="Compact"/>
-            </w:pPr>
-            <w:r>
-              <w:rPr>
-                <w:rStyle w:val="VerbatimChar"/>
-              </w:rPr>
-              <w:t xml:space="preserve">/api/v1/reviews/vendor/:id</w:t>
-            </w:r>
-          </w:p>
-        </w:tc>
-        <w:tc>
-          <w:tcPr/>
-          <w:p>
-            <w:pPr>
-              <w:pStyle w:val="Compact"/>
-            </w:pPr>
-            <w:r>
-              <w:t xml:space="preserve">Avis d'un vendeur (public)</w:t>
-            </w:r>
-          </w:p>
-        </w:tc>
-      </w:tr>
-      <w:tr>
-        <w:tc>
-          <w:tcPr/>
-          <w:p>
-            <w:pPr>
-              <w:pStyle w:val="Compact"/>
-            </w:pPr>
-            <w:r>
-              <w:t xml:space="preserve">GET</w:t>
-            </w:r>
-          </w:p>
-        </w:tc>
-        <w:tc>
-          <w:tcPr/>
-          <w:p>
-            <w:pPr>
-              <w:pStyle w:val="Compact"/>
-            </w:pPr>
-            <w:r>
-              <w:rPr>
-                <w:rStyle w:val="VerbatimChar"/>
-              </w:rPr>
-              <w:t xml:space="preserve">/api/v1/reviews/rider/:id</w:t>
-            </w:r>
-          </w:p>
-        </w:tc>
-        <w:tc>
-          <w:tcPr/>
-          <w:p>
-            <w:pPr>
-              <w:pStyle w:val="Compact"/>
-            </w:pPr>
-            <w:r>
-              <w:t xml:space="preserve">Avis d'un livreur (public)</w:t>
-            </w:r>
-          </w:p>
-        </w:tc>
-      </w:tr>
-      <w:tr>
-        <w:tc>
-          <w:tcPr/>
-          <w:p>
-            <w:pPr>
-              <w:pStyle w:val="Compact"/>
-            </w:pPr>
-            <w:r>
-              <w:t xml:space="preserve">POST</w:t>
-            </w:r>
-          </w:p>
-        </w:tc>
-        <w:tc>
-          <w:tcPr/>
-          <w:p>
-            <w:pPr>
-              <w:pStyle w:val="Compact"/>
-            </w:pPr>
-            <w:r>
-              <w:rPr>
-                <w:rStyle w:val="VerbatimChar"/>
-              </w:rPr>
-              <w:t xml:space="preserve">/api/v1/reviews/disputes</w:t>
-            </w:r>
-          </w:p>
-        </w:tc>
-        <w:tc>
-          <w:tcPr/>
-          <w:p>
-            <w:pPr>
-              <w:pStyle w:val="Compact"/>
-            </w:pPr>
-            <w:r>
-              <w:t xml:space="preserve">Ouvrir un litige</w:t>
-            </w:r>
-          </w:p>
-        </w:tc>
-      </w:tr>
-      <w:tr>
-        <w:tc>
-          <w:tcPr/>
-          <w:p>
-            <w:pPr>
-              <w:pStyle w:val="Compact"/>
-            </w:pPr>
-            <w:r>
-              <w:t xml:space="preserve">GET</w:t>
-            </w:r>
-          </w:p>
-        </w:tc>
-        <w:tc>
-          <w:tcPr/>
-          <w:p>
-            <w:pPr>
-              <w:pStyle w:val="Compact"/>
-            </w:pPr>
-            <w:r>
-              <w:rPr>
-                <w:rStyle w:val="VerbatimChar"/>
-              </w:rPr>
-              <w:t xml:space="preserve">/api/v1/reviews/disputes/order/:id</w:t>
-            </w:r>
-          </w:p>
-        </w:tc>
-        <w:tc>
-          <w:tcPr/>
-          <w:p>
-            <w:pPr>
-              <w:pStyle w:val="Compact"/>
-            </w:pPr>
-            <w:r>
-              <w:t xml:space="preserve">Litiges d'une commande</w:t>
+              <w:t xml:space="preserve">/api/v1/orders/:id/escrow</w:t>
+            </w:r>
+          </w:p>
+        </w:tc>
+        <w:tc>
+          <w:tcPr/>
+          <w:p>
+            <w:pPr>
+              <w:pStyle w:val="Compact"/>
+            </w:pPr>
+            <w:r>
+              <w:t xml:space="preserve">Statut du paiement (authentifié)</w:t>
             </w:r>
           </w:p>
         </w:tc>
       </w:tr>
     </w:tbl>
-    <w:bookmarkEnd w:id="97"/>
-    <w:bookmarkStart w:id="98" w:name="profil-et-notifications-authentifié"/>
+    <w:bookmarkEnd w:id="106"/>
+    <w:bookmarkStart w:id="107" w:name="évaluations-et-litiges-authentifié"/>
     <w:p>
       <w:pPr>
         <w:pStyle w:val="Heading3"/>
       </w:pPr>
       <w:r>
-        <w:t xml:space="preserve">Profil et notifications (authentifié)</w:t>
+        <w:t xml:space="preserve">Évaluations et litiges (authentifié)</w:t>
       </w:r>
     </w:p>
     <w:tbl>
@@ -11749,7 +11342,7 @@
               <w:pStyle w:val="Compact"/>
             </w:pPr>
             <w:r>
-              <w:t xml:space="preserve">GET</w:t>
+              <w:t xml:space="preserve">POST</w:t>
             </w:r>
           </w:p>
         </w:tc>
@@ -11763,31 +11356,31 @@
               <w:rPr>
                 <w:rStyle w:val="VerbatimChar"/>
               </w:rPr>
-              <w:t xml:space="preserve">/api/v1/users/me</w:t>
-            </w:r>
-          </w:p>
-        </w:tc>
-        <w:tc>
-          <w:tcPr/>
-          <w:p>
-            <w:pPr>
-              <w:pStyle w:val="Compact"/>
-            </w:pPr>
-            <w:r>
-              <w:t xml:space="preserve">Mon profil</w:t>
-            </w:r>
-          </w:p>
-        </w:tc>
-      </w:tr>
-      <w:tr>
-        <w:tc>
-          <w:tcPr/>
-          <w:p>
-            <w:pPr>
-              <w:pStyle w:val="Compact"/>
-            </w:pPr>
-            <w:r>
-              <w:t xml:space="preserve">PATCH</w:t>
+              <w:t xml:space="preserve">/api/v1/reviews/seller</w:t>
+            </w:r>
+          </w:p>
+        </w:tc>
+        <w:tc>
+          <w:tcPr/>
+          <w:p>
+            <w:pPr>
+              <w:pStyle w:val="Compact"/>
+            </w:pPr>
+            <w:r>
+              <w:t xml:space="preserve">Évaluer un vendeur</w:t>
+            </w:r>
+          </w:p>
+        </w:tc>
+      </w:tr>
+      <w:tr>
+        <w:tc>
+          <w:tcPr/>
+          <w:p>
+            <w:pPr>
+              <w:pStyle w:val="Compact"/>
+            </w:pPr>
+            <w:r>
+              <w:t xml:space="preserve">POST</w:t>
             </w:r>
           </w:p>
         </w:tc>
@@ -11801,18 +11394,18 @@
               <w:rPr>
                 <w:rStyle w:val="VerbatimChar"/>
               </w:rPr>
-              <w:t xml:space="preserve">/api/v1/users/me/context</w:t>
-            </w:r>
-          </w:p>
-        </w:tc>
-        <w:tc>
-          <w:tcPr/>
-          <w:p>
-            <w:pPr>
-              <w:pStyle w:val="Compact"/>
-            </w:pPr>
-            <w:r>
-              <w:t xml:space="preserve">Changer de rôle actif</w:t>
+              <w:t xml:space="preserve">/api/v1/reviews/delivery</w:t>
+            </w:r>
+          </w:p>
+        </w:tc>
+        <w:tc>
+          <w:tcPr/>
+          <w:p>
+            <w:pPr>
+              <w:pStyle w:val="Compact"/>
+            </w:pPr>
+            <w:r>
+              <w:t xml:space="preserve">Évaluer un livreur</w:t>
             </w:r>
           </w:p>
         </w:tc>
@@ -11839,31 +11432,31 @@
               <w:rPr>
                 <w:rStyle w:val="VerbatimChar"/>
               </w:rPr>
-              <w:t xml:space="preserve">/api/v1/users/me/data</w:t>
-            </w:r>
-          </w:p>
-        </w:tc>
-        <w:tc>
-          <w:tcPr/>
-          <w:p>
-            <w:pPr>
-              <w:pStyle w:val="Compact"/>
-            </w:pPr>
-            <w:r>
-              <w:t xml:space="preserve">Mes données personnelles</w:t>
-            </w:r>
-          </w:p>
-        </w:tc>
-      </w:tr>
-      <w:tr>
-        <w:tc>
-          <w:tcPr/>
-          <w:p>
-            <w:pPr>
-              <w:pStyle w:val="Compact"/>
-            </w:pPr>
-            <w:r>
-              <w:t xml:space="preserve">POST</w:t>
+              <w:t xml:space="preserve">/api/v1/reviews/vendor/:id</w:t>
+            </w:r>
+          </w:p>
+        </w:tc>
+        <w:tc>
+          <w:tcPr/>
+          <w:p>
+            <w:pPr>
+              <w:pStyle w:val="Compact"/>
+            </w:pPr>
+            <w:r>
+              <w:t xml:space="preserve">Avis d'un vendeur (public)</w:t>
+            </w:r>
+          </w:p>
+        </w:tc>
+      </w:tr>
+      <w:tr>
+        <w:tc>
+          <w:tcPr/>
+          <w:p>
+            <w:pPr>
+              <w:pStyle w:val="Compact"/>
+            </w:pPr>
+            <w:r>
+              <w:t xml:space="preserve">GET</w:t>
             </w:r>
           </w:p>
         </w:tc>
@@ -11877,31 +11470,31 @@
               <w:rPr>
                 <w:rStyle w:val="VerbatimChar"/>
               </w:rPr>
-              <w:t xml:space="preserve">/api/v1/users/me/data/deletion-request</w:t>
-            </w:r>
-          </w:p>
-        </w:tc>
-        <w:tc>
-          <w:tcPr/>
-          <w:p>
-            <w:pPr>
-              <w:pStyle w:val="Compact"/>
-            </w:pPr>
-            <w:r>
-              <w:t xml:space="preserve">Demander suppression</w:t>
-            </w:r>
-          </w:p>
-        </w:tc>
-      </w:tr>
-      <w:tr>
-        <w:tc>
-          <w:tcPr/>
-          <w:p>
-            <w:pPr>
-              <w:pStyle w:val="Compact"/>
-            </w:pPr>
-            <w:r>
-              <w:t xml:space="preserve">GET</w:t>
+              <w:t xml:space="preserve">/api/v1/reviews/rider/:id</w:t>
+            </w:r>
+          </w:p>
+        </w:tc>
+        <w:tc>
+          <w:tcPr/>
+          <w:p>
+            <w:pPr>
+              <w:pStyle w:val="Compact"/>
+            </w:pPr>
+            <w:r>
+              <w:t xml:space="preserve">Avis d'un livreur (public)</w:t>
+            </w:r>
+          </w:p>
+        </w:tc>
+      </w:tr>
+      <w:tr>
+        <w:tc>
+          <w:tcPr/>
+          <w:p>
+            <w:pPr>
+              <w:pStyle w:val="Compact"/>
+            </w:pPr>
+            <w:r>
+              <w:t xml:space="preserve">POST</w:t>
             </w:r>
           </w:p>
         </w:tc>
@@ -11915,31 +11508,31 @@
               <w:rPr>
                 <w:rStyle w:val="VerbatimChar"/>
               </w:rPr>
-              <w:t xml:space="preserve">/api/v1/notifications/preferences</w:t>
-            </w:r>
-          </w:p>
-        </w:tc>
-        <w:tc>
-          <w:tcPr/>
-          <w:p>
-            <w:pPr>
-              <w:pStyle w:val="Compact"/>
-            </w:pPr>
-            <w:r>
-              <w:t xml:space="preserve">Mes préférences de notification</w:t>
-            </w:r>
-          </w:p>
-        </w:tc>
-      </w:tr>
-      <w:tr>
-        <w:tc>
-          <w:tcPr/>
-          <w:p>
-            <w:pPr>
-              <w:pStyle w:val="Compact"/>
-            </w:pPr>
-            <w:r>
-              <w:t xml:space="preserve">PUT</w:t>
+              <w:t xml:space="preserve">/api/v1/reviews/disputes</w:t>
+            </w:r>
+          </w:p>
+        </w:tc>
+        <w:tc>
+          <w:tcPr/>
+          <w:p>
+            <w:pPr>
+              <w:pStyle w:val="Compact"/>
+            </w:pPr>
+            <w:r>
+              <w:t xml:space="preserve">Ouvrir un litige</w:t>
+            </w:r>
+          </w:p>
+        </w:tc>
+      </w:tr>
+      <w:tr>
+        <w:tc>
+          <w:tcPr/>
+          <w:p>
+            <w:pPr>
+              <w:pStyle w:val="Compact"/>
+            </w:pPr>
+            <w:r>
+              <w:t xml:space="preserve">GET</w:t>
             </w:r>
           </w:p>
         </w:tc>
@@ -11953,31 +11546,31 @@
               <w:rPr>
                 <w:rStyle w:val="VerbatimChar"/>
               </w:rPr>
-              <w:t xml:space="preserve">/api/v1/notifications/preferences</w:t>
-            </w:r>
-          </w:p>
-        </w:tc>
-        <w:tc>
-          <w:tcPr/>
-          <w:p>
-            <w:pPr>
-              <w:pStyle w:val="Compact"/>
-            </w:pPr>
-            <w:r>
-              <w:t xml:space="preserve">Modifier mes notifications</w:t>
+              <w:t xml:space="preserve">/api/v1/reviews/disputes/order/:id</w:t>
+            </w:r>
+          </w:p>
+        </w:tc>
+        <w:tc>
+          <w:tcPr/>
+          <w:p>
+            <w:pPr>
+              <w:pStyle w:val="Compact"/>
+            </w:pPr>
+            <w:r>
+              <w:t xml:space="preserve">Litiges d'une commande</w:t>
             </w:r>
           </w:p>
         </w:tc>
       </w:tr>
     </w:tbl>
-    <w:bookmarkEnd w:id="98"/>
-    <w:bookmarkStart w:id="99" w:name="codes-derreur-fréquents"/>
+    <w:bookmarkEnd w:id="107"/>
+    <w:bookmarkStart w:id="108" w:name="profil-et-notifications-authentifié"/>
     <w:p>
       <w:pPr>
         <w:pStyle w:val="Heading3"/>
       </w:pPr>
       <w:r>
-        <w:t xml:space="preserve">Codes d'erreur fréquents</w:t>
+        <w:t xml:space="preserve">Profil et notifications (authentifié)</w:t>
       </w:r>
     </w:p>
     <w:tbl>
@@ -12002,6 +11595,294 @@
               <w:pStyle w:val="Compact"/>
             </w:pPr>
             <w:r>
+              <w:t xml:space="preserve">Méthode</w:t>
+            </w:r>
+          </w:p>
+        </w:tc>
+        <w:tc>
+          <w:tcPr/>
+          <w:p>
+            <w:pPr>
+              <w:pStyle w:val="Compact"/>
+            </w:pPr>
+            <w:r>
+              <w:t xml:space="preserve">Endpoint</w:t>
+            </w:r>
+          </w:p>
+        </w:tc>
+        <w:tc>
+          <w:tcPr/>
+          <w:p>
+            <w:pPr>
+              <w:pStyle w:val="Compact"/>
+            </w:pPr>
+            <w:r>
+              <w:t xml:space="preserve">Description</w:t>
+            </w:r>
+          </w:p>
+        </w:tc>
+      </w:tr>
+      <w:tr>
+        <w:tc>
+          <w:tcPr/>
+          <w:p>
+            <w:pPr>
+              <w:pStyle w:val="Compact"/>
+            </w:pPr>
+            <w:r>
+              <w:t xml:space="preserve">GET</w:t>
+            </w:r>
+          </w:p>
+        </w:tc>
+        <w:tc>
+          <w:tcPr/>
+          <w:p>
+            <w:pPr>
+              <w:pStyle w:val="Compact"/>
+            </w:pPr>
+            <w:r>
+              <w:rPr>
+                <w:rStyle w:val="VerbatimChar"/>
+              </w:rPr>
+              <w:t xml:space="preserve">/api/v1/users/me</w:t>
+            </w:r>
+          </w:p>
+        </w:tc>
+        <w:tc>
+          <w:tcPr/>
+          <w:p>
+            <w:pPr>
+              <w:pStyle w:val="Compact"/>
+            </w:pPr>
+            <w:r>
+              <w:t xml:space="preserve">Mon profil</w:t>
+            </w:r>
+          </w:p>
+        </w:tc>
+      </w:tr>
+      <w:tr>
+        <w:tc>
+          <w:tcPr/>
+          <w:p>
+            <w:pPr>
+              <w:pStyle w:val="Compact"/>
+            </w:pPr>
+            <w:r>
+              <w:t xml:space="preserve">PATCH</w:t>
+            </w:r>
+          </w:p>
+        </w:tc>
+        <w:tc>
+          <w:tcPr/>
+          <w:p>
+            <w:pPr>
+              <w:pStyle w:val="Compact"/>
+            </w:pPr>
+            <w:r>
+              <w:rPr>
+                <w:rStyle w:val="VerbatimChar"/>
+              </w:rPr>
+              <w:t xml:space="preserve">/api/v1/users/me/context</w:t>
+            </w:r>
+          </w:p>
+        </w:tc>
+        <w:tc>
+          <w:tcPr/>
+          <w:p>
+            <w:pPr>
+              <w:pStyle w:val="Compact"/>
+            </w:pPr>
+            <w:r>
+              <w:t xml:space="preserve">Changer de rôle actif</w:t>
+            </w:r>
+          </w:p>
+        </w:tc>
+      </w:tr>
+      <w:tr>
+        <w:tc>
+          <w:tcPr/>
+          <w:p>
+            <w:pPr>
+              <w:pStyle w:val="Compact"/>
+            </w:pPr>
+            <w:r>
+              <w:t xml:space="preserve">GET</w:t>
+            </w:r>
+          </w:p>
+        </w:tc>
+        <w:tc>
+          <w:tcPr/>
+          <w:p>
+            <w:pPr>
+              <w:pStyle w:val="Compact"/>
+            </w:pPr>
+            <w:r>
+              <w:rPr>
+                <w:rStyle w:val="VerbatimChar"/>
+              </w:rPr>
+              <w:t xml:space="preserve">/api/v1/users/me/data</w:t>
+            </w:r>
+          </w:p>
+        </w:tc>
+        <w:tc>
+          <w:tcPr/>
+          <w:p>
+            <w:pPr>
+              <w:pStyle w:val="Compact"/>
+            </w:pPr>
+            <w:r>
+              <w:t xml:space="preserve">Mes données personnelles</w:t>
+            </w:r>
+          </w:p>
+        </w:tc>
+      </w:tr>
+      <w:tr>
+        <w:tc>
+          <w:tcPr/>
+          <w:p>
+            <w:pPr>
+              <w:pStyle w:val="Compact"/>
+            </w:pPr>
+            <w:r>
+              <w:t xml:space="preserve">POST</w:t>
+            </w:r>
+          </w:p>
+        </w:tc>
+        <w:tc>
+          <w:tcPr/>
+          <w:p>
+            <w:pPr>
+              <w:pStyle w:val="Compact"/>
+            </w:pPr>
+            <w:r>
+              <w:rPr>
+                <w:rStyle w:val="VerbatimChar"/>
+              </w:rPr>
+              <w:t xml:space="preserve">/api/v1/users/me/data/deletion-request</w:t>
+            </w:r>
+          </w:p>
+        </w:tc>
+        <w:tc>
+          <w:tcPr/>
+          <w:p>
+            <w:pPr>
+              <w:pStyle w:val="Compact"/>
+            </w:pPr>
+            <w:r>
+              <w:t xml:space="preserve">Demander suppression</w:t>
+            </w:r>
+          </w:p>
+        </w:tc>
+      </w:tr>
+      <w:tr>
+        <w:tc>
+          <w:tcPr/>
+          <w:p>
+            <w:pPr>
+              <w:pStyle w:val="Compact"/>
+            </w:pPr>
+            <w:r>
+              <w:t xml:space="preserve">GET</w:t>
+            </w:r>
+          </w:p>
+        </w:tc>
+        <w:tc>
+          <w:tcPr/>
+          <w:p>
+            <w:pPr>
+              <w:pStyle w:val="Compact"/>
+            </w:pPr>
+            <w:r>
+              <w:rPr>
+                <w:rStyle w:val="VerbatimChar"/>
+              </w:rPr>
+              <w:t xml:space="preserve">/api/v1/notifications/preferences</w:t>
+            </w:r>
+          </w:p>
+        </w:tc>
+        <w:tc>
+          <w:tcPr/>
+          <w:p>
+            <w:pPr>
+              <w:pStyle w:val="Compact"/>
+            </w:pPr>
+            <w:r>
+              <w:t xml:space="preserve">Mes préférences de notification</w:t>
+            </w:r>
+          </w:p>
+        </w:tc>
+      </w:tr>
+      <w:tr>
+        <w:tc>
+          <w:tcPr/>
+          <w:p>
+            <w:pPr>
+              <w:pStyle w:val="Compact"/>
+            </w:pPr>
+            <w:r>
+              <w:t xml:space="preserve">PUT</w:t>
+            </w:r>
+          </w:p>
+        </w:tc>
+        <w:tc>
+          <w:tcPr/>
+          <w:p>
+            <w:pPr>
+              <w:pStyle w:val="Compact"/>
+            </w:pPr>
+            <w:r>
+              <w:rPr>
+                <w:rStyle w:val="VerbatimChar"/>
+              </w:rPr>
+              <w:t xml:space="preserve">/api/v1/notifications/preferences</w:t>
+            </w:r>
+          </w:p>
+        </w:tc>
+        <w:tc>
+          <w:tcPr/>
+          <w:p>
+            <w:pPr>
+              <w:pStyle w:val="Compact"/>
+            </w:pPr>
+            <w:r>
+              <w:t xml:space="preserve">Modifier mes notifications</w:t>
+            </w:r>
+          </w:p>
+        </w:tc>
+      </w:tr>
+    </w:tbl>
+    <w:bookmarkEnd w:id="108"/>
+    <w:bookmarkStart w:id="109" w:name="codes-derreur-fréquents"/>
+    <w:p>
+      <w:pPr>
+        <w:pStyle w:val="Heading3"/>
+      </w:pPr>
+      <w:r>
+        <w:t xml:space="preserve">Codes d'erreur fréquents</w:t>
+      </w:r>
+    </w:p>
+    <w:tbl>
+      <w:tblPr>
+        <w:tblStyle w:val="Table"/>
+        <w:tblW w:type="auto" w:w="0"/>
+        <w:tblLook w:firstRow="1" w:lastRow="0" w:firstColumn="0" w:lastColumn="0" w:noHBand="0" w:noVBand="0" w:val="0020"/>
+      </w:tblPr>
+      <w:tblGrid>
+        <w:gridCol w:w="2640"/>
+        <w:gridCol w:w="2640"/>
+        <w:gridCol w:w="2640"/>
+      </w:tblGrid>
+      <w:tr>
+        <w:trPr>
+          <w:tblHeader w:val="on"/>
+        </w:trPr>
+        <w:tc>
+          <w:tcPr/>
+          <w:p>
+            <w:pPr>
+              <w:pStyle w:val="Compact"/>
+            </w:pPr>
+            <w:r>
               <w:t xml:space="preserve">Code</w:t>
             </w:r>
           </w:p>
@@ -12708,7 +12589,7 @@
               <w:pStyle w:val="Compact"/>
             </w:pPr>
             <w:r>
-              <w:t xml:space="preserve">Transaction escrow introuvable</w:t>
+              <w:t xml:space="preserve">Transaction de paiement introuvable</w:t>
             </w:r>
           </w:p>
         </w:tc>
@@ -12797,9 +12678,9 @@
         </w:pict>
       </w:r>
     </w:p>
-    <w:bookmarkEnd w:id="99"/>
-    <w:bookmarkEnd w:id="100"/>
-    <w:bookmarkStart w:id="113" w:name="Xb14ca250e02df3f360e3b85ff83b9e7a7c5e176"/>
+    <w:bookmarkEnd w:id="109"/>
+    <w:bookmarkEnd w:id="110"/>
+    <w:bookmarkStart w:id="123" w:name="Xb14ca250e02df3f360e3b85ff83b9e7a7c5e176"/>
     <w:p>
       <w:pPr>
         <w:pStyle w:val="Heading2"/>
@@ -12808,7 +12689,7 @@
         <w:t xml:space="preserve">20. FAQ mécanicien</w:t>
       </w:r>
     </w:p>
-    <w:bookmarkStart w:id="101" w:name="X4006971d074a515519b2ae46eb4d2a9e1f76eae"/>
+    <w:bookmarkStart w:id="111" w:name="X4006971d074a515519b2ae46eb4d2a9e1f76eae"/>
     <w:p>
       <w:pPr>
         <w:pStyle w:val="Heading3"/>
@@ -12838,8 +12719,8 @@
         <w:t xml:space="preserve">. Chaque nouveau compte reçoit automatiquement le rôle Mécanicien.</w:t>
       </w:r>
     </w:p>
-    <w:bookmarkEnd w:id="101"/>
-    <w:bookmarkStart w:id="102" w:name="q2--comment-trouver-la-bonne-pièce-"/>
+    <w:bookmarkEnd w:id="111"/>
+    <w:bookmarkStart w:id="112" w:name="q2--comment-trouver-la-bonne-pièce-"/>
     <w:p>
       <w:pPr>
         <w:pStyle w:val="Heading3"/>
@@ -12944,8 +12825,8 @@
         <w:t xml:space="preserve">— décodez le numéro VIN du véhicule pour identifier la marque/modèle/année</w:t>
       </w:r>
     </w:p>
-    <w:bookmarkEnd w:id="102"/>
-    <w:bookmarkStart w:id="103" w:name="q3--qui-paie-la-commande-"/>
+    <w:bookmarkEnd w:id="112"/>
+    <w:bookmarkStart w:id="113" w:name="q3--qui-paie-la-commande-"/>
     <w:p>
       <w:pPr>
         <w:pStyle w:val="Heading3"/>
@@ -12978,8 +12859,8 @@
         <w:t xml:space="preserve">qui paie, pas vous. Vous créez la commande et partagez un lien de paiement via WhatsApp ou SMS. Le propriétaire choisit son moyen de paiement (Orange Money, MTN MoMo, Wave ou espèces à la livraison).</w:t>
       </w:r>
     </w:p>
-    <w:bookmarkEnd w:id="103"/>
-    <w:bookmarkStart w:id="104" w:name="X724695f41dfcaa992a946695784699a74e2d316"/>
+    <w:bookmarkEnd w:id="113"/>
+    <w:bookmarkStart w:id="114" w:name="X724695f41dfcaa992a946695784699a74e2d316"/>
     <w:p>
       <w:pPr>
         <w:pStyle w:val="Heading3"/>
@@ -13008,8 +12889,8 @@
         <w:t xml:space="preserve">. Envoyez ce lien au propriétaire par WhatsApp, SMS ou tout autre moyen. Le propriétaire voit les pièces, les prix et peut payer directement.</w:t>
       </w:r>
     </w:p>
-    <w:bookmarkEnd w:id="104"/>
-    <w:bookmarkStart w:id="105" w:name="Xd0a4cfb239b76d50439ca48bc52f1661ce0b2f3"/>
+    <w:bookmarkEnd w:id="114"/>
+    <w:bookmarkStart w:id="115" w:name="Xd0a4cfb239b76d50439ca48bc52f1661ce0b2f3"/>
     <w:p>
       <w:pPr>
         <w:pStyle w:val="Heading3"/>
@@ -13042,8 +12923,8 @@
         <w:t xml:space="preserve">en FCFA. Ce montant apparaît comme ligne séparée sur la facture du propriétaire.</w:t>
       </w:r>
     </w:p>
-    <w:bookmarkEnd w:id="105"/>
-    <w:bookmarkStart w:id="106" w:name="Xe41e73ce78c106d1b995345a050ee92b28cba46"/>
+    <w:bookmarkEnd w:id="115"/>
+    <w:bookmarkStart w:id="116" w:name="Xe41e73ce78c106d1b995345a050ee92b28cba46"/>
     <w:p>
       <w:pPr>
         <w:pStyle w:val="Heading3"/>
@@ -13076,8 +12957,8 @@
         <w:t xml:space="preserve">(snapshot) au moment de la création de la commande. Même si le vendeur modifie son prix après, votre commande garde le prix initial.</w:t>
       </w:r>
     </w:p>
-    <w:bookmarkEnd w:id="106"/>
-    <w:bookmarkStart w:id="107" w:name="q7--puis-je-annuler-une-commande-"/>
+    <w:bookmarkEnd w:id="116"/>
+    <w:bookmarkStart w:id="117" w:name="q7--puis-je-annuler-une-commande-"/>
     <w:p>
       <w:pPr>
         <w:pStyle w:val="Heading3"/>
@@ -13110,8 +12991,8 @@
         <w:t xml:space="preserve">(statut DISPATCHED). Vous pouvez annuler aux statuts : DRAFT, PENDING_PAYMENT, PAID, VENDOR_CONFIRMED.</w:t>
       </w:r>
     </w:p>
-    <w:bookmarkEnd w:id="107"/>
-    <w:bookmarkStart w:id="108" w:name="Xaa87b25c580b7437d09e2783adb3ac7d4619416"/>
+    <w:bookmarkEnd w:id="117"/>
+    <w:bookmarkStart w:id="118" w:name="Xaa87b25c580b7437d09e2783adb3ac7d4619416"/>
     <w:p>
       <w:pPr>
         <w:pStyle w:val="Heading3"/>
@@ -13144,8 +13025,8 @@
         <w:t xml:space="preserve">via l'application. Décrivez le problème (5 à 2 000 caractères). Un administrateur examinera votre demande et tranchera. Si le litige est résolu en votre faveur, les fonds sont remboursés au propriétaire.</w:t>
       </w:r>
     </w:p>
-    <w:bookmarkEnd w:id="108"/>
-    <w:bookmarkStart w:id="109" w:name="Xa4b22addfde9511cbbfe5d4de9e3b79b97d8672"/>
+    <w:bookmarkEnd w:id="118"/>
+    <w:bookmarkStart w:id="119" w:name="Xa4b22addfde9511cbbfe5d4de9e3b79b97d8672"/>
     <w:p>
       <w:pPr>
         <w:pStyle w:val="Heading3"/>
@@ -13198,8 +13079,8 @@
         <w:t xml:space="preserve">Si confiance &lt; 30% : échec, utilisez la recherche manuelle</w:t>
       </w:r>
     </w:p>
-    <w:bookmarkEnd w:id="109"/>
-    <w:bookmarkStart w:id="110" w:name="X38bb9265e7b1f17b61aeb80d76f5b535432a77f"/>
+    <w:bookmarkEnd w:id="119"/>
+    <w:bookmarkStart w:id="120" w:name="X38bb9265e7b1f17b61aeb80d76f5b535432a77f"/>
     <w:p>
       <w:pPr>
         <w:pStyle w:val="Heading3"/>
@@ -13232,8 +13113,8 @@
         <w:t xml:space="preserve">dans votre garage. Pour en ajouter un nouveau au-delà de cette limite, supprimez d'abord un véhicule existant.</w:t>
       </w:r>
     </w:p>
-    <w:bookmarkEnd w:id="110"/>
-    <w:bookmarkStart w:id="111" w:name="X49b008e59a04760737f596e0a9b6d5a49fded95"/>
+    <w:bookmarkEnd w:id="120"/>
+    <w:bookmarkStart w:id="121" w:name="X49b008e59a04760737f596e0a9b6d5a49fded95"/>
     <w:p>
       <w:pPr>
         <w:pStyle w:val="Heading3"/>
@@ -13266,38 +13147,29 @@
         <w:t xml:space="preserve">sur Pièces. Le propriétaire devra créer un compte (connexion par téléphone + OTP) s'il n'en a pas encore.</w:t>
       </w:r>
     </w:p>
-    <w:bookmarkEnd w:id="111"/>
-    <w:bookmarkStart w:id="112" w:name="Xd43e8c16e2078630e6c00f3ac61078cb0d40420"/>
+    <w:bookmarkEnd w:id="121"/>
+    <w:bookmarkStart w:id="122" w:name="q12--quand-le-vendeur-est-il-payé-"/>
     <w:p>
       <w:pPr>
         <w:pStyle w:val="Heading3"/>
       </w:pPr>
       <w:r>
-        <w:t xml:space="preserve">Q12 : Quand les fonds sont-ils libérés au vendeur ?</w:t>
+        <w:t xml:space="preserve">Q12 : Quand le vendeur est-il payé ?</w:t>
       </w:r>
     </w:p>
     <w:p>
       <w:pPr>
         <w:pStyle w:val="FirstParagraph"/>
       </w:pPr>
-      <w:r>
-        <w:t xml:space="preserve">Les fonds sont libérés automatiquement</w:t>
-      </w:r>
-      <w:r>
-        <w:t xml:space="preserve"> </w:t>
-      </w:r>
       <w:r>
         <w:rPr>
           <w:b/>
           <w:bCs/>
         </w:rPr>
-        <w:t xml:space="preserve">48 heures</w:t>
-      </w:r>
-      <w:r>
-        <w:t xml:space="preserve"> </w:t>
-      </w:r>
-      <w:r>
-        <w:t xml:space="preserve">après la livraison confirmée. Si un litige est ouvert pendant ce délai, les fonds restent en séquestre jusqu'à la résolution.</w:t>
+        <w:t xml:space="preserve">Dès l'encaissement</w:t>
+      </w:r>
+      <w:r>
+        <w:t xml:space="preserve">, commission déduite — à la commande si le propriétaire paie en ligne, à la remise s'il paie au livreur. Aucun fonds n'est bloqué et il n'y a pas de délai d'attente. En cas de litige, la pièce est reprise et le remboursement est traité par Pièces avec le vendeur.</w:t>
       </w:r>
     </w:p>
     <w:p>
@@ -13319,9 +13191,9 @@
         <w:t xml:space="preserve">Document généré le 2026-03-01 — Pièces v1.0</w:t>
       </w:r>
     </w:p>
-    <w:bookmarkEnd w:id="112"/>
-    <w:bookmarkEnd w:id="113"/>
-    <w:bookmarkEnd w:id="114"/>
+    <w:bookmarkEnd w:id="122"/>
+    <w:bookmarkEnd w:id="123"/>
+    <w:bookmarkEnd w:id="124"/>
     <w:sectPr>
       <w:footnotePr>
         <w:numRestart w:val="eachSect"/>
@@ -13901,10 +13773,10 @@
   <w:docDefaults>
     <w:rPrDefault>
       <w:rPr>
-        <w:rFonts w:asciiTheme="minorHAnsi" w:cstheme="minorBidi" w:eastAsiaTheme="minorEastAsia" w:hAnsiTheme="minorHAnsi"/>
+        <w:rFonts w:asciiTheme="minorHAnsi" w:cstheme="minorBidi" w:eastAsiaTheme="minorHAnsi" w:hAnsiTheme="minorHAnsi"/>
         <w:sz w:val="24"/>
         <w:szCs w:val="24"/>
-        <w:lang w:bidi="ar-SA" w:eastAsia="zh-CN" w:val="en-US"/>
+        <w:lang w:bidi="ar-SA" w:eastAsia="en-US" w:val="en-US"/>
       </w:rPr>
     </w:rPrDefault>
     <w:pPrDefault>
@@ -14445,6 +14317,13 @@
       </w:tblCellMar>
     </w:tblPr>
     <w:tblStylePr w:type="firstRow">
+      <w:tblPr>
+        <w:jc w:val="left"/>
+        <w:tblInd w:type="dxa" w:w="0"/>
+      </w:tblPr>
+      <w:trPr>
+        <w:jc w:val="left"/>
+      </w:trPr>
       <w:tcPr>
         <w:tcBorders>
           <w:bottom w:val="single"/>
